--- a/Introductory/Notes/Beginner+ R Carpentry Notes Day 2.docx
+++ b/Introductory/Notes/Beginner+ R Carpentry Notes Day 2.docx
@@ -847,16 +847,7 @@
           <w:szCs w:val="40"/>
           <w:lang w:val="en-US"/>
         </w:rPr>
-        <w:t>A</w:t>
-      </w:r>
-      <w:r>
-        <w:rPr>
-          <w:rFonts w:ascii="Trebuchet MS" w:hAnsi="Trebuchet MS"/>
-          <w:sz w:val="40"/>
-          <w:szCs w:val="40"/>
-          <w:lang w:val="en-US"/>
-        </w:rPr>
-        <w:t>ny idea why this isn’t working?</w:t>
+        <w:t>Any idea why this isn’t working?</w:t>
       </w:r>
     </w:p>
     <w:p>
@@ -1759,7 +1750,6 @@
           <w:sz w:val="40"/>
           <w:szCs w:val="40"/>
           <w:highlight w:val="yellow"/>
-          <w:lang w:val="en-NL"/>
         </w:rPr>
       </w:pPr>
       <w:r>
@@ -1770,7 +1760,6 @@
           <w:sz w:val="40"/>
           <w:szCs w:val="40"/>
           <w:highlight w:val="yellow"/>
-          <w:lang w:val="en-NL"/>
         </w:rPr>
         <w:t>best_practice &lt;- c("Write", "programs", "for", "people", "not", "computers")</w:t>
       </w:r>
@@ -1784,7 +1773,6 @@
           <w:sz w:val="40"/>
           <w:szCs w:val="40"/>
           <w:highlight w:val="yellow"/>
-          <w:lang w:val="en-NL"/>
         </w:rPr>
       </w:pPr>
       <w:r>
@@ -1795,7 +1783,6 @@
           <w:sz w:val="40"/>
           <w:szCs w:val="40"/>
           <w:highlight w:val="yellow"/>
-          <w:lang w:val="en-NL"/>
         </w:rPr>
         <w:t>asterisk &lt;- "***"  # R interprets a variable with a single value as a vector</w:t>
       </w:r>
@@ -1809,7 +1796,6 @@
           <w:sz w:val="40"/>
           <w:szCs w:val="40"/>
           <w:highlight w:val="yellow"/>
-          <w:lang w:val="en-NL"/>
         </w:rPr>
       </w:pPr>
       <w:r>
@@ -1820,7 +1806,6 @@
           <w:sz w:val="40"/>
           <w:szCs w:val="40"/>
           <w:highlight w:val="yellow"/>
-          <w:lang w:val="en-NL"/>
         </w:rPr>
         <w:t xml:space="preserve">                   # with one element.</w:t>
       </w:r>
@@ -1834,7 +1819,6 @@
           <w:sz w:val="40"/>
           <w:szCs w:val="40"/>
           <w:highlight w:val="yellow"/>
-          <w:lang w:val="en-NL"/>
         </w:rPr>
       </w:pPr>
       <w:r>
@@ -1845,7 +1829,6 @@
           <w:sz w:val="40"/>
           <w:szCs w:val="40"/>
           <w:highlight w:val="yellow"/>
-          <w:lang w:val="en-NL"/>
         </w:rPr>
         <w:t>highlight(best_practice, asterisk)</w:t>
       </w:r>
@@ -1859,7 +1842,6 @@
           <w:sz w:val="40"/>
           <w:szCs w:val="40"/>
           <w:highlight w:val="yellow"/>
-          <w:lang w:val="en-NL"/>
         </w:rPr>
       </w:pPr>
       <w:r>
@@ -1870,7 +1852,6 @@
           <w:sz w:val="40"/>
           <w:szCs w:val="40"/>
           <w:highlight w:val="yellow"/>
-          <w:lang w:val="en-NL"/>
         </w:rPr>
         <w:t># result</w:t>
       </w:r>
@@ -1884,7 +1865,6 @@
           <w:sz w:val="40"/>
           <w:szCs w:val="40"/>
           <w:highlight w:val="yellow"/>
-          <w:lang w:val="en-NL"/>
         </w:rPr>
       </w:pPr>
       <w:r>
@@ -1895,7 +1875,6 @@
           <w:sz w:val="40"/>
           <w:szCs w:val="40"/>
           <w:highlight w:val="yellow"/>
-          <w:lang w:val="en-NL"/>
         </w:rPr>
         <w:t>## *** Write programs for people not computers ***</w:t>
       </w:r>
@@ -3007,7 +2986,6 @@
           <w:bCs/>
           <w:sz w:val="36"/>
           <w:szCs w:val="36"/>
-          <w:lang w:val="en-NL"/>
         </w:rPr>
       </w:pPr>
       <w:r>
@@ -3025,7 +3003,6 @@
           <w:bCs/>
           <w:sz w:val="36"/>
           <w:szCs w:val="36"/>
-          <w:lang w:val="en-NL"/>
         </w:rPr>
         <w:t># difference in standard deviations before and after</w:t>
       </w:r>
@@ -3045,7 +3022,6 @@
           <w:bCs/>
           <w:sz w:val="36"/>
           <w:szCs w:val="36"/>
-          <w:lang w:val="en-NL"/>
         </w:rPr>
         <w:t>sd(dat[, 4]) - sd(centered)</w:t>
       </w:r>
@@ -3186,7 +3162,6 @@
           <w:rFonts w:ascii="Trebuchet MS" w:hAnsi="Trebuchet MS"/>
           <w:sz w:val="28"/>
           <w:szCs w:val="28"/>
-          <w:lang w:val="en-NL"/>
         </w:rPr>
       </w:pPr>
       <w:r>
@@ -3200,7 +3175,7 @@
           <w:u w:val="single"/>
           <w:lang w:val="en-US"/>
         </w:rPr>
-        <w:t xml:space="preserve">Functions – part </w:t>
+        <w:t xml:space="preserve">Functions – part 3, </w:t>
       </w:r>
       <w:r>
         <w:rPr>
@@ -3213,8 +3188,1273 @@
           <w:u w:val="single"/>
           <w:lang w:val="en-US"/>
         </w:rPr>
-        <w:t>3</w:t>
-      </w:r>
+        <w:t>Errors</w:t>
+      </w:r>
+    </w:p>
+    <w:p>
+      <w:pPr>
+        <w:rPr>
+          <w:rFonts w:ascii="Trebuchet MS" w:hAnsi="Trebuchet MS"/>
+          <w:sz w:val="28"/>
+          <w:szCs w:val="28"/>
+        </w:rPr>
+      </w:pPr>
+    </w:p>
+    <w:p>
+      <w:pPr>
+        <w:rPr>
+          <w:rFonts w:ascii="Trebuchet MS" w:hAnsi="Trebuchet MS"/>
+          <w:sz w:val="28"/>
+          <w:szCs w:val="28"/>
+        </w:rPr>
+      </w:pPr>
+      <w:r>
+        <w:rPr>
+          <w:rFonts w:ascii="Trebuchet MS" w:hAnsi="Trebuchet MS"/>
+          <w:sz w:val="28"/>
+          <w:szCs w:val="28"/>
+        </w:rPr>
+        <w:t>Our function is working as intended,  but what if there are missing values in out dataset?</w:t>
+      </w:r>
+    </w:p>
+    <w:p>
+      <w:pPr>
+        <w:rPr>
+          <w:rFonts w:ascii="Trebuchet MS" w:hAnsi="Trebuchet MS"/>
+          <w:sz w:val="28"/>
+          <w:szCs w:val="28"/>
+        </w:rPr>
+      </w:pPr>
+      <w:r>
+        <w:rPr>
+          <w:rFonts w:ascii="Trebuchet MS" w:hAnsi="Trebuchet MS"/>
+          <w:sz w:val="28"/>
+          <w:szCs w:val="28"/>
+        </w:rPr>
+        <w:t>Let’s add one to check</w:t>
+      </w:r>
+    </w:p>
+    <w:p>
+      <w:pPr>
+        <w:rPr>
+          <w:rFonts w:ascii="Trebuchet MS" w:hAnsi="Trebuchet MS"/>
+          <w:sz w:val="28"/>
+          <w:szCs w:val="28"/>
+        </w:rPr>
+      </w:pPr>
+    </w:p>
+    <w:p>
+      <w:pPr>
+        <w:rPr>
+          <w:rFonts w:ascii="Trebuchet MS" w:hAnsi="Trebuchet MS"/>
+          <w:b/>
+          <w:bCs/>
+          <w:sz w:val="36"/>
+          <w:szCs w:val="36"/>
+        </w:rPr>
+      </w:pPr>
+      <w:r>
+        <w:rPr>
+          <w:rFonts w:ascii="Trebuchet MS" w:hAnsi="Trebuchet MS"/>
+          <w:sz w:val="28"/>
+          <w:szCs w:val="28"/>
+        </w:rPr>
+        <w:t>“</w:t>
+      </w:r>
+      <w:r>
+        <w:rPr>
+          <w:rFonts w:ascii="Trebuchet MS" w:hAnsi="Trebuchet MS"/>
+          <w:b/>
+          <w:bCs/>
+          <w:sz w:val="36"/>
+          <w:szCs w:val="36"/>
+        </w:rPr>
+        <w:t xml:space="preserve"> # Making a copy of the dataset and adding an NA to the 4th column</w:t>
+      </w:r>
+    </w:p>
+    <w:p>
+      <w:pPr>
+        <w:rPr>
+          <w:rFonts w:ascii="Trebuchet MS" w:hAnsi="Trebuchet MS"/>
+          <w:b/>
+          <w:bCs/>
+          <w:sz w:val="36"/>
+          <w:szCs w:val="36"/>
+        </w:rPr>
+      </w:pPr>
+      <w:r>
+        <w:rPr>
+          <w:rFonts w:ascii="Trebuchet MS" w:hAnsi="Trebuchet MS"/>
+          <w:b/>
+          <w:bCs/>
+          <w:sz w:val="36"/>
+          <w:szCs w:val="36"/>
+        </w:rPr>
+        <w:t>datNA &lt;- dat</w:t>
+      </w:r>
+    </w:p>
+    <w:p>
+      <w:pPr>
+        <w:rPr>
+          <w:rFonts w:ascii="Trebuchet MS" w:hAnsi="Trebuchet MS"/>
+          <w:b/>
+          <w:bCs/>
+          <w:sz w:val="36"/>
+          <w:szCs w:val="36"/>
+        </w:rPr>
+      </w:pPr>
+      <w:r>
+        <w:rPr>
+          <w:rFonts w:ascii="Trebuchet MS" w:hAnsi="Trebuchet MS"/>
+          <w:b/>
+          <w:bCs/>
+          <w:sz w:val="36"/>
+          <w:szCs w:val="36"/>
+        </w:rPr>
+        <w:t>datNA[10, 4] &lt;- NA</w:t>
+      </w:r>
+    </w:p>
+    <w:p>
+      <w:pPr>
+        <w:rPr>
+          <w:rFonts w:ascii="Trebuchet MS" w:hAnsi="Trebuchet MS"/>
+          <w:b/>
+          <w:bCs/>
+          <w:sz w:val="36"/>
+          <w:szCs w:val="36"/>
+        </w:rPr>
+      </w:pPr>
+    </w:p>
+    <w:p>
+      <w:pPr>
+        <w:rPr>
+          <w:rFonts w:ascii="Trebuchet MS" w:hAnsi="Trebuchet MS"/>
+          <w:sz w:val="28"/>
+          <w:szCs w:val="28"/>
+        </w:rPr>
+      </w:pPr>
+      <w:r>
+        <w:rPr>
+          <w:rFonts w:ascii="Trebuchet MS" w:hAnsi="Trebuchet MS"/>
+          <w:b/>
+          <w:bCs/>
+          <w:sz w:val="36"/>
+          <w:szCs w:val="36"/>
+        </w:rPr>
+        <w:t>center(dat[, 4], 0)</w:t>
+      </w:r>
+      <w:r>
+        <w:rPr>
+          <w:rFonts w:ascii="Trebuchet MS" w:hAnsi="Trebuchet MS"/>
+          <w:sz w:val="28"/>
+          <w:szCs w:val="28"/>
+        </w:rPr>
+        <w:t>”</w:t>
+      </w:r>
+    </w:p>
+    <w:p>
+      <w:pPr>
+        <w:rPr>
+          <w:rFonts w:ascii="Trebuchet MS" w:hAnsi="Trebuchet MS"/>
+          <w:sz w:val="28"/>
+          <w:szCs w:val="28"/>
+        </w:rPr>
+      </w:pPr>
+    </w:p>
+    <w:p>
+      <w:pPr>
+        <w:rPr>
+          <w:rFonts w:ascii="Trebuchet MS" w:hAnsi="Trebuchet MS"/>
+          <w:sz w:val="28"/>
+          <w:szCs w:val="28"/>
+        </w:rPr>
+      </w:pPr>
+      <w:r>
+        <w:rPr>
+          <w:rFonts w:ascii="Trebuchet MS" w:hAnsi="Trebuchet MS"/>
+          <w:sz w:val="28"/>
+          <w:szCs w:val="28"/>
+        </w:rPr>
+        <w:lastRenderedPageBreak/>
+        <w:t>Hmm, not quite what we might have expected. It is a good thing we tested it then! Thankfully there are some simple fixes, we could convert the NA to a value, but that would make quite an important decision for the user. We will opt to ignore them in the mean calculation instead:</w:t>
+      </w:r>
+    </w:p>
+    <w:p>
+      <w:pPr>
+        <w:rPr>
+          <w:rFonts w:ascii="Trebuchet MS" w:hAnsi="Trebuchet MS"/>
+          <w:sz w:val="28"/>
+          <w:szCs w:val="28"/>
+        </w:rPr>
+      </w:pPr>
+    </w:p>
+    <w:p>
+      <w:pPr>
+        <w:rPr>
+          <w:rFonts w:ascii="Trebuchet MS" w:hAnsi="Trebuchet MS"/>
+          <w:b/>
+          <w:bCs/>
+          <w:sz w:val="36"/>
+          <w:szCs w:val="36"/>
+        </w:rPr>
+      </w:pPr>
+      <w:r>
+        <w:rPr>
+          <w:rFonts w:ascii="Trebuchet MS" w:hAnsi="Trebuchet MS"/>
+          <w:sz w:val="28"/>
+          <w:szCs w:val="28"/>
+        </w:rPr>
+        <w:t>“</w:t>
+      </w:r>
+      <w:r>
+        <w:rPr>
+          <w:rFonts w:ascii="Trebuchet MS" w:hAnsi="Trebuchet MS"/>
+          <w:b/>
+          <w:bCs/>
+          <w:sz w:val="36"/>
+          <w:szCs w:val="36"/>
+        </w:rPr>
+        <w:t>center &lt;- function(data, midpoint) {</w:t>
+      </w:r>
+    </w:p>
+    <w:p>
+      <w:pPr>
+        <w:rPr>
+          <w:rFonts w:ascii="Trebuchet MS" w:hAnsi="Trebuchet MS"/>
+          <w:b/>
+          <w:bCs/>
+          <w:sz w:val="36"/>
+          <w:szCs w:val="36"/>
+        </w:rPr>
+      </w:pPr>
+      <w:r>
+        <w:rPr>
+          <w:rFonts w:ascii="Trebuchet MS" w:hAnsi="Trebuchet MS"/>
+          <w:b/>
+          <w:bCs/>
+          <w:sz w:val="36"/>
+          <w:szCs w:val="36"/>
+        </w:rPr>
+        <w:t xml:space="preserve">  new_data &lt;- (data - mean(data, na.rm=TRUE)) + midpoint</w:t>
+      </w:r>
+    </w:p>
+    <w:p>
+      <w:pPr>
+        <w:rPr>
+          <w:rFonts w:ascii="Trebuchet MS" w:hAnsi="Trebuchet MS"/>
+          <w:b/>
+          <w:bCs/>
+          <w:sz w:val="36"/>
+          <w:szCs w:val="36"/>
+        </w:rPr>
+      </w:pPr>
+      <w:r>
+        <w:rPr>
+          <w:rFonts w:ascii="Trebuchet MS" w:hAnsi="Trebuchet MS"/>
+          <w:b/>
+          <w:bCs/>
+          <w:sz w:val="36"/>
+          <w:szCs w:val="36"/>
+        </w:rPr>
+        <w:t xml:space="preserve">  return(new_data)</w:t>
+      </w:r>
+    </w:p>
+    <w:p>
+      <w:pPr>
+        <w:rPr>
+          <w:rFonts w:ascii="Trebuchet MS" w:hAnsi="Trebuchet MS"/>
+          <w:b/>
+          <w:bCs/>
+          <w:sz w:val="36"/>
+          <w:szCs w:val="36"/>
+        </w:rPr>
+      </w:pPr>
+      <w:r>
+        <w:rPr>
+          <w:rFonts w:ascii="Trebuchet MS" w:hAnsi="Trebuchet MS"/>
+          <w:b/>
+          <w:bCs/>
+          <w:sz w:val="36"/>
+          <w:szCs w:val="36"/>
+        </w:rPr>
+        <w:t>}</w:t>
+      </w:r>
+    </w:p>
+    <w:p>
+      <w:pPr>
+        <w:rPr>
+          <w:rFonts w:ascii="Trebuchet MS" w:hAnsi="Trebuchet MS"/>
+          <w:b/>
+          <w:bCs/>
+          <w:sz w:val="36"/>
+          <w:szCs w:val="36"/>
+        </w:rPr>
+      </w:pPr>
+    </w:p>
+    <w:p>
+      <w:pPr>
+        <w:rPr>
+          <w:rFonts w:ascii="Trebuchet MS" w:hAnsi="Trebuchet MS"/>
+          <w:sz w:val="28"/>
+          <w:szCs w:val="28"/>
+        </w:rPr>
+      </w:pPr>
+      <w:r>
+        <w:rPr>
+          <w:rFonts w:ascii="Trebuchet MS" w:hAnsi="Trebuchet MS"/>
+          <w:b/>
+          <w:bCs/>
+          <w:sz w:val="36"/>
+          <w:szCs w:val="36"/>
+        </w:rPr>
+        <w:t>center(datNA[,4], 0)</w:t>
+      </w:r>
+      <w:r>
+        <w:rPr>
+          <w:rFonts w:ascii="Trebuchet MS" w:hAnsi="Trebuchet MS"/>
+          <w:sz w:val="28"/>
+          <w:szCs w:val="28"/>
+        </w:rPr>
+        <w:t>”</w:t>
+      </w:r>
+    </w:p>
+    <w:p>
+      <w:pPr>
+        <w:rPr>
+          <w:rFonts w:ascii="Trebuchet MS" w:hAnsi="Trebuchet MS"/>
+          <w:sz w:val="28"/>
+          <w:szCs w:val="28"/>
+        </w:rPr>
+      </w:pPr>
+    </w:p>
+    <w:p>
+      <w:pPr>
+        <w:rPr>
+          <w:rFonts w:ascii="Trebuchet MS" w:hAnsi="Trebuchet MS"/>
+          <w:sz w:val="28"/>
+          <w:szCs w:val="28"/>
+        </w:rPr>
+      </w:pPr>
+      <w:r>
+        <w:rPr>
+          <w:rFonts w:ascii="Trebuchet MS" w:hAnsi="Trebuchet MS"/>
+          <w:sz w:val="28"/>
+          <w:szCs w:val="28"/>
+        </w:rPr>
+        <w:t xml:space="preserve">What if a user accidentally used a </w:t>
+      </w:r>
+      <w:r>
+        <w:rPr>
+          <w:rFonts w:ascii="Trebuchet MS" w:hAnsi="Trebuchet MS"/>
+          <w:sz w:val="28"/>
+          <w:szCs w:val="28"/>
+        </w:rPr>
+        <w:t>factor or character vector instead of numbers?</w:t>
+      </w:r>
+    </w:p>
+    <w:p>
+      <w:pPr>
+        <w:rPr>
+          <w:rFonts w:ascii="Trebuchet MS" w:hAnsi="Trebuchet MS"/>
+          <w:b/>
+          <w:bCs/>
+          <w:sz w:val="36"/>
+          <w:szCs w:val="36"/>
+        </w:rPr>
+      </w:pPr>
+      <w:r>
+        <w:rPr>
+          <w:rFonts w:ascii="Trebuchet MS" w:hAnsi="Trebuchet MS"/>
+          <w:sz w:val="28"/>
+          <w:szCs w:val="28"/>
+        </w:rPr>
+        <w:t>“</w:t>
+      </w:r>
+      <w:r>
+        <w:rPr>
+          <w:rFonts w:ascii="Trebuchet MS" w:hAnsi="Trebuchet MS"/>
+          <w:b/>
+          <w:bCs/>
+          <w:sz w:val="36"/>
+          <w:szCs w:val="36"/>
+        </w:rPr>
+        <w:t>datNA[,1] &lt;- as.factor(datNA[,1])</w:t>
+      </w:r>
+    </w:p>
+    <w:p>
+      <w:pPr>
+        <w:rPr>
+          <w:rFonts w:ascii="Trebuchet MS" w:hAnsi="Trebuchet MS"/>
+          <w:b/>
+          <w:bCs/>
+          <w:sz w:val="36"/>
+          <w:szCs w:val="36"/>
+        </w:rPr>
+      </w:pPr>
+      <w:r>
+        <w:rPr>
+          <w:rFonts w:ascii="Trebuchet MS" w:hAnsi="Trebuchet MS"/>
+          <w:b/>
+          <w:bCs/>
+          <w:sz w:val="36"/>
+          <w:szCs w:val="36"/>
+        </w:rPr>
+        <w:t>datNA[,2] &lt;- as.character(datNA[,2])</w:t>
+      </w:r>
+    </w:p>
+    <w:p>
+      <w:pPr>
+        <w:rPr>
+          <w:rFonts w:ascii="Trebuchet MS" w:hAnsi="Trebuchet MS"/>
+          <w:b/>
+          <w:bCs/>
+          <w:sz w:val="36"/>
+          <w:szCs w:val="36"/>
+        </w:rPr>
+      </w:pPr>
+    </w:p>
+    <w:p>
+      <w:pPr>
+        <w:rPr>
+          <w:rFonts w:ascii="Trebuchet MS" w:hAnsi="Trebuchet MS"/>
+          <w:b/>
+          <w:bCs/>
+          <w:sz w:val="36"/>
+          <w:szCs w:val="36"/>
+        </w:rPr>
+      </w:pPr>
+      <w:r>
+        <w:rPr>
+          <w:rFonts w:ascii="Trebuchet MS" w:hAnsi="Trebuchet MS"/>
+          <w:b/>
+          <w:bCs/>
+          <w:sz w:val="36"/>
+          <w:szCs w:val="36"/>
+        </w:rPr>
+        <w:t>center(datNA[,1], 0)</w:t>
+      </w:r>
+    </w:p>
+    <w:p>
+      <w:pPr>
+        <w:rPr>
+          <w:rFonts w:ascii="Trebuchet MS" w:hAnsi="Trebuchet MS"/>
+          <w:sz w:val="28"/>
+          <w:szCs w:val="28"/>
+        </w:rPr>
+      </w:pPr>
+      <w:r>
+        <w:rPr>
+          <w:rFonts w:ascii="Trebuchet MS" w:hAnsi="Trebuchet MS"/>
+          <w:b/>
+          <w:bCs/>
+          <w:sz w:val="36"/>
+          <w:szCs w:val="36"/>
+        </w:rPr>
+        <w:t>center(datNA[,2], 0)</w:t>
+      </w:r>
+      <w:r>
+        <w:rPr>
+          <w:rFonts w:ascii="Trebuchet MS" w:hAnsi="Trebuchet MS"/>
+          <w:sz w:val="28"/>
+          <w:szCs w:val="28"/>
+        </w:rPr>
+        <w:t>”</w:t>
+      </w:r>
+    </w:p>
+    <w:p>
+      <w:pPr>
+        <w:rPr>
+          <w:rFonts w:ascii="Trebuchet MS" w:hAnsi="Trebuchet MS"/>
+          <w:sz w:val="28"/>
+          <w:szCs w:val="28"/>
+        </w:rPr>
+      </w:pPr>
+    </w:p>
+    <w:p>
+      <w:pPr>
+        <w:rPr>
+          <w:rFonts w:ascii="Trebuchet MS" w:hAnsi="Trebuchet MS"/>
+          <w:sz w:val="28"/>
+          <w:szCs w:val="28"/>
+        </w:rPr>
+      </w:pPr>
+      <w:r>
+        <w:rPr>
+          <w:rFonts w:ascii="Trebuchet MS" w:hAnsi="Trebuchet MS"/>
+          <w:sz w:val="28"/>
+          <w:szCs w:val="28"/>
+        </w:rPr>
+        <w:t xml:space="preserve">The error messages give us a lot of information here. Both state that because the values aren’t numeric it returns all NAs. But the second doesn’t end up returning anything. To better craft our function we </w:t>
+      </w:r>
+      <w:r>
+        <w:rPr>
+          <w:rFonts w:ascii="Trebuchet MS" w:hAnsi="Trebuchet MS"/>
+          <w:sz w:val="28"/>
+          <w:szCs w:val="28"/>
+        </w:rPr>
+        <w:lastRenderedPageBreak/>
+        <w:t>could require that it only receives numeric input.</w:t>
+      </w:r>
+      <w:r>
+        <w:rPr>
+          <w:rFonts w:ascii="Trebuchet MS" w:hAnsi="Trebuchet MS"/>
+          <w:sz w:val="28"/>
+          <w:szCs w:val="28"/>
+        </w:rPr>
+        <w:t xml:space="preserve"> For now we can include a warning</w:t>
+      </w:r>
+      <w:r>
+        <w:rPr>
+          <w:rFonts w:ascii="Trebuchet MS" w:hAnsi="Trebuchet MS"/>
+          <w:sz w:val="28"/>
+          <w:szCs w:val="28"/>
+        </w:rPr>
+        <w:t xml:space="preserve">  </w:t>
+      </w:r>
+    </w:p>
+    <w:p>
+      <w:pPr>
+        <w:rPr>
+          <w:rFonts w:ascii="Trebuchet MS" w:hAnsi="Trebuchet MS"/>
+          <w:sz w:val="28"/>
+          <w:szCs w:val="28"/>
+        </w:rPr>
+      </w:pPr>
+    </w:p>
+    <w:p>
+      <w:pPr>
+        <w:rPr>
+          <w:rFonts w:ascii="Trebuchet MS" w:hAnsi="Trebuchet MS"/>
+          <w:b/>
+          <w:bCs/>
+          <w:sz w:val="36"/>
+          <w:szCs w:val="36"/>
+        </w:rPr>
+      </w:pPr>
+      <w:r>
+        <w:rPr>
+          <w:rFonts w:ascii="Trebuchet MS" w:hAnsi="Trebuchet MS"/>
+          <w:sz w:val="28"/>
+          <w:szCs w:val="28"/>
+        </w:rPr>
+        <w:t>“</w:t>
+      </w:r>
+      <w:r>
+        <w:rPr>
+          <w:rFonts w:ascii="Trebuchet MS" w:hAnsi="Trebuchet MS"/>
+          <w:b/>
+          <w:bCs/>
+          <w:sz w:val="36"/>
+          <w:szCs w:val="36"/>
+        </w:rPr>
+        <w:t>center &lt;- function(data, midpoint) {</w:t>
+      </w:r>
+    </w:p>
+    <w:p>
+      <w:pPr>
+        <w:rPr>
+          <w:rFonts w:ascii="Trebuchet MS" w:hAnsi="Trebuchet MS"/>
+          <w:b/>
+          <w:bCs/>
+          <w:sz w:val="36"/>
+          <w:szCs w:val="36"/>
+        </w:rPr>
+      </w:pPr>
+      <w:r>
+        <w:rPr>
+          <w:rFonts w:ascii="Trebuchet MS" w:hAnsi="Trebuchet MS"/>
+          <w:b/>
+          <w:bCs/>
+          <w:sz w:val="36"/>
+          <w:szCs w:val="36"/>
+        </w:rPr>
+        <w:t xml:space="preserve">  if(!is.numeric(data)) {</w:t>
+      </w:r>
+    </w:p>
+    <w:p>
+      <w:pPr>
+        <w:rPr>
+          <w:rFonts w:ascii="Trebuchet MS" w:hAnsi="Trebuchet MS"/>
+          <w:b/>
+          <w:bCs/>
+          <w:sz w:val="36"/>
+          <w:szCs w:val="36"/>
+        </w:rPr>
+      </w:pPr>
+      <w:r>
+        <w:rPr>
+          <w:rFonts w:ascii="Trebuchet MS" w:hAnsi="Trebuchet MS"/>
+          <w:b/>
+          <w:bCs/>
+          <w:sz w:val="36"/>
+          <w:szCs w:val="36"/>
+        </w:rPr>
+        <w:t xml:space="preserve">    </w:t>
+      </w:r>
+    </w:p>
+    <w:p>
+      <w:pPr>
+        <w:rPr>
+          <w:rFonts w:ascii="Trebuchet MS" w:hAnsi="Trebuchet MS"/>
+          <w:b/>
+          <w:bCs/>
+          <w:sz w:val="36"/>
+          <w:szCs w:val="36"/>
+        </w:rPr>
+      </w:pPr>
+      <w:r>
+        <w:rPr>
+          <w:rFonts w:ascii="Trebuchet MS" w:hAnsi="Trebuchet MS"/>
+          <w:b/>
+          <w:bCs/>
+          <w:sz w:val="36"/>
+          <w:szCs w:val="36"/>
+        </w:rPr>
+        <w:t xml:space="preserve">    warning("</w:t>
+      </w:r>
+      <w:r>
+        <w:rPr>
+          <w:rFonts w:ascii="Trebuchet MS" w:hAnsi="Trebuchet MS"/>
+          <w:b/>
+          <w:bCs/>
+          <w:sz w:val="36"/>
+          <w:szCs w:val="36"/>
+        </w:rPr>
+        <w:t>WARNING: all values in your data must be either numeric or NA!</w:t>
+      </w:r>
+      <w:r>
+        <w:rPr>
+          <w:rFonts w:ascii="Trebuchet MS" w:hAnsi="Trebuchet MS"/>
+          <w:b/>
+          <w:bCs/>
+          <w:sz w:val="36"/>
+          <w:szCs w:val="36"/>
+        </w:rPr>
+        <w:t>")</w:t>
+      </w:r>
+    </w:p>
+    <w:p>
+      <w:pPr>
+        <w:rPr>
+          <w:rFonts w:ascii="Trebuchet MS" w:hAnsi="Trebuchet MS"/>
+          <w:b/>
+          <w:bCs/>
+          <w:sz w:val="36"/>
+          <w:szCs w:val="36"/>
+        </w:rPr>
+      </w:pPr>
+      <w:r>
+        <w:rPr>
+          <w:rFonts w:ascii="Trebuchet MS" w:hAnsi="Trebuchet MS"/>
+          <w:b/>
+          <w:bCs/>
+          <w:sz w:val="36"/>
+          <w:szCs w:val="36"/>
+        </w:rPr>
+        <w:t xml:space="preserve">    </w:t>
+      </w:r>
+    </w:p>
+    <w:p>
+      <w:pPr>
+        <w:rPr>
+          <w:rFonts w:ascii="Trebuchet MS" w:hAnsi="Trebuchet MS"/>
+          <w:b/>
+          <w:bCs/>
+          <w:sz w:val="36"/>
+          <w:szCs w:val="36"/>
+        </w:rPr>
+      </w:pPr>
+      <w:r>
+        <w:rPr>
+          <w:rFonts w:ascii="Trebuchet MS" w:hAnsi="Trebuchet MS"/>
+          <w:b/>
+          <w:bCs/>
+          <w:sz w:val="36"/>
+          <w:szCs w:val="36"/>
+        </w:rPr>
+        <w:t xml:space="preserve">  }</w:t>
+      </w:r>
+    </w:p>
+    <w:p>
+      <w:pPr>
+        <w:rPr>
+          <w:rFonts w:ascii="Trebuchet MS" w:hAnsi="Trebuchet MS"/>
+          <w:b/>
+          <w:bCs/>
+          <w:sz w:val="36"/>
+          <w:szCs w:val="36"/>
+        </w:rPr>
+      </w:pPr>
+      <w:r>
+        <w:rPr>
+          <w:rFonts w:ascii="Trebuchet MS" w:hAnsi="Trebuchet MS"/>
+          <w:b/>
+          <w:bCs/>
+          <w:sz w:val="36"/>
+          <w:szCs w:val="36"/>
+        </w:rPr>
+        <w:t xml:space="preserve">  new_data &lt;- (data - mean(data, na.rm=TRUE)) + midpoint</w:t>
+      </w:r>
+    </w:p>
+    <w:p>
+      <w:pPr>
+        <w:rPr>
+          <w:rFonts w:ascii="Trebuchet MS" w:hAnsi="Trebuchet MS"/>
+          <w:b/>
+          <w:bCs/>
+          <w:sz w:val="36"/>
+          <w:szCs w:val="36"/>
+        </w:rPr>
+      </w:pPr>
+      <w:r>
+        <w:rPr>
+          <w:rFonts w:ascii="Trebuchet MS" w:hAnsi="Trebuchet MS"/>
+          <w:b/>
+          <w:bCs/>
+          <w:sz w:val="36"/>
+          <w:szCs w:val="36"/>
+        </w:rPr>
+        <w:t xml:space="preserve">  return(new_data)</w:t>
+      </w:r>
+    </w:p>
+    <w:p>
+      <w:pPr>
+        <w:rPr>
+          <w:rFonts w:ascii="Trebuchet MS" w:hAnsi="Trebuchet MS"/>
+          <w:sz w:val="28"/>
+          <w:szCs w:val="28"/>
+        </w:rPr>
+      </w:pPr>
+      <w:r>
+        <w:rPr>
+          <w:rFonts w:ascii="Trebuchet MS" w:hAnsi="Trebuchet MS"/>
+          <w:b/>
+          <w:bCs/>
+          <w:sz w:val="36"/>
+          <w:szCs w:val="36"/>
+        </w:rPr>
+        <w:t>}</w:t>
+      </w:r>
+      <w:r>
+        <w:rPr>
+          <w:rFonts w:ascii="Trebuchet MS" w:hAnsi="Trebuchet MS"/>
+          <w:sz w:val="28"/>
+          <w:szCs w:val="28"/>
+        </w:rPr>
+        <w:t>”</w:t>
+      </w:r>
+    </w:p>
+    <w:p>
+      <w:pPr>
+        <w:rPr>
+          <w:rFonts w:ascii="Trebuchet MS" w:hAnsi="Trebuchet MS"/>
+          <w:sz w:val="28"/>
+          <w:szCs w:val="28"/>
+        </w:rPr>
+      </w:pPr>
+    </w:p>
+    <w:p>
+      <w:pPr>
+        <w:rPr>
+          <w:rFonts w:ascii="Trebuchet MS" w:hAnsi="Trebuchet MS"/>
+          <w:sz w:val="28"/>
+          <w:szCs w:val="28"/>
+        </w:rPr>
+      </w:pPr>
+      <w:r>
+        <w:rPr>
+          <w:rFonts w:ascii="Trebuchet MS" w:hAnsi="Trebuchet MS"/>
+          <w:sz w:val="28"/>
+          <w:szCs w:val="28"/>
+        </w:rPr>
+        <w:t xml:space="preserve">While a warning can be useful, typically we give context of our work with comments. We have been doing this all the way through the course so far, but we can add some to the function too. </w:t>
+      </w:r>
+    </w:p>
+    <w:p>
+      <w:pPr>
+        <w:rPr>
+          <w:rFonts w:ascii="Trebuchet MS" w:hAnsi="Trebuchet MS"/>
+          <w:b/>
+          <w:bCs/>
+          <w:sz w:val="36"/>
+          <w:szCs w:val="36"/>
+        </w:rPr>
+      </w:pPr>
+      <w:r>
+        <w:rPr>
+          <w:rFonts w:ascii="Trebuchet MS" w:hAnsi="Trebuchet MS"/>
+          <w:sz w:val="28"/>
+          <w:szCs w:val="28"/>
+        </w:rPr>
+        <w:t>“</w:t>
+      </w:r>
+      <w:r>
+        <w:rPr>
+          <w:rFonts w:ascii="Trebuchet MS" w:hAnsi="Trebuchet MS"/>
+          <w:b/>
+          <w:bCs/>
+          <w:sz w:val="36"/>
+          <w:szCs w:val="36"/>
+        </w:rPr>
+        <w:t>center &lt;- function(data, midpoint) {</w:t>
+      </w:r>
+    </w:p>
+    <w:p>
+      <w:pPr>
+        <w:rPr>
+          <w:rFonts w:ascii="Trebuchet MS" w:hAnsi="Trebuchet MS"/>
+          <w:b/>
+          <w:bCs/>
+          <w:sz w:val="36"/>
+          <w:szCs w:val="36"/>
+        </w:rPr>
+      </w:pPr>
+      <w:r>
+        <w:rPr>
+          <w:rFonts w:ascii="Trebuchet MS" w:hAnsi="Trebuchet MS"/>
+          <w:b/>
+          <w:bCs/>
+          <w:sz w:val="36"/>
+          <w:szCs w:val="36"/>
+        </w:rPr>
+        <w:tab/>
+      </w:r>
+      <w:r>
+        <w:rPr>
+          <w:rFonts w:ascii="Trebuchet MS" w:hAnsi="Trebuchet MS"/>
+          <w:b/>
+          <w:bCs/>
+          <w:sz w:val="36"/>
+          <w:szCs w:val="36"/>
+        </w:rPr>
+        <w:t># return a new vector containing the original data centered around the</w:t>
+      </w:r>
+    </w:p>
+    <w:p>
+      <w:pPr>
+        <w:rPr>
+          <w:rFonts w:ascii="Trebuchet MS" w:hAnsi="Trebuchet MS"/>
+          <w:b/>
+          <w:bCs/>
+          <w:sz w:val="36"/>
+          <w:szCs w:val="36"/>
+        </w:rPr>
+      </w:pPr>
+      <w:r>
+        <w:rPr>
+          <w:rFonts w:ascii="Trebuchet MS" w:hAnsi="Trebuchet MS"/>
+          <w:b/>
+          <w:bCs/>
+          <w:sz w:val="36"/>
+          <w:szCs w:val="36"/>
+        </w:rPr>
+        <w:t xml:space="preserve">  # midpoint.</w:t>
+      </w:r>
+    </w:p>
+    <w:p>
+      <w:pPr>
+        <w:rPr>
+          <w:rFonts w:ascii="Trebuchet MS" w:hAnsi="Trebuchet MS"/>
+          <w:b/>
+          <w:bCs/>
+          <w:sz w:val="36"/>
+          <w:szCs w:val="36"/>
+        </w:rPr>
+      </w:pPr>
+      <w:r>
+        <w:rPr>
+          <w:rFonts w:ascii="Trebuchet MS" w:hAnsi="Trebuchet MS"/>
+          <w:b/>
+          <w:bCs/>
+          <w:sz w:val="36"/>
+          <w:szCs w:val="36"/>
+        </w:rPr>
+        <w:t xml:space="preserve">  # Example: center(c(1, 2, 3), 0) =&gt; c(-1, 0, 1)</w:t>
+      </w:r>
+    </w:p>
+    <w:p>
+      <w:pPr>
+        <w:rPr>
+          <w:rFonts w:ascii="Trebuchet MS" w:hAnsi="Trebuchet MS"/>
+          <w:b/>
+          <w:bCs/>
+          <w:sz w:val="36"/>
+          <w:szCs w:val="36"/>
+        </w:rPr>
+      </w:pPr>
+      <w:r>
+        <w:rPr>
+          <w:rFonts w:ascii="Trebuchet MS" w:hAnsi="Trebuchet MS"/>
+          <w:b/>
+          <w:bCs/>
+          <w:sz w:val="36"/>
+          <w:szCs w:val="36"/>
+        </w:rPr>
+        <w:t xml:space="preserve">  </w:t>
+      </w:r>
+    </w:p>
+    <w:p>
+      <w:pPr>
+        <w:rPr>
+          <w:rFonts w:ascii="Trebuchet MS" w:hAnsi="Trebuchet MS"/>
+          <w:b/>
+          <w:bCs/>
+          <w:sz w:val="36"/>
+          <w:szCs w:val="36"/>
+        </w:rPr>
+      </w:pPr>
+      <w:r>
+        <w:rPr>
+          <w:rFonts w:ascii="Trebuchet MS" w:hAnsi="Trebuchet MS"/>
+          <w:b/>
+          <w:bCs/>
+          <w:sz w:val="36"/>
+          <w:szCs w:val="36"/>
+        </w:rPr>
+        <w:lastRenderedPageBreak/>
+        <w:t>if(!is.numeric(data)) {</w:t>
+      </w:r>
+    </w:p>
+    <w:p>
+      <w:pPr>
+        <w:rPr>
+          <w:rFonts w:ascii="Trebuchet MS" w:hAnsi="Trebuchet MS"/>
+          <w:b/>
+          <w:bCs/>
+          <w:sz w:val="36"/>
+          <w:szCs w:val="36"/>
+        </w:rPr>
+      </w:pPr>
+      <w:r>
+        <w:rPr>
+          <w:rFonts w:ascii="Trebuchet MS" w:hAnsi="Trebuchet MS"/>
+          <w:b/>
+          <w:bCs/>
+          <w:sz w:val="36"/>
+          <w:szCs w:val="36"/>
+        </w:rPr>
+        <w:t xml:space="preserve">    </w:t>
+      </w:r>
+    </w:p>
+    <w:p>
+      <w:pPr>
+        <w:rPr>
+          <w:rFonts w:ascii="Trebuchet MS" w:hAnsi="Trebuchet MS"/>
+          <w:b/>
+          <w:bCs/>
+          <w:sz w:val="36"/>
+          <w:szCs w:val="36"/>
+        </w:rPr>
+      </w:pPr>
+      <w:r>
+        <w:rPr>
+          <w:rFonts w:ascii="Trebuchet MS" w:hAnsi="Trebuchet MS"/>
+          <w:b/>
+          <w:bCs/>
+          <w:sz w:val="36"/>
+          <w:szCs w:val="36"/>
+        </w:rPr>
+        <w:t xml:space="preserve">    warning("</w:t>
+      </w:r>
+      <w:r>
+        <w:rPr>
+          <w:rFonts w:ascii="Trebuchet MS" w:hAnsi="Trebuchet MS"/>
+          <w:b/>
+          <w:bCs/>
+          <w:sz w:val="36"/>
+          <w:szCs w:val="36"/>
+        </w:rPr>
+        <w:t>WARNING: all values in your data must be either numeric or NA!</w:t>
+      </w:r>
+      <w:r>
+        <w:rPr>
+          <w:rFonts w:ascii="Trebuchet MS" w:hAnsi="Trebuchet MS"/>
+          <w:b/>
+          <w:bCs/>
+          <w:sz w:val="36"/>
+          <w:szCs w:val="36"/>
+        </w:rPr>
+        <w:t>")</w:t>
+      </w:r>
+    </w:p>
+    <w:p>
+      <w:pPr>
+        <w:rPr>
+          <w:rFonts w:ascii="Trebuchet MS" w:hAnsi="Trebuchet MS"/>
+          <w:b/>
+          <w:bCs/>
+          <w:sz w:val="36"/>
+          <w:szCs w:val="36"/>
+        </w:rPr>
+      </w:pPr>
+      <w:r>
+        <w:rPr>
+          <w:rFonts w:ascii="Trebuchet MS" w:hAnsi="Trebuchet MS"/>
+          <w:b/>
+          <w:bCs/>
+          <w:sz w:val="36"/>
+          <w:szCs w:val="36"/>
+        </w:rPr>
+        <w:t xml:space="preserve">    </w:t>
+      </w:r>
+    </w:p>
+    <w:p>
+      <w:pPr>
+        <w:rPr>
+          <w:rFonts w:ascii="Trebuchet MS" w:hAnsi="Trebuchet MS"/>
+          <w:b/>
+          <w:bCs/>
+          <w:sz w:val="36"/>
+          <w:szCs w:val="36"/>
+        </w:rPr>
+      </w:pPr>
+      <w:r>
+        <w:rPr>
+          <w:rFonts w:ascii="Trebuchet MS" w:hAnsi="Trebuchet MS"/>
+          <w:b/>
+          <w:bCs/>
+          <w:sz w:val="36"/>
+          <w:szCs w:val="36"/>
+        </w:rPr>
+        <w:t xml:space="preserve">  }</w:t>
+      </w:r>
+    </w:p>
+    <w:p>
+      <w:pPr>
+        <w:rPr>
+          <w:rFonts w:ascii="Trebuchet MS" w:hAnsi="Trebuchet MS"/>
+          <w:b/>
+          <w:bCs/>
+          <w:sz w:val="36"/>
+          <w:szCs w:val="36"/>
+        </w:rPr>
+      </w:pPr>
+      <w:r>
+        <w:rPr>
+          <w:rFonts w:ascii="Trebuchet MS" w:hAnsi="Trebuchet MS"/>
+          <w:b/>
+          <w:bCs/>
+          <w:sz w:val="36"/>
+          <w:szCs w:val="36"/>
+        </w:rPr>
+        <w:t xml:space="preserve">  new_data &lt;- (data - mean(data, na.rm=TRUE)) + midpoint</w:t>
+      </w:r>
+    </w:p>
+    <w:p>
+      <w:pPr>
+        <w:rPr>
+          <w:rFonts w:ascii="Trebuchet MS" w:hAnsi="Trebuchet MS"/>
+          <w:b/>
+          <w:bCs/>
+          <w:sz w:val="36"/>
+          <w:szCs w:val="36"/>
+        </w:rPr>
+      </w:pPr>
+      <w:r>
+        <w:rPr>
+          <w:rFonts w:ascii="Trebuchet MS" w:hAnsi="Trebuchet MS"/>
+          <w:b/>
+          <w:bCs/>
+          <w:sz w:val="36"/>
+          <w:szCs w:val="36"/>
+        </w:rPr>
+        <w:t xml:space="preserve">  return(new_data)</w:t>
+      </w:r>
+    </w:p>
+    <w:p>
+      <w:pPr>
+        <w:rPr>
+          <w:rFonts w:ascii="Trebuchet MS" w:hAnsi="Trebuchet MS"/>
+          <w:sz w:val="28"/>
+          <w:szCs w:val="28"/>
+        </w:rPr>
+      </w:pPr>
+      <w:r>
+        <w:rPr>
+          <w:rFonts w:ascii="Trebuchet MS" w:hAnsi="Trebuchet MS"/>
+          <w:b/>
+          <w:bCs/>
+          <w:sz w:val="36"/>
+          <w:szCs w:val="36"/>
+        </w:rPr>
+        <w:t>}</w:t>
+      </w:r>
+      <w:r>
+        <w:rPr>
+          <w:rFonts w:ascii="Trebuchet MS" w:hAnsi="Trebuchet MS"/>
+          <w:sz w:val="28"/>
+          <w:szCs w:val="28"/>
+        </w:rPr>
+        <w:t>”</w:t>
+      </w:r>
+    </w:p>
+    <w:p>
+      <w:pPr>
+        <w:rPr>
+          <w:rFonts w:ascii="Trebuchet MS" w:hAnsi="Trebuchet MS"/>
+          <w:sz w:val="28"/>
+          <w:szCs w:val="28"/>
+        </w:rPr>
+      </w:pPr>
+    </w:p>
+    <w:p>
+      <w:pPr>
+        <w:rPr>
+          <w:rFonts w:ascii="Trebuchet MS" w:hAnsi="Trebuchet MS"/>
+          <w:sz w:val="28"/>
+          <w:szCs w:val="28"/>
+        </w:rPr>
+      </w:pPr>
+      <w:r>
+        <w:rPr>
+          <w:rFonts w:ascii="Trebuchet MS" w:hAnsi="Trebuchet MS"/>
+          <w:sz w:val="28"/>
+          <w:szCs w:val="28"/>
+        </w:rPr>
+        <w:t>This doesn’t work quite the same as the more formal documentation used in other packages, but it will suffice for your own use of sharing with colleagues.</w:t>
+      </w:r>
+    </w:p>
+    <w:p>
+      <w:pPr>
+        <w:rPr>
+          <w:rFonts w:ascii="Trebuchet MS" w:hAnsi="Trebuchet MS"/>
+          <w:sz w:val="28"/>
+          <w:szCs w:val="28"/>
+        </w:rPr>
+      </w:pPr>
+    </w:p>
+    <w:p>
+      <w:pPr>
+        <w:rPr>
+          <w:rFonts w:ascii="Trebuchet MS" w:hAnsi="Trebuchet MS"/>
+          <w:sz w:val="28"/>
+          <w:szCs w:val="28"/>
+        </w:rPr>
+      </w:pPr>
+    </w:p>
+    <w:p>
+      <w:pPr>
+        <w:rPr>
+          <w:rFonts w:ascii="Trebuchet MS" w:hAnsi="Trebuchet MS"/>
+          <w:b/>
+          <w:bCs/>
+          <w:sz w:val="40"/>
+          <w:szCs w:val="40"/>
+          <w:lang w:val="en-US"/>
+        </w:rPr>
+      </w:pPr>
+      <w:r>
+        <w:rPr>
+          <w:rFonts w:ascii="Trebuchet MS" w:hAnsi="Trebuchet MS"/>
+          <w:b/>
+          <w:bCs/>
+          <w:sz w:val="40"/>
+          <w:szCs w:val="40"/>
+          <w:highlight w:val="yellow"/>
+          <w:lang w:val="en-US"/>
+        </w:rPr>
+        <w:t>Can you write a function called analyse that takes a file name as an argument and creates the 3 graphs we made in the previous session? So analyse(“inflammation-01.csv”) will make te graphs we made previously and analyse(“inflammation-02.csv”) will make new ones</w:t>
+      </w:r>
+    </w:p>
+    <w:p>
+      <w:pPr>
+        <w:rPr>
+          <w:rFonts w:ascii="Trebuchet MS" w:hAnsi="Trebuchet MS"/>
+          <w:b/>
+          <w:bCs/>
+          <w:sz w:val="40"/>
+          <w:szCs w:val="40"/>
+          <w:lang w:val="en-US"/>
+        </w:rPr>
+      </w:pPr>
+    </w:p>
+    <w:p>
+      <w:pPr>
+        <w:rPr>
+          <w:rFonts w:ascii="Trebuchet MS" w:hAnsi="Trebuchet MS"/>
+          <w:b/>
+          <w:bCs/>
+          <w:sz w:val="40"/>
+          <w:szCs w:val="40"/>
+          <w:highlight w:val="yellow"/>
+        </w:rPr>
+      </w:pPr>
+      <w:r>
+        <w:rPr>
+          <w:rFonts w:ascii="Trebuchet MS" w:hAnsi="Trebuchet MS"/>
+          <w:b/>
+          <w:bCs/>
+          <w:sz w:val="40"/>
+          <w:szCs w:val="40"/>
+          <w:highlight w:val="yellow"/>
+        </w:rPr>
+        <w:lastRenderedPageBreak/>
+        <w:t>Write a function rescale that takes a vector as input and returns a corresponding vector of values scaled to lie in the range 0 to 1. (If L and H are the lowest and highest values in the original vector, then the replacement for a value v should be (v-L) / (H-L).) Be sure to document your function with comments.</w:t>
+      </w:r>
+    </w:p>
+    <w:p>
+      <w:pPr>
+        <w:rPr>
+          <w:rFonts w:ascii="Trebuchet MS" w:hAnsi="Trebuchet MS"/>
+          <w:b/>
+          <w:bCs/>
+          <w:sz w:val="40"/>
+          <w:szCs w:val="40"/>
+        </w:rPr>
+      </w:pPr>
+      <w:r>
+        <w:rPr>
+          <w:rFonts w:ascii="Trebuchet MS" w:hAnsi="Trebuchet MS"/>
+          <w:b/>
+          <w:bCs/>
+          <w:sz w:val="40"/>
+          <w:szCs w:val="40"/>
+          <w:highlight w:val="yellow"/>
+        </w:rPr>
+        <w:t>Test that your rescale function is working properly using min, max, and plot.</w:t>
+      </w:r>
+    </w:p>
+    <w:p>
+      <w:pPr>
+        <w:rPr>
+          <w:rFonts w:ascii="Trebuchet MS" w:hAnsi="Trebuchet MS"/>
+          <w:b/>
+          <w:bCs/>
+          <w:sz w:val="40"/>
+          <w:szCs w:val="40"/>
+        </w:rPr>
+      </w:pPr>
+    </w:p>
+    <w:p>
+      <w:pPr>
+        <w:rPr>
+          <w:rFonts w:ascii="Trebuchet MS" w:hAnsi="Trebuchet MS"/>
+          <w:b/>
+          <w:bCs/>
+          <w:sz w:val="40"/>
+          <w:szCs w:val="40"/>
+          <w:lang w:val="en-US"/>
+        </w:rPr>
+      </w:pPr>
+    </w:p>
+    <w:p>
+      <w:pPr>
+        <w:rPr>
+          <w:rFonts w:ascii="Trebuchet MS" w:hAnsi="Trebuchet MS"/>
+          <w:sz w:val="28"/>
+          <w:szCs w:val="28"/>
+        </w:rPr>
+      </w:pPr>
+    </w:p>
+    <w:p>
+      <w:pPr>
+        <w:rPr>
+          <w:rFonts w:ascii="Trebuchet MS" w:hAnsi="Trebuchet MS"/>
+          <w:color w:val="FF0000"/>
+          <w:sz w:val="72"/>
+          <w:szCs w:val="72"/>
+        </w:rPr>
+      </w:pPr>
       <w:r>
         <w:rPr>
           <w:rFonts w:ascii="Trebuchet MS" w:hAnsi="Trebuchet MS"/>
@@ -3226,7 +4466,7 @@
           <w:u w:val="single"/>
           <w:lang w:val="en-US"/>
         </w:rPr>
-        <w:t>,</w:t>
+        <w:t xml:space="preserve">Functions – part 4, </w:t>
       </w:r>
       <w:r>
         <w:rPr>
@@ -3239,9 +4479,1303 @@
           <w:u w:val="single"/>
           <w:lang w:val="en-US"/>
         </w:rPr>
+        <w:t>Defaults</w:t>
+      </w:r>
+    </w:p>
+    <w:p>
+      <w:pPr>
+        <w:rPr>
+          <w:rFonts w:ascii="Trebuchet MS" w:hAnsi="Trebuchet MS"/>
+          <w:sz w:val="28"/>
+          <w:szCs w:val="28"/>
+        </w:rPr>
+      </w:pPr>
+    </w:p>
+    <w:p>
+      <w:pPr>
+        <w:rPr>
+          <w:rFonts w:ascii="Trebuchet MS" w:hAnsi="Trebuchet MS"/>
+          <w:sz w:val="28"/>
+          <w:szCs w:val="28"/>
+        </w:rPr>
+      </w:pPr>
+      <w:r>
+        <w:rPr>
+          <w:rFonts w:ascii="Trebuchet MS" w:hAnsi="Trebuchet MS"/>
+          <w:sz w:val="28"/>
+          <w:szCs w:val="28"/>
+        </w:rPr>
+        <w:t>So far we have mostly been using the argument names when calling functions. However it is not always needed:</w:t>
+      </w:r>
+    </w:p>
+    <w:p>
+      <w:pPr>
+        <w:rPr>
+          <w:rFonts w:ascii="Trebuchet MS" w:hAnsi="Trebuchet MS"/>
+          <w:sz w:val="28"/>
+          <w:szCs w:val="28"/>
+        </w:rPr>
+      </w:pPr>
+      <w:r>
+        <w:rPr>
+          <w:rFonts w:ascii="Trebuchet MS" w:hAnsi="Trebuchet MS"/>
+          <w:sz w:val="28"/>
+          <w:szCs w:val="28"/>
+        </w:rPr>
+        <w:t>“</w:t>
+      </w:r>
+      <w:r>
+        <w:rPr>
+          <w:rFonts w:ascii="Trebuchet MS" w:hAnsi="Trebuchet MS"/>
+          <w:b/>
+          <w:bCs/>
+          <w:sz w:val="36"/>
+          <w:szCs w:val="36"/>
+        </w:rPr>
+        <w:t>dat &lt;- read.csv(“data/inflammation-01.csv”, FALSE)</w:t>
+      </w:r>
+      <w:r>
+        <w:rPr>
+          <w:rFonts w:ascii="Trebuchet MS" w:hAnsi="Trebuchet MS"/>
+          <w:sz w:val="28"/>
+          <w:szCs w:val="28"/>
+        </w:rPr>
+        <w:t>”</w:t>
+      </w:r>
+    </w:p>
+    <w:p>
+      <w:pPr>
+        <w:rPr>
+          <w:rFonts w:ascii="Trebuchet MS" w:hAnsi="Trebuchet MS"/>
+          <w:sz w:val="28"/>
+          <w:szCs w:val="28"/>
+        </w:rPr>
+      </w:pPr>
+      <w:r>
+        <w:rPr>
+          <w:rFonts w:ascii="Trebuchet MS" w:hAnsi="Trebuchet MS"/>
+          <w:sz w:val="28"/>
+          <w:szCs w:val="28"/>
+        </w:rPr>
+        <w:t xml:space="preserve"> Works as well this is because the file path is the first argument and the header is the second argument. We can check this (and this works with any function) by using the “?”</w:t>
+      </w:r>
+    </w:p>
+    <w:p>
+      <w:pPr>
+        <w:rPr>
+          <w:rFonts w:ascii="Trebuchet MS" w:hAnsi="Trebuchet MS"/>
+          <w:sz w:val="28"/>
+          <w:szCs w:val="28"/>
+        </w:rPr>
+      </w:pPr>
+      <w:r>
+        <w:rPr>
+          <w:rFonts w:ascii="Trebuchet MS" w:hAnsi="Trebuchet MS"/>
+          <w:sz w:val="28"/>
+          <w:szCs w:val="28"/>
+        </w:rPr>
+        <w:t>“</w:t>
+      </w:r>
+      <w:r>
+        <w:rPr>
+          <w:rFonts w:ascii="Trebuchet MS" w:hAnsi="Trebuchet MS"/>
+          <w:b/>
+          <w:bCs/>
+          <w:sz w:val="36"/>
+          <w:szCs w:val="36"/>
+        </w:rPr>
+        <w:t>?read.csv</w:t>
+      </w:r>
+      <w:r>
+        <w:rPr>
+          <w:rFonts w:ascii="Trebuchet MS" w:hAnsi="Trebuchet MS"/>
+          <w:sz w:val="28"/>
+          <w:szCs w:val="28"/>
+        </w:rPr>
+        <w:t>”</w:t>
+      </w:r>
+    </w:p>
+    <w:p>
+      <w:pPr>
+        <w:rPr>
+          <w:rFonts w:ascii="Trebuchet MS" w:hAnsi="Trebuchet MS"/>
+          <w:sz w:val="28"/>
+          <w:szCs w:val="28"/>
+        </w:rPr>
+      </w:pPr>
+    </w:p>
+    <w:p>
+      <w:pPr>
+        <w:rPr>
+          <w:rFonts w:ascii="Trebuchet MS" w:hAnsi="Trebuchet MS"/>
+          <w:sz w:val="28"/>
+          <w:szCs w:val="28"/>
+        </w:rPr>
+      </w:pPr>
+      <w:r>
+        <w:rPr>
+          <w:rFonts w:ascii="Trebuchet MS" w:hAnsi="Trebuchet MS"/>
+          <w:sz w:val="28"/>
+          <w:szCs w:val="28"/>
+        </w:rPr>
+        <w:t>WE now have a pop up in the bottom left where we can see all the possible arguments and what they each mean.</w:t>
+      </w:r>
+    </w:p>
+    <w:p>
+      <w:pPr>
+        <w:rPr>
+          <w:rFonts w:ascii="Trebuchet MS" w:hAnsi="Trebuchet MS"/>
+          <w:sz w:val="28"/>
+          <w:szCs w:val="28"/>
+        </w:rPr>
+      </w:pPr>
+    </w:p>
+    <w:p>
+      <w:pPr>
+        <w:rPr>
+          <w:rFonts w:ascii="Trebuchet MS" w:hAnsi="Trebuchet MS"/>
+          <w:sz w:val="28"/>
+          <w:szCs w:val="28"/>
+        </w:rPr>
+      </w:pPr>
+      <w:r>
+        <w:rPr>
+          <w:rFonts w:ascii="Trebuchet MS" w:hAnsi="Trebuchet MS"/>
+          <w:sz w:val="28"/>
+          <w:szCs w:val="28"/>
+        </w:rPr>
+        <w:t>If we wanted to provide the arguments in another order that is also fine</w:t>
+      </w:r>
+    </w:p>
+    <w:p>
+      <w:pPr>
+        <w:rPr>
+          <w:rFonts w:ascii="Trebuchet MS" w:hAnsi="Trebuchet MS"/>
+          <w:b/>
+          <w:bCs/>
+          <w:sz w:val="36"/>
+          <w:szCs w:val="36"/>
+        </w:rPr>
+      </w:pPr>
+      <w:r>
+        <w:rPr>
+          <w:rFonts w:ascii="Trebuchet MS" w:hAnsi="Trebuchet MS"/>
+          <w:sz w:val="28"/>
+          <w:szCs w:val="28"/>
+        </w:rPr>
+        <w:t>“</w:t>
+      </w:r>
+      <w:r>
+        <w:rPr>
+          <w:rFonts w:ascii="Trebuchet MS" w:hAnsi="Trebuchet MS"/>
+          <w:b/>
+          <w:bCs/>
+          <w:sz w:val="36"/>
+          <w:szCs w:val="36"/>
+        </w:rPr>
+        <w:t>dat &lt;- read.csv(header = FALSE, file = "data/inflammation-01.csv")</w:t>
+      </w:r>
+    </w:p>
+    <w:p>
+      <w:pPr>
+        <w:rPr>
+          <w:rFonts w:ascii="Trebuchet MS" w:hAnsi="Trebuchet MS"/>
+          <w:sz w:val="28"/>
+          <w:szCs w:val="28"/>
+        </w:rPr>
+      </w:pPr>
+      <w:r>
+        <w:rPr>
+          <w:rFonts w:ascii="Trebuchet MS" w:hAnsi="Trebuchet MS"/>
+          <w:b/>
+          <w:bCs/>
+          <w:sz w:val="36"/>
+          <w:szCs w:val="36"/>
+        </w:rPr>
+        <w:t>dat &lt;- read.csv(FALSE, "data/inflammation-01.csv")</w:t>
+      </w:r>
+      <w:r>
+        <w:rPr>
+          <w:rFonts w:ascii="Trebuchet MS" w:hAnsi="Trebuchet MS"/>
+          <w:sz w:val="28"/>
+          <w:szCs w:val="28"/>
+        </w:rPr>
+        <w:t xml:space="preserve">” </w:t>
+      </w:r>
+    </w:p>
+    <w:p>
+      <w:pPr>
+        <w:rPr>
+          <w:rFonts w:ascii="Trebuchet MS" w:hAnsi="Trebuchet MS"/>
+          <w:sz w:val="28"/>
+          <w:szCs w:val="28"/>
+        </w:rPr>
+      </w:pPr>
+    </w:p>
+    <w:p>
+      <w:pPr>
+        <w:rPr>
+          <w:rFonts w:ascii="Trebuchet MS" w:hAnsi="Trebuchet MS"/>
+          <w:sz w:val="28"/>
+          <w:szCs w:val="28"/>
+        </w:rPr>
+      </w:pPr>
+      <w:r>
+        <w:rPr>
+          <w:rFonts w:ascii="Trebuchet MS" w:hAnsi="Trebuchet MS"/>
+          <w:sz w:val="28"/>
+          <w:szCs w:val="28"/>
+        </w:rPr>
+        <w:t>It works for the first example as naming the arguments means the value gets to the right place, but putting them in any order and hoping they get to the right place won’t work.</w:t>
+      </w:r>
+    </w:p>
+    <w:p>
+      <w:pPr>
+        <w:rPr>
+          <w:rFonts w:ascii="Trebuchet MS" w:hAnsi="Trebuchet MS"/>
+          <w:sz w:val="28"/>
+          <w:szCs w:val="28"/>
+        </w:rPr>
+      </w:pPr>
+    </w:p>
+    <w:p>
+      <w:pPr>
+        <w:rPr>
+          <w:rFonts w:ascii="Trebuchet MS" w:hAnsi="Trebuchet MS"/>
+          <w:sz w:val="28"/>
+          <w:szCs w:val="28"/>
+        </w:rPr>
+      </w:pPr>
+      <w:r>
+        <w:rPr>
+          <w:rFonts w:ascii="Trebuchet MS" w:hAnsi="Trebuchet MS"/>
+          <w:sz w:val="28"/>
+          <w:szCs w:val="28"/>
+        </w:rPr>
+        <w:t xml:space="preserve">If you look again at the </w:t>
+      </w:r>
+      <w:r>
+        <w:rPr>
+          <w:rFonts w:ascii="Trebuchet MS" w:hAnsi="Trebuchet MS"/>
+          <w:sz w:val="28"/>
+          <w:szCs w:val="28"/>
+        </w:rPr>
+        <w:t xml:space="preserve">help window you can see that some arguments have a value attached to them, these are the </w:t>
+      </w:r>
+      <w:r>
+        <w:rPr>
+          <w:rFonts w:ascii="Trebuchet MS" w:hAnsi="Trebuchet MS"/>
+          <w:b/>
+          <w:bCs/>
+          <w:sz w:val="32"/>
+          <w:szCs w:val="32"/>
+        </w:rPr>
+        <w:t>default values</w:t>
+      </w:r>
+      <w:r>
+        <w:rPr>
+          <w:rFonts w:ascii="Trebuchet MS" w:hAnsi="Trebuchet MS"/>
+          <w:sz w:val="28"/>
+          <w:szCs w:val="28"/>
+        </w:rPr>
+        <w:t xml:space="preserve">. Most of them we haven’t provided a value for yet, but the function still works as the default fills it in. In fact, </w:t>
+      </w:r>
+      <w:r>
+        <w:rPr>
+          <w:rFonts w:ascii="Trebuchet MS" w:hAnsi="Trebuchet MS"/>
+          <w:b/>
+          <w:bCs/>
+          <w:sz w:val="32"/>
+          <w:szCs w:val="32"/>
+        </w:rPr>
+        <w:t>we used a default value earlier</w:t>
+      </w:r>
+      <w:r>
+        <w:rPr>
+          <w:rFonts w:ascii="Trebuchet MS" w:hAnsi="Trebuchet MS"/>
+          <w:b/>
+          <w:bCs/>
+          <w:sz w:val="32"/>
+          <w:szCs w:val="32"/>
+        </w:rPr>
         <w:t xml:space="preserve"> </w:t>
       </w:r>
       <w:r>
+        <w:rPr>
+          <w:rFonts w:ascii="Trebuchet MS" w:hAnsi="Trebuchet MS"/>
+          <w:sz w:val="28"/>
+          <w:szCs w:val="28"/>
+        </w:rPr>
+        <w:t>in an excercise.</w:t>
+      </w:r>
+    </w:p>
+    <w:p>
+      <w:pPr>
+        <w:rPr>
+          <w:rFonts w:ascii="Trebuchet MS" w:hAnsi="Trebuchet MS"/>
+          <w:sz w:val="28"/>
+          <w:szCs w:val="28"/>
+        </w:rPr>
+      </w:pPr>
+    </w:p>
+    <w:p>
+      <w:pPr>
+        <w:rPr>
+          <w:rFonts w:ascii="Trebuchet MS" w:hAnsi="Trebuchet MS"/>
+          <w:sz w:val="28"/>
+          <w:szCs w:val="28"/>
+        </w:rPr>
+      </w:pPr>
+      <w:r>
+        <w:rPr>
+          <w:rFonts w:ascii="Trebuchet MS" w:hAnsi="Trebuchet MS"/>
+          <w:sz w:val="28"/>
+          <w:szCs w:val="28"/>
+        </w:rPr>
+        <w:t>We can rewrite, or add to the center function to include a default for the midpoint argument:</w:t>
+      </w:r>
+    </w:p>
+    <w:p>
+      <w:pPr>
+        <w:rPr>
+          <w:rFonts w:ascii="Trebuchet MS" w:hAnsi="Trebuchet MS"/>
+          <w:sz w:val="28"/>
+          <w:szCs w:val="28"/>
+        </w:rPr>
+      </w:pPr>
+    </w:p>
+    <w:p>
+      <w:pPr>
+        <w:rPr>
+          <w:rFonts w:ascii="Trebuchet MS" w:hAnsi="Trebuchet MS"/>
+          <w:b/>
+          <w:bCs/>
+          <w:sz w:val="36"/>
+          <w:szCs w:val="36"/>
+        </w:rPr>
+      </w:pPr>
+      <w:r>
+        <w:rPr>
+          <w:rFonts w:ascii="Trebuchet MS" w:hAnsi="Trebuchet MS"/>
+          <w:sz w:val="28"/>
+          <w:szCs w:val="28"/>
+        </w:rPr>
+        <w:t>“</w:t>
+      </w:r>
+      <w:r>
+        <w:rPr>
+          <w:rFonts w:ascii="Trebuchet MS" w:hAnsi="Trebuchet MS"/>
+          <w:b/>
+          <w:bCs/>
+          <w:sz w:val="36"/>
+          <w:szCs w:val="36"/>
+        </w:rPr>
+        <w:t>center &lt;- function(data, midpoint = 0) {</w:t>
+      </w:r>
+    </w:p>
+    <w:p>
+      <w:pPr>
+        <w:rPr>
+          <w:rFonts w:ascii="Trebuchet MS" w:hAnsi="Trebuchet MS"/>
+          <w:b/>
+          <w:bCs/>
+          <w:sz w:val="36"/>
+          <w:szCs w:val="36"/>
+        </w:rPr>
+      </w:pPr>
+      <w:r>
+        <w:rPr>
+          <w:rFonts w:ascii="Trebuchet MS" w:hAnsi="Trebuchet MS"/>
+          <w:b/>
+          <w:bCs/>
+          <w:sz w:val="36"/>
+          <w:szCs w:val="36"/>
+        </w:rPr>
+        <w:t xml:space="preserve">  # return a new vector containing the original data centered around the</w:t>
+      </w:r>
+    </w:p>
+    <w:p>
+      <w:pPr>
+        <w:rPr>
+          <w:rFonts w:ascii="Trebuchet MS" w:hAnsi="Trebuchet MS"/>
+          <w:b/>
+          <w:bCs/>
+          <w:sz w:val="36"/>
+          <w:szCs w:val="36"/>
+        </w:rPr>
+      </w:pPr>
+      <w:r>
+        <w:rPr>
+          <w:rFonts w:ascii="Trebuchet MS" w:hAnsi="Trebuchet MS"/>
+          <w:b/>
+          <w:bCs/>
+          <w:sz w:val="36"/>
+          <w:szCs w:val="36"/>
+        </w:rPr>
+        <w:t xml:space="preserve">  # midpoint (0 by default).</w:t>
+      </w:r>
+    </w:p>
+    <w:p>
+      <w:pPr>
+        <w:rPr>
+          <w:rFonts w:ascii="Trebuchet MS" w:hAnsi="Trebuchet MS"/>
+          <w:b/>
+          <w:bCs/>
+          <w:sz w:val="36"/>
+          <w:szCs w:val="36"/>
+        </w:rPr>
+      </w:pPr>
+      <w:r>
+        <w:rPr>
+          <w:rFonts w:ascii="Trebuchet MS" w:hAnsi="Trebuchet MS"/>
+          <w:b/>
+          <w:bCs/>
+          <w:sz w:val="36"/>
+          <w:szCs w:val="36"/>
+        </w:rPr>
+        <w:lastRenderedPageBreak/>
+        <w:t xml:space="preserve">  # Example: center(c(1, 2, 3), 0) =&gt; c(-1, 0, 1)</w:t>
+      </w:r>
+    </w:p>
+    <w:p>
+      <w:pPr>
+        <w:rPr>
+          <w:rFonts w:ascii="Trebuchet MS" w:hAnsi="Trebuchet MS"/>
+          <w:b/>
+          <w:bCs/>
+          <w:sz w:val="36"/>
+          <w:szCs w:val="36"/>
+        </w:rPr>
+      </w:pPr>
+      <w:r>
+        <w:rPr>
+          <w:rFonts w:ascii="Trebuchet MS" w:hAnsi="Trebuchet MS"/>
+          <w:b/>
+          <w:bCs/>
+          <w:sz w:val="36"/>
+          <w:szCs w:val="36"/>
+        </w:rPr>
+        <w:t xml:space="preserve">  new_data &lt;- (data - mean(data)) + midpoint</w:t>
+      </w:r>
+    </w:p>
+    <w:p>
+      <w:pPr>
+        <w:rPr>
+          <w:rFonts w:ascii="Trebuchet MS" w:hAnsi="Trebuchet MS"/>
+          <w:b/>
+          <w:bCs/>
+          <w:sz w:val="36"/>
+          <w:szCs w:val="36"/>
+        </w:rPr>
+      </w:pPr>
+      <w:r>
+        <w:rPr>
+          <w:rFonts w:ascii="Trebuchet MS" w:hAnsi="Trebuchet MS"/>
+          <w:b/>
+          <w:bCs/>
+          <w:sz w:val="36"/>
+          <w:szCs w:val="36"/>
+        </w:rPr>
+        <w:t xml:space="preserve">  return(new_data)</w:t>
+      </w:r>
+    </w:p>
+    <w:p>
+      <w:pPr>
+        <w:rPr>
+          <w:rFonts w:ascii="Trebuchet MS" w:hAnsi="Trebuchet MS"/>
+          <w:sz w:val="28"/>
+          <w:szCs w:val="28"/>
+        </w:rPr>
+      </w:pPr>
+      <w:r>
+        <w:rPr>
+          <w:rFonts w:ascii="Trebuchet MS" w:hAnsi="Trebuchet MS"/>
+          <w:b/>
+          <w:bCs/>
+          <w:sz w:val="36"/>
+          <w:szCs w:val="36"/>
+        </w:rPr>
+        <w:t>}</w:t>
+      </w:r>
+      <w:r>
+        <w:rPr>
+          <w:rFonts w:ascii="Trebuchet MS" w:hAnsi="Trebuchet MS"/>
+          <w:sz w:val="28"/>
+          <w:szCs w:val="28"/>
+        </w:rPr>
+        <w:t>”</w:t>
+      </w:r>
+    </w:p>
+    <w:p>
+      <w:pPr>
+        <w:rPr>
+          <w:rFonts w:ascii="Trebuchet MS" w:hAnsi="Trebuchet MS"/>
+          <w:sz w:val="28"/>
+          <w:szCs w:val="28"/>
+        </w:rPr>
+      </w:pPr>
+    </w:p>
+    <w:p>
+      <w:pPr>
+        <w:rPr>
+          <w:rFonts w:ascii="Trebuchet MS" w:hAnsi="Trebuchet MS"/>
+          <w:sz w:val="28"/>
+          <w:szCs w:val="28"/>
+        </w:rPr>
+      </w:pPr>
+      <w:r>
+        <w:rPr>
+          <w:rFonts w:ascii="Trebuchet MS" w:hAnsi="Trebuchet MS"/>
+          <w:sz w:val="28"/>
+          <w:szCs w:val="28"/>
+        </w:rPr>
+        <w:t xml:space="preserve">If we call this now on some test data we </w:t>
+      </w:r>
+      <w:r>
+        <w:rPr>
+          <w:rFonts w:ascii="Trebuchet MS" w:hAnsi="Trebuchet MS"/>
+          <w:sz w:val="28"/>
+          <w:szCs w:val="28"/>
+        </w:rPr>
+        <w:t>how it works</w:t>
+      </w:r>
+    </w:p>
+    <w:p>
+      <w:pPr>
+        <w:rPr>
+          <w:rFonts w:ascii="Trebuchet MS" w:hAnsi="Trebuchet MS"/>
+          <w:b/>
+          <w:bCs/>
+          <w:sz w:val="36"/>
+          <w:szCs w:val="36"/>
+        </w:rPr>
+      </w:pPr>
+      <w:r>
+        <w:rPr>
+          <w:rFonts w:ascii="Trebuchet MS" w:hAnsi="Trebuchet MS"/>
+          <w:sz w:val="28"/>
+          <w:szCs w:val="28"/>
+        </w:rPr>
+        <w:t>“</w:t>
+      </w:r>
+      <w:r>
+        <w:rPr>
+          <w:rFonts w:ascii="Trebuchet MS" w:hAnsi="Trebuchet MS"/>
+          <w:b/>
+          <w:bCs/>
+          <w:sz w:val="36"/>
+          <w:szCs w:val="36"/>
+        </w:rPr>
+        <w:t>test_data &lt;- c(0,0,0,0)</w:t>
+      </w:r>
+    </w:p>
+    <w:p>
+      <w:pPr>
+        <w:rPr>
+          <w:rFonts w:ascii="Trebuchet MS" w:hAnsi="Trebuchet MS"/>
+          <w:b/>
+          <w:bCs/>
+          <w:sz w:val="36"/>
+          <w:szCs w:val="36"/>
+        </w:rPr>
+      </w:pPr>
+      <w:r>
+        <w:rPr>
+          <w:rFonts w:ascii="Trebuchet MS" w:hAnsi="Trebuchet MS"/>
+          <w:b/>
+          <w:bCs/>
+          <w:sz w:val="36"/>
+          <w:szCs w:val="36"/>
+        </w:rPr>
+        <w:t># providing a midpoint</w:t>
+      </w:r>
+    </w:p>
+    <w:p>
+      <w:pPr>
+        <w:rPr>
+          <w:rFonts w:ascii="Trebuchet MS" w:hAnsi="Trebuchet MS"/>
+          <w:b/>
+          <w:bCs/>
+          <w:sz w:val="36"/>
+          <w:szCs w:val="36"/>
+        </w:rPr>
+      </w:pPr>
+      <w:r>
+        <w:rPr>
+          <w:rFonts w:ascii="Trebuchet MS" w:hAnsi="Trebuchet MS"/>
+          <w:b/>
+          <w:bCs/>
+          <w:sz w:val="36"/>
+          <w:szCs w:val="36"/>
+        </w:rPr>
+        <w:t>Center(test_data, 3)</w:t>
+      </w:r>
+    </w:p>
+    <w:p>
+      <w:pPr>
+        <w:rPr>
+          <w:rFonts w:ascii="Trebuchet MS" w:hAnsi="Trebuchet MS"/>
+          <w:b/>
+          <w:bCs/>
+          <w:sz w:val="36"/>
+          <w:szCs w:val="36"/>
+        </w:rPr>
+      </w:pPr>
+    </w:p>
+    <w:p>
+      <w:pPr>
+        <w:rPr>
+          <w:rFonts w:ascii="Trebuchet MS" w:hAnsi="Trebuchet MS"/>
+          <w:b/>
+          <w:bCs/>
+          <w:sz w:val="36"/>
+          <w:szCs w:val="36"/>
+        </w:rPr>
+      </w:pPr>
+      <w:r>
+        <w:rPr>
+          <w:rFonts w:ascii="Trebuchet MS" w:hAnsi="Trebuchet MS"/>
+          <w:b/>
+          <w:bCs/>
+          <w:sz w:val="36"/>
+          <w:szCs w:val="36"/>
+        </w:rPr>
+        <w:t>More_data &lt;- 5 + test_data</w:t>
+      </w:r>
+    </w:p>
+    <w:p>
+      <w:pPr>
+        <w:rPr>
+          <w:rFonts w:ascii="Trebuchet MS" w:hAnsi="Trebuchet MS"/>
+          <w:b/>
+          <w:bCs/>
+          <w:sz w:val="36"/>
+          <w:szCs w:val="36"/>
+        </w:rPr>
+      </w:pPr>
+      <w:r>
+        <w:rPr>
+          <w:rFonts w:ascii="Trebuchet MS" w:hAnsi="Trebuchet MS"/>
+          <w:b/>
+          <w:bCs/>
+          <w:sz w:val="36"/>
+          <w:szCs w:val="36"/>
+        </w:rPr>
+        <w:t>Print(More_data)</w:t>
+      </w:r>
+    </w:p>
+    <w:p>
+      <w:pPr>
+        <w:rPr>
+          <w:rFonts w:ascii="Trebuchet MS" w:hAnsi="Trebuchet MS"/>
+          <w:b/>
+          <w:bCs/>
+          <w:sz w:val="36"/>
+          <w:szCs w:val="36"/>
+        </w:rPr>
+      </w:pPr>
+      <w:r>
+        <w:rPr>
+          <w:rFonts w:ascii="Trebuchet MS" w:hAnsi="Trebuchet MS"/>
+          <w:b/>
+          <w:bCs/>
+          <w:sz w:val="36"/>
+          <w:szCs w:val="36"/>
+        </w:rPr>
+        <w:t># let the default midpoint be used</w:t>
+      </w:r>
+    </w:p>
+    <w:p>
+      <w:pPr>
+        <w:rPr>
+          <w:rFonts w:ascii="Trebuchet MS" w:hAnsi="Trebuchet MS"/>
+          <w:b/>
+          <w:bCs/>
+          <w:sz w:val="36"/>
+          <w:szCs w:val="36"/>
+        </w:rPr>
+      </w:pPr>
+      <w:r>
+        <w:rPr>
+          <w:rFonts w:ascii="Trebuchet MS" w:hAnsi="Trebuchet MS"/>
+          <w:b/>
+          <w:bCs/>
+          <w:sz w:val="36"/>
+          <w:szCs w:val="36"/>
+        </w:rPr>
+        <w:t>Center(more_data)”</w:t>
+      </w:r>
+    </w:p>
+    <w:p>
+      <w:pPr>
+        <w:rPr>
+          <w:rFonts w:ascii="Trebuchet MS" w:hAnsi="Trebuchet MS"/>
+          <w:sz w:val="28"/>
+          <w:szCs w:val="28"/>
+        </w:rPr>
+      </w:pPr>
+    </w:p>
+    <w:p>
+      <w:pPr>
+        <w:rPr>
+          <w:rFonts w:ascii="Trebuchet MS" w:hAnsi="Trebuchet MS"/>
+          <w:sz w:val="28"/>
+          <w:szCs w:val="28"/>
+        </w:rPr>
+      </w:pPr>
+    </w:p>
+    <w:p>
+      <w:pPr>
+        <w:rPr>
+          <w:rFonts w:ascii="Trebuchet MS" w:hAnsi="Trebuchet MS"/>
+          <w:sz w:val="28"/>
+          <w:szCs w:val="28"/>
+        </w:rPr>
+      </w:pPr>
+      <w:r>
+        <w:rPr>
+          <w:rFonts w:ascii="Trebuchet MS" w:hAnsi="Trebuchet MS"/>
+          <w:sz w:val="28"/>
+          <w:szCs w:val="28"/>
+        </w:rPr>
+        <w:t>This is a very useful functionality. Often you will write a function that will mostly need to work in on specific way, in that case you can add default values. Let;s do another test</w:t>
+      </w:r>
+    </w:p>
+    <w:p>
+      <w:pPr>
+        <w:rPr>
+          <w:rFonts w:ascii="Trebuchet MS" w:hAnsi="Trebuchet MS"/>
+          <w:sz w:val="28"/>
+          <w:szCs w:val="28"/>
+        </w:rPr>
+      </w:pPr>
+    </w:p>
+    <w:p>
+      <w:pPr>
+        <w:rPr>
+          <w:rFonts w:ascii="Trebuchet MS" w:hAnsi="Trebuchet MS"/>
+          <w:b/>
+          <w:bCs/>
+          <w:sz w:val="36"/>
+          <w:szCs w:val="36"/>
+        </w:rPr>
+      </w:pPr>
+      <w:r>
+        <w:rPr>
+          <w:rFonts w:ascii="Trebuchet MS" w:hAnsi="Trebuchet MS"/>
+          <w:sz w:val="28"/>
+          <w:szCs w:val="28"/>
+        </w:rPr>
+        <w:t>“</w:t>
+      </w:r>
+      <w:r>
+        <w:rPr>
+          <w:rFonts w:ascii="Trebuchet MS" w:hAnsi="Trebuchet MS"/>
+          <w:b/>
+          <w:bCs/>
+          <w:sz w:val="36"/>
+          <w:szCs w:val="36"/>
+        </w:rPr>
+        <w:t>display &lt;- function(a = 1, b = 2, c = 3) {</w:t>
+      </w:r>
+    </w:p>
+    <w:p>
+      <w:pPr>
+        <w:rPr>
+          <w:rFonts w:ascii="Trebuchet MS" w:hAnsi="Trebuchet MS"/>
+          <w:b/>
+          <w:bCs/>
+          <w:sz w:val="36"/>
+          <w:szCs w:val="36"/>
+        </w:rPr>
+      </w:pPr>
+      <w:r>
+        <w:rPr>
+          <w:rFonts w:ascii="Trebuchet MS" w:hAnsi="Trebuchet MS"/>
+          <w:b/>
+          <w:bCs/>
+          <w:sz w:val="36"/>
+          <w:szCs w:val="36"/>
+        </w:rPr>
+        <w:t xml:space="preserve">  result &lt;- c(a, b, c)</w:t>
+      </w:r>
+    </w:p>
+    <w:p>
+      <w:pPr>
+        <w:rPr>
+          <w:rFonts w:ascii="Trebuchet MS" w:hAnsi="Trebuchet MS"/>
+          <w:b/>
+          <w:bCs/>
+          <w:sz w:val="36"/>
+          <w:szCs w:val="36"/>
+        </w:rPr>
+      </w:pPr>
+      <w:r>
+        <w:rPr>
+          <w:rFonts w:ascii="Trebuchet MS" w:hAnsi="Trebuchet MS"/>
+          <w:b/>
+          <w:bCs/>
+          <w:sz w:val="36"/>
+          <w:szCs w:val="36"/>
+        </w:rPr>
+        <w:t xml:space="preserve">  names(result) &lt;- c("a", "b", "c")  # This names each element of the vector</w:t>
+      </w:r>
+    </w:p>
+    <w:p>
+      <w:pPr>
+        <w:rPr>
+          <w:rFonts w:ascii="Trebuchet MS" w:hAnsi="Trebuchet MS"/>
+          <w:b/>
+          <w:bCs/>
+          <w:sz w:val="36"/>
+          <w:szCs w:val="36"/>
+        </w:rPr>
+      </w:pPr>
+      <w:r>
+        <w:rPr>
+          <w:rFonts w:ascii="Trebuchet MS" w:hAnsi="Trebuchet MS"/>
+          <w:b/>
+          <w:bCs/>
+          <w:sz w:val="36"/>
+          <w:szCs w:val="36"/>
+        </w:rPr>
+        <w:lastRenderedPageBreak/>
+        <w:t xml:space="preserve">  return(result)</w:t>
+      </w:r>
+    </w:p>
+    <w:p>
+      <w:pPr>
+        <w:rPr>
+          <w:rFonts w:ascii="Trebuchet MS" w:hAnsi="Trebuchet MS"/>
+          <w:b/>
+          <w:bCs/>
+          <w:sz w:val="36"/>
+          <w:szCs w:val="36"/>
+        </w:rPr>
+      </w:pPr>
+      <w:r>
+        <w:rPr>
+          <w:rFonts w:ascii="Trebuchet MS" w:hAnsi="Trebuchet MS"/>
+          <w:b/>
+          <w:bCs/>
+          <w:sz w:val="36"/>
+          <w:szCs w:val="36"/>
+        </w:rPr>
+        <w:t>}</w:t>
+      </w:r>
+    </w:p>
+    <w:p>
+      <w:pPr>
+        <w:rPr>
+          <w:rFonts w:ascii="Trebuchet MS" w:hAnsi="Trebuchet MS"/>
+          <w:b/>
+          <w:bCs/>
+          <w:sz w:val="36"/>
+          <w:szCs w:val="36"/>
+        </w:rPr>
+      </w:pPr>
+    </w:p>
+    <w:p>
+      <w:pPr>
+        <w:rPr>
+          <w:rFonts w:ascii="Trebuchet MS" w:hAnsi="Trebuchet MS"/>
+          <w:b/>
+          <w:bCs/>
+          <w:sz w:val="36"/>
+          <w:szCs w:val="36"/>
+        </w:rPr>
+      </w:pPr>
+      <w:r>
+        <w:rPr>
+          <w:rFonts w:ascii="Trebuchet MS" w:hAnsi="Trebuchet MS"/>
+          <w:b/>
+          <w:bCs/>
+          <w:sz w:val="36"/>
+          <w:szCs w:val="36"/>
+        </w:rPr>
+        <w:t># no arguments</w:t>
+      </w:r>
+    </w:p>
+    <w:p>
+      <w:pPr>
+        <w:rPr>
+          <w:rFonts w:ascii="Trebuchet MS" w:hAnsi="Trebuchet MS"/>
+          <w:sz w:val="28"/>
+          <w:szCs w:val="28"/>
+        </w:rPr>
+      </w:pPr>
+      <w:r>
+        <w:rPr>
+          <w:rFonts w:ascii="Trebuchet MS" w:hAnsi="Trebuchet MS"/>
+          <w:b/>
+          <w:bCs/>
+          <w:sz w:val="36"/>
+          <w:szCs w:val="36"/>
+        </w:rPr>
+        <w:t>display()</w:t>
+      </w:r>
+      <w:r>
+        <w:rPr>
+          <w:rFonts w:ascii="Trebuchet MS" w:hAnsi="Trebuchet MS"/>
+          <w:sz w:val="28"/>
+          <w:szCs w:val="28"/>
+        </w:rPr>
+        <w:t>”</w:t>
+      </w:r>
+    </w:p>
+    <w:p>
+      <w:pPr>
+        <w:rPr>
+          <w:rFonts w:ascii="Trebuchet MS" w:hAnsi="Trebuchet MS"/>
+          <w:sz w:val="28"/>
+          <w:szCs w:val="28"/>
+        </w:rPr>
+      </w:pPr>
+    </w:p>
+    <w:p>
+      <w:pPr>
+        <w:rPr>
+          <w:rFonts w:ascii="Trebuchet MS" w:hAnsi="Trebuchet MS"/>
+          <w:sz w:val="28"/>
+          <w:szCs w:val="28"/>
+        </w:rPr>
+      </w:pPr>
+      <w:r>
+        <w:rPr>
+          <w:rFonts w:ascii="Trebuchet MS" w:hAnsi="Trebuchet MS"/>
+          <w:sz w:val="28"/>
+          <w:szCs w:val="28"/>
+        </w:rPr>
+        <w:t>Now let’s add some arguments</w:t>
+      </w:r>
+    </w:p>
+    <w:p>
+      <w:pPr>
+        <w:rPr>
+          <w:rFonts w:ascii="Trebuchet MS" w:hAnsi="Trebuchet MS"/>
+          <w:sz w:val="28"/>
+          <w:szCs w:val="28"/>
+        </w:rPr>
+      </w:pPr>
+    </w:p>
+    <w:p>
+      <w:pPr>
+        <w:rPr>
+          <w:rFonts w:ascii="Trebuchet MS" w:hAnsi="Trebuchet MS"/>
+          <w:b/>
+          <w:bCs/>
+          <w:sz w:val="36"/>
+          <w:szCs w:val="36"/>
+        </w:rPr>
+      </w:pPr>
+      <w:r>
+        <w:rPr>
+          <w:rFonts w:ascii="Trebuchet MS" w:hAnsi="Trebuchet MS"/>
+          <w:sz w:val="28"/>
+          <w:szCs w:val="28"/>
+        </w:rPr>
+        <w:t>“</w:t>
+      </w:r>
+      <w:r>
+        <w:rPr>
+          <w:rFonts w:ascii="Trebuchet MS" w:hAnsi="Trebuchet MS"/>
+          <w:b/>
+          <w:bCs/>
+          <w:sz w:val="36"/>
+          <w:szCs w:val="36"/>
+        </w:rPr>
+        <w:t># one argument</w:t>
+      </w:r>
+    </w:p>
+    <w:p>
+      <w:pPr>
+        <w:rPr>
+          <w:rFonts w:ascii="Trebuchet MS" w:hAnsi="Trebuchet MS"/>
+          <w:b/>
+          <w:bCs/>
+          <w:sz w:val="36"/>
+          <w:szCs w:val="36"/>
+        </w:rPr>
+      </w:pPr>
+      <w:r>
+        <w:rPr>
+          <w:rFonts w:ascii="Trebuchet MS" w:hAnsi="Trebuchet MS"/>
+          <w:b/>
+          <w:bCs/>
+          <w:sz w:val="36"/>
+          <w:szCs w:val="36"/>
+        </w:rPr>
+        <w:t>display(55)</w:t>
+      </w:r>
+    </w:p>
+    <w:p>
+      <w:pPr>
+        <w:rPr>
+          <w:rFonts w:ascii="Trebuchet MS" w:hAnsi="Trebuchet MS"/>
+          <w:b/>
+          <w:bCs/>
+          <w:sz w:val="36"/>
+          <w:szCs w:val="36"/>
+        </w:rPr>
+      </w:pPr>
+      <w:r>
+        <w:rPr>
+          <w:rFonts w:ascii="Trebuchet MS" w:hAnsi="Trebuchet MS"/>
+          <w:b/>
+          <w:bCs/>
+          <w:sz w:val="36"/>
+          <w:szCs w:val="36"/>
+        </w:rPr>
+        <w:t># two arguments</w:t>
+      </w:r>
+    </w:p>
+    <w:p>
+      <w:pPr>
+        <w:rPr>
+          <w:rFonts w:ascii="Trebuchet MS" w:hAnsi="Trebuchet MS"/>
+          <w:b/>
+          <w:bCs/>
+          <w:sz w:val="36"/>
+          <w:szCs w:val="36"/>
+        </w:rPr>
+      </w:pPr>
+      <w:r>
+        <w:rPr>
+          <w:rFonts w:ascii="Trebuchet MS" w:hAnsi="Trebuchet MS"/>
+          <w:b/>
+          <w:bCs/>
+          <w:sz w:val="36"/>
+          <w:szCs w:val="36"/>
+        </w:rPr>
+        <w:t>display(55, 66)</w:t>
+      </w:r>
+    </w:p>
+    <w:p>
+      <w:pPr>
+        <w:rPr>
+          <w:rFonts w:ascii="Trebuchet MS" w:hAnsi="Trebuchet MS"/>
+          <w:b/>
+          <w:bCs/>
+          <w:sz w:val="36"/>
+          <w:szCs w:val="36"/>
+        </w:rPr>
+      </w:pPr>
+      <w:r>
+        <w:rPr>
+          <w:rFonts w:ascii="Trebuchet MS" w:hAnsi="Trebuchet MS"/>
+          <w:b/>
+          <w:bCs/>
+          <w:sz w:val="36"/>
+          <w:szCs w:val="36"/>
+        </w:rPr>
+        <w:t># three arguments</w:t>
+      </w:r>
+    </w:p>
+    <w:p>
+      <w:pPr>
+        <w:rPr>
+          <w:rFonts w:ascii="Trebuchet MS" w:hAnsi="Trebuchet MS"/>
+          <w:b/>
+          <w:bCs/>
+          <w:sz w:val="36"/>
+          <w:szCs w:val="36"/>
+        </w:rPr>
+      </w:pPr>
+      <w:r>
+        <w:rPr>
+          <w:rFonts w:ascii="Trebuchet MS" w:hAnsi="Trebuchet MS"/>
+          <w:b/>
+          <w:bCs/>
+          <w:sz w:val="36"/>
+          <w:szCs w:val="36"/>
+        </w:rPr>
+        <w:t>display(55, 66, 77)</w:t>
+      </w:r>
+    </w:p>
+    <w:p>
+      <w:pPr>
+        <w:rPr>
+          <w:rFonts w:ascii="Trebuchet MS" w:hAnsi="Trebuchet MS"/>
+          <w:b/>
+          <w:bCs/>
+          <w:sz w:val="36"/>
+          <w:szCs w:val="36"/>
+        </w:rPr>
+      </w:pPr>
+      <w:r>
+        <w:rPr>
+          <w:rFonts w:ascii="Trebuchet MS" w:hAnsi="Trebuchet MS"/>
+          <w:b/>
+          <w:bCs/>
+          <w:sz w:val="36"/>
+          <w:szCs w:val="36"/>
+        </w:rPr>
+        <w:t># only setting the value of c</w:t>
+      </w:r>
+    </w:p>
+    <w:p>
+      <w:pPr>
+        <w:rPr>
+          <w:rFonts w:ascii="Trebuchet MS" w:hAnsi="Trebuchet MS"/>
+          <w:sz w:val="28"/>
+          <w:szCs w:val="28"/>
+        </w:rPr>
+      </w:pPr>
+      <w:r>
+        <w:rPr>
+          <w:rFonts w:ascii="Trebuchet MS" w:hAnsi="Trebuchet MS"/>
+          <w:b/>
+          <w:bCs/>
+          <w:sz w:val="36"/>
+          <w:szCs w:val="36"/>
+        </w:rPr>
+        <w:t>display(c = 77)</w:t>
+      </w:r>
+      <w:r>
+        <w:rPr>
+          <w:rFonts w:ascii="Trebuchet MS" w:hAnsi="Trebuchet MS"/>
+          <w:sz w:val="28"/>
+          <w:szCs w:val="28"/>
+        </w:rPr>
+        <w:t>”</w:t>
+      </w:r>
+    </w:p>
+    <w:p>
+      <w:pPr>
+        <w:rPr>
+          <w:rFonts w:ascii="Trebuchet MS" w:hAnsi="Trebuchet MS"/>
+          <w:sz w:val="28"/>
+          <w:szCs w:val="28"/>
+        </w:rPr>
+      </w:pPr>
+    </w:p>
+    <w:p>
+      <w:pPr>
+        <w:rPr>
+          <w:rFonts w:ascii="Trebuchet MS" w:hAnsi="Trebuchet MS"/>
+          <w:sz w:val="28"/>
+          <w:szCs w:val="28"/>
+        </w:rPr>
+      </w:pPr>
+    </w:p>
+    <w:p>
+      <w:pPr>
+        <w:rPr>
+          <w:rFonts w:ascii="Trebuchet MS" w:hAnsi="Trebuchet MS"/>
+          <w:b/>
+          <w:bCs/>
+          <w:sz w:val="40"/>
+          <w:szCs w:val="40"/>
+        </w:rPr>
+      </w:pPr>
+      <w:r>
+        <w:rPr>
+          <w:rFonts w:ascii="Trebuchet MS" w:hAnsi="Trebuchet MS"/>
+          <w:b/>
+          <w:bCs/>
+          <w:sz w:val="40"/>
+          <w:szCs w:val="40"/>
+          <w:highlight w:val="yellow"/>
+        </w:rPr>
+        <w:t>Can you rewrite the rescale function so that it scales a vector to lie between 0 and 1 by default, but will allow the caller to specify lower and upper bounds if they want?</w:t>
+      </w:r>
+    </w:p>
+    <w:p>
+      <w:pPr>
+        <w:rPr>
+          <w:rFonts w:ascii="Trebuchet MS" w:hAnsi="Trebuchet MS"/>
+          <w:sz w:val="28"/>
+          <w:szCs w:val="28"/>
+        </w:rPr>
+      </w:pPr>
+    </w:p>
+    <w:p>
+      <w:pPr>
+        <w:rPr>
+          <w:rFonts w:ascii="Trebuchet MS" w:hAnsi="Trebuchet MS"/>
+          <w:b/>
+          <w:bCs/>
+          <w:sz w:val="36"/>
+          <w:szCs w:val="36"/>
+        </w:rPr>
+      </w:pPr>
+    </w:p>
+    <w:p>
+      <w:pPr>
+        <w:rPr>
+          <w:rFonts w:ascii="Trebuchet MS" w:hAnsi="Trebuchet MS"/>
+          <w:b/>
+          <w:bCs/>
+          <w:color w:val="00B050"/>
+          <w:sz w:val="40"/>
+          <w:szCs w:val="40"/>
+          <w:lang w:val="en-US"/>
+        </w:rPr>
+      </w:pPr>
+      <w:r>
+        <w:rPr>
+          <w:rFonts w:ascii="Trebuchet MS" w:hAnsi="Trebuchet MS"/>
+          <w:b/>
+          <w:bCs/>
+          <w:color w:val="00B050"/>
+          <w:sz w:val="96"/>
+          <w:szCs w:val="96"/>
+          <w:lang w:val="en-US"/>
+        </w:rPr>
+        <w:t>Q</w:t>
+      </w:r>
+      <w:r>
+        <w:rPr>
+          <w:rFonts w:ascii="Trebuchet MS" w:hAnsi="Trebuchet MS"/>
+          <w:b/>
+          <w:bCs/>
+          <w:color w:val="00B050"/>
+          <w:sz w:val="40"/>
+          <w:szCs w:val="40"/>
+          <w:lang w:val="en-US"/>
+        </w:rPr>
+        <w:t>What</w:t>
+      </w:r>
+      <w:r>
+        <w:rPr>
+          <w:rFonts w:ascii="Trebuchet MS" w:hAnsi="Trebuchet MS"/>
+          <w:b/>
+          <w:bCs/>
+          <w:color w:val="00B050"/>
+          <w:sz w:val="40"/>
+          <w:szCs w:val="40"/>
+          <w:lang w:val="en-US"/>
+        </w:rPr>
+        <w:t xml:space="preserve"> question</w:t>
+      </w:r>
+      <w:r>
+        <w:rPr>
+          <w:rFonts w:ascii="Trebuchet MS" w:hAnsi="Trebuchet MS"/>
+          <w:b/>
+          <w:bCs/>
+          <w:color w:val="00B050"/>
+          <w:sz w:val="40"/>
+          <w:szCs w:val="40"/>
+          <w:lang w:val="en-US"/>
+        </w:rPr>
+        <w:t>s are there?</w:t>
+      </w:r>
+    </w:p>
+    <w:p>
+      <w:pPr>
+        <w:rPr>
+          <w:rFonts w:ascii="Trebuchet MS" w:hAnsi="Trebuchet MS"/>
+          <w:b/>
+          <w:bCs/>
+          <w:color w:val="00B050"/>
+          <w:sz w:val="40"/>
+          <w:szCs w:val="40"/>
+          <w:lang w:val="en-US"/>
+        </w:rPr>
+      </w:pPr>
+    </w:p>
+    <w:p>
+      <w:pPr>
         <w:rPr>
           <w:rFonts w:ascii="Trebuchet MS" w:hAnsi="Trebuchet MS"/>
           <w:b/>
@@ -3252,1314 +5786,6 @@
           <w:u w:val="single"/>
           <w:lang w:val="en-US"/>
         </w:rPr>
-        <w:t>Errors</w:t>
-      </w:r>
-    </w:p>
-    <w:p>
-      <w:pPr>
-        <w:rPr>
-          <w:rFonts w:ascii="Trebuchet MS" w:hAnsi="Trebuchet MS"/>
-          <w:sz w:val="28"/>
-          <w:szCs w:val="28"/>
-        </w:rPr>
-      </w:pPr>
-    </w:p>
-    <w:p>
-      <w:pPr>
-        <w:rPr>
-          <w:rFonts w:ascii="Trebuchet MS" w:hAnsi="Trebuchet MS"/>
-          <w:sz w:val="28"/>
-          <w:szCs w:val="28"/>
-        </w:rPr>
-      </w:pPr>
-      <w:r>
-        <w:rPr>
-          <w:rFonts w:ascii="Trebuchet MS" w:hAnsi="Trebuchet MS"/>
-          <w:sz w:val="28"/>
-          <w:szCs w:val="28"/>
-        </w:rPr>
-        <w:t>Our function is working as intended,  but what if there are missing values in out dataset?</w:t>
-      </w:r>
-    </w:p>
-    <w:p>
-      <w:pPr>
-        <w:rPr>
-          <w:rFonts w:ascii="Trebuchet MS" w:hAnsi="Trebuchet MS"/>
-          <w:sz w:val="28"/>
-          <w:szCs w:val="28"/>
-        </w:rPr>
-      </w:pPr>
-      <w:r>
-        <w:rPr>
-          <w:rFonts w:ascii="Trebuchet MS" w:hAnsi="Trebuchet MS"/>
-          <w:sz w:val="28"/>
-          <w:szCs w:val="28"/>
-        </w:rPr>
-        <w:t>Let’s add one to check</w:t>
-      </w:r>
-    </w:p>
-    <w:p>
-      <w:pPr>
-        <w:rPr>
-          <w:rFonts w:ascii="Trebuchet MS" w:hAnsi="Trebuchet MS"/>
-          <w:sz w:val="28"/>
-          <w:szCs w:val="28"/>
-        </w:rPr>
-      </w:pPr>
-    </w:p>
-    <w:p>
-      <w:pPr>
-        <w:rPr>
-          <w:rFonts w:ascii="Trebuchet MS" w:hAnsi="Trebuchet MS"/>
-          <w:b/>
-          <w:bCs/>
-          <w:sz w:val="36"/>
-          <w:szCs w:val="36"/>
-        </w:rPr>
-      </w:pPr>
-      <w:r>
-        <w:rPr>
-          <w:rFonts w:ascii="Trebuchet MS" w:hAnsi="Trebuchet MS"/>
-          <w:sz w:val="28"/>
-          <w:szCs w:val="28"/>
-        </w:rPr>
-        <w:t>“</w:t>
-      </w:r>
-      <w:r>
-        <w:rPr>
-          <w:rFonts w:ascii="Trebuchet MS" w:hAnsi="Trebuchet MS"/>
-          <w:b/>
-          <w:bCs/>
-          <w:sz w:val="36"/>
-          <w:szCs w:val="36"/>
-        </w:rPr>
-        <w:t xml:space="preserve"> # Making a copy of the dataset and adding an NA to the 4th column</w:t>
-      </w:r>
-    </w:p>
-    <w:p>
-      <w:pPr>
-        <w:rPr>
-          <w:rFonts w:ascii="Trebuchet MS" w:hAnsi="Trebuchet MS"/>
-          <w:b/>
-          <w:bCs/>
-          <w:sz w:val="36"/>
-          <w:szCs w:val="36"/>
-        </w:rPr>
-      </w:pPr>
-      <w:r>
-        <w:rPr>
-          <w:rFonts w:ascii="Trebuchet MS" w:hAnsi="Trebuchet MS"/>
-          <w:b/>
-          <w:bCs/>
-          <w:sz w:val="36"/>
-          <w:szCs w:val="36"/>
-        </w:rPr>
-        <w:t>datNA &lt;- dat</w:t>
-      </w:r>
-    </w:p>
-    <w:p>
-      <w:pPr>
-        <w:rPr>
-          <w:rFonts w:ascii="Trebuchet MS" w:hAnsi="Trebuchet MS"/>
-          <w:b/>
-          <w:bCs/>
-          <w:sz w:val="36"/>
-          <w:szCs w:val="36"/>
-        </w:rPr>
-      </w:pPr>
-      <w:r>
-        <w:rPr>
-          <w:rFonts w:ascii="Trebuchet MS" w:hAnsi="Trebuchet MS"/>
-          <w:b/>
-          <w:bCs/>
-          <w:sz w:val="36"/>
-          <w:szCs w:val="36"/>
-        </w:rPr>
-        <w:t>datNA[10, 4] &lt;- NA</w:t>
-      </w:r>
-    </w:p>
-    <w:p>
-      <w:pPr>
-        <w:rPr>
-          <w:rFonts w:ascii="Trebuchet MS" w:hAnsi="Trebuchet MS"/>
-          <w:b/>
-          <w:bCs/>
-          <w:sz w:val="36"/>
-          <w:szCs w:val="36"/>
-        </w:rPr>
-      </w:pPr>
-    </w:p>
-    <w:p>
-      <w:pPr>
-        <w:rPr>
-          <w:rFonts w:ascii="Trebuchet MS" w:hAnsi="Trebuchet MS"/>
-          <w:sz w:val="28"/>
-          <w:szCs w:val="28"/>
-        </w:rPr>
-      </w:pPr>
-      <w:r>
-        <w:rPr>
-          <w:rFonts w:ascii="Trebuchet MS" w:hAnsi="Trebuchet MS"/>
-          <w:b/>
-          <w:bCs/>
-          <w:sz w:val="36"/>
-          <w:szCs w:val="36"/>
-        </w:rPr>
-        <w:t>center(dat[, 4], 0)</w:t>
-      </w:r>
-      <w:r>
-        <w:rPr>
-          <w:rFonts w:ascii="Trebuchet MS" w:hAnsi="Trebuchet MS"/>
-          <w:sz w:val="28"/>
-          <w:szCs w:val="28"/>
-        </w:rPr>
-        <w:t>”</w:t>
-      </w:r>
-    </w:p>
-    <w:p>
-      <w:pPr>
-        <w:rPr>
-          <w:rFonts w:ascii="Trebuchet MS" w:hAnsi="Trebuchet MS"/>
-          <w:sz w:val="28"/>
-          <w:szCs w:val="28"/>
-        </w:rPr>
-      </w:pPr>
-    </w:p>
-    <w:p>
-      <w:pPr>
-        <w:rPr>
-          <w:rFonts w:ascii="Trebuchet MS" w:hAnsi="Trebuchet MS"/>
-          <w:sz w:val="28"/>
-          <w:szCs w:val="28"/>
-        </w:rPr>
-      </w:pPr>
-      <w:r>
-        <w:rPr>
-          <w:rFonts w:ascii="Trebuchet MS" w:hAnsi="Trebuchet MS"/>
-          <w:sz w:val="28"/>
-          <w:szCs w:val="28"/>
-        </w:rPr>
-        <w:lastRenderedPageBreak/>
-        <w:t>Hmm, not quite what we might have expected. It is a good thing we tested it then! Thankfully there are some simple fixes, we could convert the NA to a value, but that would make quite an important decision for the user. We will opt to ignore them in the mean calculation instead:</w:t>
-      </w:r>
-    </w:p>
-    <w:p>
-      <w:pPr>
-        <w:rPr>
-          <w:rFonts w:ascii="Trebuchet MS" w:hAnsi="Trebuchet MS"/>
-          <w:sz w:val="28"/>
-          <w:szCs w:val="28"/>
-        </w:rPr>
-      </w:pPr>
-    </w:p>
-    <w:p>
-      <w:pPr>
-        <w:rPr>
-          <w:rFonts w:ascii="Trebuchet MS" w:hAnsi="Trebuchet MS"/>
-          <w:b/>
-          <w:bCs/>
-          <w:sz w:val="36"/>
-          <w:szCs w:val="36"/>
-          <w:lang w:val="en-NL"/>
-        </w:rPr>
-      </w:pPr>
-      <w:r>
-        <w:rPr>
-          <w:rFonts w:ascii="Trebuchet MS" w:hAnsi="Trebuchet MS"/>
-          <w:sz w:val="28"/>
-          <w:szCs w:val="28"/>
-        </w:rPr>
-        <w:t>“</w:t>
-      </w:r>
-      <w:r>
-        <w:rPr>
-          <w:rFonts w:ascii="Trebuchet MS" w:hAnsi="Trebuchet MS"/>
-          <w:b/>
-          <w:bCs/>
-          <w:sz w:val="36"/>
-          <w:szCs w:val="36"/>
-          <w:lang w:val="en-NL"/>
-        </w:rPr>
-        <w:t>center &lt;- function(data, midpoint) {</w:t>
-      </w:r>
-    </w:p>
-    <w:p>
-      <w:pPr>
-        <w:rPr>
-          <w:rFonts w:ascii="Trebuchet MS" w:hAnsi="Trebuchet MS"/>
-          <w:b/>
-          <w:bCs/>
-          <w:sz w:val="36"/>
-          <w:szCs w:val="36"/>
-          <w:lang w:val="en-NL"/>
-        </w:rPr>
-      </w:pPr>
-      <w:r>
-        <w:rPr>
-          <w:rFonts w:ascii="Trebuchet MS" w:hAnsi="Trebuchet MS"/>
-          <w:b/>
-          <w:bCs/>
-          <w:sz w:val="36"/>
-          <w:szCs w:val="36"/>
-          <w:lang w:val="en-NL"/>
-        </w:rPr>
-        <w:t xml:space="preserve">  new_data &lt;- (data - mean(data, na.rm=TRUE)) + midpoint</w:t>
-      </w:r>
-    </w:p>
-    <w:p>
-      <w:pPr>
-        <w:rPr>
-          <w:rFonts w:ascii="Trebuchet MS" w:hAnsi="Trebuchet MS"/>
-          <w:b/>
-          <w:bCs/>
-          <w:sz w:val="36"/>
-          <w:szCs w:val="36"/>
-          <w:lang w:val="en-NL"/>
-        </w:rPr>
-      </w:pPr>
-      <w:r>
-        <w:rPr>
-          <w:rFonts w:ascii="Trebuchet MS" w:hAnsi="Trebuchet MS"/>
-          <w:b/>
-          <w:bCs/>
-          <w:sz w:val="36"/>
-          <w:szCs w:val="36"/>
-          <w:lang w:val="en-NL"/>
-        </w:rPr>
-        <w:t xml:space="preserve">  return(new_data)</w:t>
-      </w:r>
-    </w:p>
-    <w:p>
-      <w:pPr>
-        <w:rPr>
-          <w:rFonts w:ascii="Trebuchet MS" w:hAnsi="Trebuchet MS"/>
-          <w:b/>
-          <w:bCs/>
-          <w:sz w:val="36"/>
-          <w:szCs w:val="36"/>
-          <w:lang w:val="en-NL"/>
-        </w:rPr>
-      </w:pPr>
-      <w:r>
-        <w:rPr>
-          <w:rFonts w:ascii="Trebuchet MS" w:hAnsi="Trebuchet MS"/>
-          <w:b/>
-          <w:bCs/>
-          <w:sz w:val="36"/>
-          <w:szCs w:val="36"/>
-          <w:lang w:val="en-NL"/>
-        </w:rPr>
-        <w:t>}</w:t>
-      </w:r>
-    </w:p>
-    <w:p>
-      <w:pPr>
-        <w:rPr>
-          <w:rFonts w:ascii="Trebuchet MS" w:hAnsi="Trebuchet MS"/>
-          <w:b/>
-          <w:bCs/>
-          <w:sz w:val="36"/>
-          <w:szCs w:val="36"/>
-          <w:lang w:val="en-NL"/>
-        </w:rPr>
-      </w:pPr>
-    </w:p>
-    <w:p>
-      <w:pPr>
-        <w:rPr>
-          <w:rFonts w:ascii="Trebuchet MS" w:hAnsi="Trebuchet MS"/>
-          <w:sz w:val="28"/>
-          <w:szCs w:val="28"/>
-        </w:rPr>
-      </w:pPr>
-      <w:r>
-        <w:rPr>
-          <w:rFonts w:ascii="Trebuchet MS" w:hAnsi="Trebuchet MS"/>
-          <w:b/>
-          <w:bCs/>
-          <w:sz w:val="36"/>
-          <w:szCs w:val="36"/>
-          <w:lang w:val="en-NL"/>
-        </w:rPr>
-        <w:t>center(datNA[,4], 0)</w:t>
-      </w:r>
-      <w:r>
-        <w:rPr>
-          <w:rFonts w:ascii="Trebuchet MS" w:hAnsi="Trebuchet MS"/>
-          <w:sz w:val="28"/>
-          <w:szCs w:val="28"/>
-        </w:rPr>
-        <w:t>”</w:t>
-      </w:r>
-    </w:p>
-    <w:p>
-      <w:pPr>
-        <w:rPr>
-          <w:rFonts w:ascii="Trebuchet MS" w:hAnsi="Trebuchet MS"/>
-          <w:sz w:val="28"/>
-          <w:szCs w:val="28"/>
-        </w:rPr>
-      </w:pPr>
-    </w:p>
-    <w:p>
-      <w:pPr>
-        <w:rPr>
-          <w:rFonts w:ascii="Trebuchet MS" w:hAnsi="Trebuchet MS"/>
-          <w:sz w:val="28"/>
-          <w:szCs w:val="28"/>
-        </w:rPr>
-      </w:pPr>
-      <w:r>
-        <w:rPr>
-          <w:rFonts w:ascii="Trebuchet MS" w:hAnsi="Trebuchet MS"/>
-          <w:sz w:val="28"/>
-          <w:szCs w:val="28"/>
-        </w:rPr>
-        <w:t xml:space="preserve">What if a user accidentally used a </w:t>
-      </w:r>
-      <w:r>
-        <w:rPr>
-          <w:rFonts w:ascii="Trebuchet MS" w:hAnsi="Trebuchet MS"/>
-          <w:sz w:val="28"/>
-          <w:szCs w:val="28"/>
-        </w:rPr>
-        <w:t>factor or character vector instead of numbers?</w:t>
-      </w:r>
-    </w:p>
-    <w:p>
-      <w:pPr>
-        <w:rPr>
-          <w:rFonts w:ascii="Trebuchet MS" w:hAnsi="Trebuchet MS"/>
-          <w:b/>
-          <w:bCs/>
-          <w:sz w:val="36"/>
-          <w:szCs w:val="36"/>
-          <w:lang w:val="en-NL"/>
-        </w:rPr>
-      </w:pPr>
-      <w:r>
-        <w:rPr>
-          <w:rFonts w:ascii="Trebuchet MS" w:hAnsi="Trebuchet MS"/>
-          <w:sz w:val="28"/>
-          <w:szCs w:val="28"/>
-        </w:rPr>
-        <w:t>“</w:t>
-      </w:r>
-      <w:r>
-        <w:rPr>
-          <w:rFonts w:ascii="Trebuchet MS" w:hAnsi="Trebuchet MS"/>
-          <w:b/>
-          <w:bCs/>
-          <w:sz w:val="36"/>
-          <w:szCs w:val="36"/>
-          <w:lang w:val="en-NL"/>
-        </w:rPr>
-        <w:t>datNA[,1] &lt;- as.factor(datNA[,1])</w:t>
-      </w:r>
-    </w:p>
-    <w:p>
-      <w:pPr>
-        <w:rPr>
-          <w:rFonts w:ascii="Trebuchet MS" w:hAnsi="Trebuchet MS"/>
-          <w:b/>
-          <w:bCs/>
-          <w:sz w:val="36"/>
-          <w:szCs w:val="36"/>
-          <w:lang w:val="en-NL"/>
-        </w:rPr>
-      </w:pPr>
-      <w:r>
-        <w:rPr>
-          <w:rFonts w:ascii="Trebuchet MS" w:hAnsi="Trebuchet MS"/>
-          <w:b/>
-          <w:bCs/>
-          <w:sz w:val="36"/>
-          <w:szCs w:val="36"/>
-          <w:lang w:val="en-NL"/>
-        </w:rPr>
-        <w:t>datNA[,2] &lt;- as.character(datNA[,2])</w:t>
-      </w:r>
-    </w:p>
-    <w:p>
-      <w:pPr>
-        <w:rPr>
-          <w:rFonts w:ascii="Trebuchet MS" w:hAnsi="Trebuchet MS"/>
-          <w:b/>
-          <w:bCs/>
-          <w:sz w:val="36"/>
-          <w:szCs w:val="36"/>
-          <w:lang w:val="en-NL"/>
-        </w:rPr>
-      </w:pPr>
-    </w:p>
-    <w:p>
-      <w:pPr>
-        <w:rPr>
-          <w:rFonts w:ascii="Trebuchet MS" w:hAnsi="Trebuchet MS"/>
-          <w:b/>
-          <w:bCs/>
-          <w:sz w:val="36"/>
-          <w:szCs w:val="36"/>
-          <w:lang w:val="en-NL"/>
-        </w:rPr>
-      </w:pPr>
-      <w:r>
-        <w:rPr>
-          <w:rFonts w:ascii="Trebuchet MS" w:hAnsi="Trebuchet MS"/>
-          <w:b/>
-          <w:bCs/>
-          <w:sz w:val="36"/>
-          <w:szCs w:val="36"/>
-          <w:lang w:val="en-NL"/>
-        </w:rPr>
-        <w:t>center(datNA[,1], 0)</w:t>
-      </w:r>
-    </w:p>
-    <w:p>
-      <w:pPr>
-        <w:rPr>
-          <w:rFonts w:ascii="Trebuchet MS" w:hAnsi="Trebuchet MS"/>
-          <w:sz w:val="28"/>
-          <w:szCs w:val="28"/>
-          <w:lang w:val="en-NL"/>
-        </w:rPr>
-      </w:pPr>
-      <w:r>
-        <w:rPr>
-          <w:rFonts w:ascii="Trebuchet MS" w:hAnsi="Trebuchet MS"/>
-          <w:b/>
-          <w:bCs/>
-          <w:sz w:val="36"/>
-          <w:szCs w:val="36"/>
-          <w:lang w:val="en-NL"/>
-        </w:rPr>
-        <w:t>center(datNA[,2], 0)</w:t>
-      </w:r>
-      <w:r>
-        <w:rPr>
-          <w:rFonts w:ascii="Trebuchet MS" w:hAnsi="Trebuchet MS"/>
-          <w:sz w:val="28"/>
-          <w:szCs w:val="28"/>
-        </w:rPr>
-        <w:t>”</w:t>
-      </w:r>
-    </w:p>
-    <w:p>
-      <w:pPr>
-        <w:rPr>
-          <w:rFonts w:ascii="Trebuchet MS" w:hAnsi="Trebuchet MS"/>
-          <w:sz w:val="28"/>
-          <w:szCs w:val="28"/>
-        </w:rPr>
-      </w:pPr>
-    </w:p>
-    <w:p>
-      <w:pPr>
-        <w:rPr>
-          <w:rFonts w:ascii="Trebuchet MS" w:hAnsi="Trebuchet MS"/>
-          <w:sz w:val="28"/>
-          <w:szCs w:val="28"/>
-        </w:rPr>
-      </w:pPr>
-      <w:r>
-        <w:rPr>
-          <w:rFonts w:ascii="Trebuchet MS" w:hAnsi="Trebuchet MS"/>
-          <w:sz w:val="28"/>
-          <w:szCs w:val="28"/>
-        </w:rPr>
-        <w:t xml:space="preserve">The error messages give us a lot of information here. Both state that because the values aren’t numeric it returns all NAs. But the second doesn’t end up returning anything. To better craft our function we </w:t>
-      </w:r>
-      <w:r>
-        <w:rPr>
-          <w:rFonts w:ascii="Trebuchet MS" w:hAnsi="Trebuchet MS"/>
-          <w:sz w:val="28"/>
-          <w:szCs w:val="28"/>
-        </w:rPr>
-        <w:lastRenderedPageBreak/>
-        <w:t>could require that it only receives numeric input.</w:t>
-      </w:r>
-      <w:r>
-        <w:rPr>
-          <w:rFonts w:ascii="Trebuchet MS" w:hAnsi="Trebuchet MS"/>
-          <w:sz w:val="28"/>
-          <w:szCs w:val="28"/>
-        </w:rPr>
-        <w:t xml:space="preserve"> For now we can include a warning</w:t>
-      </w:r>
-      <w:r>
-        <w:rPr>
-          <w:rFonts w:ascii="Trebuchet MS" w:hAnsi="Trebuchet MS"/>
-          <w:sz w:val="28"/>
-          <w:szCs w:val="28"/>
-        </w:rPr>
-        <w:t xml:space="preserve">  </w:t>
-      </w:r>
-    </w:p>
-    <w:p>
-      <w:pPr>
-        <w:rPr>
-          <w:rFonts w:ascii="Trebuchet MS" w:hAnsi="Trebuchet MS"/>
-          <w:sz w:val="28"/>
-          <w:szCs w:val="28"/>
-        </w:rPr>
-      </w:pPr>
-    </w:p>
-    <w:p>
-      <w:pPr>
-        <w:rPr>
-          <w:rFonts w:ascii="Trebuchet MS" w:hAnsi="Trebuchet MS"/>
-          <w:b/>
-          <w:bCs/>
-          <w:sz w:val="36"/>
-          <w:szCs w:val="36"/>
-        </w:rPr>
-      </w:pPr>
-      <w:r>
-        <w:rPr>
-          <w:rFonts w:ascii="Trebuchet MS" w:hAnsi="Trebuchet MS"/>
-          <w:sz w:val="28"/>
-          <w:szCs w:val="28"/>
-        </w:rPr>
-        <w:t>“</w:t>
-      </w:r>
-      <w:r>
-        <w:rPr>
-          <w:rFonts w:ascii="Trebuchet MS" w:hAnsi="Trebuchet MS"/>
-          <w:b/>
-          <w:bCs/>
-          <w:sz w:val="36"/>
-          <w:szCs w:val="36"/>
-        </w:rPr>
-        <w:t>center &lt;- function(data, midpoint) {</w:t>
-      </w:r>
-    </w:p>
-    <w:p>
-      <w:pPr>
-        <w:rPr>
-          <w:rFonts w:ascii="Trebuchet MS" w:hAnsi="Trebuchet MS"/>
-          <w:b/>
-          <w:bCs/>
-          <w:sz w:val="36"/>
-          <w:szCs w:val="36"/>
-        </w:rPr>
-      </w:pPr>
-      <w:r>
-        <w:rPr>
-          <w:rFonts w:ascii="Trebuchet MS" w:hAnsi="Trebuchet MS"/>
-          <w:b/>
-          <w:bCs/>
-          <w:sz w:val="36"/>
-          <w:szCs w:val="36"/>
-        </w:rPr>
-        <w:t xml:space="preserve">  if(!is.numeric(data)) {</w:t>
-      </w:r>
-    </w:p>
-    <w:p>
-      <w:pPr>
-        <w:rPr>
-          <w:rFonts w:ascii="Trebuchet MS" w:hAnsi="Trebuchet MS"/>
-          <w:b/>
-          <w:bCs/>
-          <w:sz w:val="36"/>
-          <w:szCs w:val="36"/>
-        </w:rPr>
-      </w:pPr>
-      <w:r>
-        <w:rPr>
-          <w:rFonts w:ascii="Trebuchet MS" w:hAnsi="Trebuchet MS"/>
-          <w:b/>
-          <w:bCs/>
-          <w:sz w:val="36"/>
-          <w:szCs w:val="36"/>
-        </w:rPr>
-        <w:t xml:space="preserve">    </w:t>
-      </w:r>
-    </w:p>
-    <w:p>
-      <w:pPr>
-        <w:rPr>
-          <w:rFonts w:ascii="Trebuchet MS" w:hAnsi="Trebuchet MS"/>
-          <w:b/>
-          <w:bCs/>
-          <w:sz w:val="36"/>
-          <w:szCs w:val="36"/>
-        </w:rPr>
-      </w:pPr>
-      <w:r>
-        <w:rPr>
-          <w:rFonts w:ascii="Trebuchet MS" w:hAnsi="Trebuchet MS"/>
-          <w:b/>
-          <w:bCs/>
-          <w:sz w:val="36"/>
-          <w:szCs w:val="36"/>
-        </w:rPr>
-        <w:t xml:space="preserve">    warning("</w:t>
-      </w:r>
-      <w:r>
-        <w:rPr>
-          <w:rFonts w:ascii="Trebuchet MS" w:hAnsi="Trebuchet MS"/>
-          <w:b/>
-          <w:bCs/>
-          <w:sz w:val="36"/>
-          <w:szCs w:val="36"/>
-        </w:rPr>
-        <w:t>WARNING: all values in your data must be either numeric or NA!</w:t>
-      </w:r>
-      <w:r>
-        <w:rPr>
-          <w:rFonts w:ascii="Trebuchet MS" w:hAnsi="Trebuchet MS"/>
-          <w:b/>
-          <w:bCs/>
-          <w:sz w:val="36"/>
-          <w:szCs w:val="36"/>
-        </w:rPr>
-        <w:t>")</w:t>
-      </w:r>
-    </w:p>
-    <w:p>
-      <w:pPr>
-        <w:rPr>
-          <w:rFonts w:ascii="Trebuchet MS" w:hAnsi="Trebuchet MS"/>
-          <w:b/>
-          <w:bCs/>
-          <w:sz w:val="36"/>
-          <w:szCs w:val="36"/>
-        </w:rPr>
-      </w:pPr>
-      <w:r>
-        <w:rPr>
-          <w:rFonts w:ascii="Trebuchet MS" w:hAnsi="Trebuchet MS"/>
-          <w:b/>
-          <w:bCs/>
-          <w:sz w:val="36"/>
-          <w:szCs w:val="36"/>
-        </w:rPr>
-        <w:t xml:space="preserve">    </w:t>
-      </w:r>
-    </w:p>
-    <w:p>
-      <w:pPr>
-        <w:rPr>
-          <w:rFonts w:ascii="Trebuchet MS" w:hAnsi="Trebuchet MS"/>
-          <w:b/>
-          <w:bCs/>
-          <w:sz w:val="36"/>
-          <w:szCs w:val="36"/>
-        </w:rPr>
-      </w:pPr>
-      <w:r>
-        <w:rPr>
-          <w:rFonts w:ascii="Trebuchet MS" w:hAnsi="Trebuchet MS"/>
-          <w:b/>
-          <w:bCs/>
-          <w:sz w:val="36"/>
-          <w:szCs w:val="36"/>
-        </w:rPr>
-        <w:t xml:space="preserve">  }</w:t>
-      </w:r>
-    </w:p>
-    <w:p>
-      <w:pPr>
-        <w:rPr>
-          <w:rFonts w:ascii="Trebuchet MS" w:hAnsi="Trebuchet MS"/>
-          <w:b/>
-          <w:bCs/>
-          <w:sz w:val="36"/>
-          <w:szCs w:val="36"/>
-        </w:rPr>
-      </w:pPr>
-      <w:r>
-        <w:rPr>
-          <w:rFonts w:ascii="Trebuchet MS" w:hAnsi="Trebuchet MS"/>
-          <w:b/>
-          <w:bCs/>
-          <w:sz w:val="36"/>
-          <w:szCs w:val="36"/>
-        </w:rPr>
-        <w:t xml:space="preserve">  new_data &lt;- (data - mean(data, na.rm=TRUE)) + midpoint</w:t>
-      </w:r>
-    </w:p>
-    <w:p>
-      <w:pPr>
-        <w:rPr>
-          <w:rFonts w:ascii="Trebuchet MS" w:hAnsi="Trebuchet MS"/>
-          <w:b/>
-          <w:bCs/>
-          <w:sz w:val="36"/>
-          <w:szCs w:val="36"/>
-        </w:rPr>
-      </w:pPr>
-      <w:r>
-        <w:rPr>
-          <w:rFonts w:ascii="Trebuchet MS" w:hAnsi="Trebuchet MS"/>
-          <w:b/>
-          <w:bCs/>
-          <w:sz w:val="36"/>
-          <w:szCs w:val="36"/>
-        </w:rPr>
-        <w:t xml:space="preserve">  return(new_data)</w:t>
-      </w:r>
-    </w:p>
-    <w:p>
-      <w:pPr>
-        <w:rPr>
-          <w:rFonts w:ascii="Trebuchet MS" w:hAnsi="Trebuchet MS"/>
-          <w:sz w:val="28"/>
-          <w:szCs w:val="28"/>
-        </w:rPr>
-      </w:pPr>
-      <w:r>
-        <w:rPr>
-          <w:rFonts w:ascii="Trebuchet MS" w:hAnsi="Trebuchet MS"/>
-          <w:b/>
-          <w:bCs/>
-          <w:sz w:val="36"/>
-          <w:szCs w:val="36"/>
-        </w:rPr>
-        <w:t>}</w:t>
-      </w:r>
-      <w:r>
-        <w:rPr>
-          <w:rFonts w:ascii="Trebuchet MS" w:hAnsi="Trebuchet MS"/>
-          <w:sz w:val="28"/>
-          <w:szCs w:val="28"/>
-        </w:rPr>
-        <w:t>”</w:t>
-      </w:r>
-    </w:p>
-    <w:p>
-      <w:pPr>
-        <w:rPr>
-          <w:rFonts w:ascii="Trebuchet MS" w:hAnsi="Trebuchet MS"/>
-          <w:sz w:val="28"/>
-          <w:szCs w:val="28"/>
-        </w:rPr>
-      </w:pPr>
-    </w:p>
-    <w:p>
-      <w:pPr>
-        <w:rPr>
-          <w:rFonts w:ascii="Trebuchet MS" w:hAnsi="Trebuchet MS"/>
-          <w:sz w:val="28"/>
-          <w:szCs w:val="28"/>
-        </w:rPr>
-      </w:pPr>
-      <w:r>
-        <w:rPr>
-          <w:rFonts w:ascii="Trebuchet MS" w:hAnsi="Trebuchet MS"/>
-          <w:sz w:val="28"/>
-          <w:szCs w:val="28"/>
-        </w:rPr>
-        <w:t xml:space="preserve">While a warning can be useful, typically we give context of our work with comments. We have been doing this all the way through the course so far, but we can add some to the function too. </w:t>
-      </w:r>
-    </w:p>
-    <w:p>
-      <w:pPr>
-        <w:rPr>
-          <w:rFonts w:ascii="Trebuchet MS" w:hAnsi="Trebuchet MS"/>
-          <w:b/>
-          <w:bCs/>
-          <w:sz w:val="36"/>
-          <w:szCs w:val="36"/>
-        </w:rPr>
-      </w:pPr>
-      <w:r>
-        <w:rPr>
-          <w:rFonts w:ascii="Trebuchet MS" w:hAnsi="Trebuchet MS"/>
-          <w:sz w:val="28"/>
-          <w:szCs w:val="28"/>
-        </w:rPr>
-        <w:t>“</w:t>
-      </w:r>
-      <w:r>
-        <w:rPr>
-          <w:rFonts w:ascii="Trebuchet MS" w:hAnsi="Trebuchet MS"/>
-          <w:b/>
-          <w:bCs/>
-          <w:sz w:val="36"/>
-          <w:szCs w:val="36"/>
-        </w:rPr>
-        <w:t>center &lt;- function(data, midpoint) {</w:t>
-      </w:r>
-    </w:p>
-    <w:p>
-      <w:pPr>
-        <w:rPr>
-          <w:rFonts w:ascii="Trebuchet MS" w:hAnsi="Trebuchet MS"/>
-          <w:b/>
-          <w:bCs/>
-          <w:sz w:val="36"/>
-          <w:szCs w:val="36"/>
-          <w:lang w:val="en-NL"/>
-        </w:rPr>
-      </w:pPr>
-      <w:r>
-        <w:rPr>
-          <w:rFonts w:ascii="Trebuchet MS" w:hAnsi="Trebuchet MS"/>
-          <w:b/>
-          <w:bCs/>
-          <w:sz w:val="36"/>
-          <w:szCs w:val="36"/>
-        </w:rPr>
-        <w:tab/>
-      </w:r>
-      <w:r>
-        <w:rPr>
-          <w:rFonts w:ascii="Trebuchet MS" w:hAnsi="Trebuchet MS"/>
-          <w:b/>
-          <w:bCs/>
-          <w:sz w:val="36"/>
-          <w:szCs w:val="36"/>
-          <w:lang w:val="en-NL"/>
-        </w:rPr>
-        <w:t># return a new vector containing the original data centered around the</w:t>
-      </w:r>
-    </w:p>
-    <w:p>
-      <w:pPr>
-        <w:rPr>
-          <w:rFonts w:ascii="Trebuchet MS" w:hAnsi="Trebuchet MS"/>
-          <w:b/>
-          <w:bCs/>
-          <w:sz w:val="36"/>
-          <w:szCs w:val="36"/>
-          <w:lang w:val="en-NL"/>
-        </w:rPr>
-      </w:pPr>
-      <w:r>
-        <w:rPr>
-          <w:rFonts w:ascii="Trebuchet MS" w:hAnsi="Trebuchet MS"/>
-          <w:b/>
-          <w:bCs/>
-          <w:sz w:val="36"/>
-          <w:szCs w:val="36"/>
-          <w:lang w:val="en-NL"/>
-        </w:rPr>
-        <w:t xml:space="preserve">  # midpoint.</w:t>
-      </w:r>
-    </w:p>
-    <w:p>
-      <w:pPr>
-        <w:rPr>
-          <w:rFonts w:ascii="Trebuchet MS" w:hAnsi="Trebuchet MS"/>
-          <w:b/>
-          <w:bCs/>
-          <w:sz w:val="36"/>
-          <w:szCs w:val="36"/>
-          <w:lang w:val="en-NL"/>
-        </w:rPr>
-      </w:pPr>
-      <w:r>
-        <w:rPr>
-          <w:rFonts w:ascii="Trebuchet MS" w:hAnsi="Trebuchet MS"/>
-          <w:b/>
-          <w:bCs/>
-          <w:sz w:val="36"/>
-          <w:szCs w:val="36"/>
-          <w:lang w:val="en-NL"/>
-        </w:rPr>
-        <w:t xml:space="preserve">  # Example: center(c(1, 2, 3), 0) =&gt; c(-1, 0, 1)</w:t>
-      </w:r>
-    </w:p>
-    <w:p>
-      <w:pPr>
-        <w:rPr>
-          <w:rFonts w:ascii="Trebuchet MS" w:hAnsi="Trebuchet MS"/>
-          <w:b/>
-          <w:bCs/>
-          <w:sz w:val="36"/>
-          <w:szCs w:val="36"/>
-        </w:rPr>
-      </w:pPr>
-      <w:r>
-        <w:rPr>
-          <w:rFonts w:ascii="Trebuchet MS" w:hAnsi="Trebuchet MS"/>
-          <w:b/>
-          <w:bCs/>
-          <w:sz w:val="36"/>
-          <w:szCs w:val="36"/>
-        </w:rPr>
-        <w:t xml:space="preserve">  </w:t>
-      </w:r>
-    </w:p>
-    <w:p>
-      <w:pPr>
-        <w:rPr>
-          <w:rFonts w:ascii="Trebuchet MS" w:hAnsi="Trebuchet MS"/>
-          <w:b/>
-          <w:bCs/>
-          <w:sz w:val="36"/>
-          <w:szCs w:val="36"/>
-        </w:rPr>
-      </w:pPr>
-      <w:r>
-        <w:rPr>
-          <w:rFonts w:ascii="Trebuchet MS" w:hAnsi="Trebuchet MS"/>
-          <w:b/>
-          <w:bCs/>
-          <w:sz w:val="36"/>
-          <w:szCs w:val="36"/>
-        </w:rPr>
-        <w:lastRenderedPageBreak/>
-        <w:t>if(!is.numeric(data)) {</w:t>
-      </w:r>
-    </w:p>
-    <w:p>
-      <w:pPr>
-        <w:rPr>
-          <w:rFonts w:ascii="Trebuchet MS" w:hAnsi="Trebuchet MS"/>
-          <w:b/>
-          <w:bCs/>
-          <w:sz w:val="36"/>
-          <w:szCs w:val="36"/>
-        </w:rPr>
-      </w:pPr>
-      <w:r>
-        <w:rPr>
-          <w:rFonts w:ascii="Trebuchet MS" w:hAnsi="Trebuchet MS"/>
-          <w:b/>
-          <w:bCs/>
-          <w:sz w:val="36"/>
-          <w:szCs w:val="36"/>
-        </w:rPr>
-        <w:t xml:space="preserve">    </w:t>
-      </w:r>
-    </w:p>
-    <w:p>
-      <w:pPr>
-        <w:rPr>
-          <w:rFonts w:ascii="Trebuchet MS" w:hAnsi="Trebuchet MS"/>
-          <w:b/>
-          <w:bCs/>
-          <w:sz w:val="36"/>
-          <w:szCs w:val="36"/>
-        </w:rPr>
-      </w:pPr>
-      <w:r>
-        <w:rPr>
-          <w:rFonts w:ascii="Trebuchet MS" w:hAnsi="Trebuchet MS"/>
-          <w:b/>
-          <w:bCs/>
-          <w:sz w:val="36"/>
-          <w:szCs w:val="36"/>
-        </w:rPr>
-        <w:t xml:space="preserve">    warning("</w:t>
-      </w:r>
-      <w:r>
-        <w:rPr>
-          <w:rFonts w:ascii="Trebuchet MS" w:hAnsi="Trebuchet MS"/>
-          <w:b/>
-          <w:bCs/>
-          <w:sz w:val="36"/>
-          <w:szCs w:val="36"/>
-        </w:rPr>
-        <w:t>WARNING: all values in your data must be either numeric or NA!</w:t>
-      </w:r>
-      <w:r>
-        <w:rPr>
-          <w:rFonts w:ascii="Trebuchet MS" w:hAnsi="Trebuchet MS"/>
-          <w:b/>
-          <w:bCs/>
-          <w:sz w:val="36"/>
-          <w:szCs w:val="36"/>
-        </w:rPr>
-        <w:t>")</w:t>
-      </w:r>
-    </w:p>
-    <w:p>
-      <w:pPr>
-        <w:rPr>
-          <w:rFonts w:ascii="Trebuchet MS" w:hAnsi="Trebuchet MS"/>
-          <w:b/>
-          <w:bCs/>
-          <w:sz w:val="36"/>
-          <w:szCs w:val="36"/>
-        </w:rPr>
-      </w:pPr>
-      <w:r>
-        <w:rPr>
-          <w:rFonts w:ascii="Trebuchet MS" w:hAnsi="Trebuchet MS"/>
-          <w:b/>
-          <w:bCs/>
-          <w:sz w:val="36"/>
-          <w:szCs w:val="36"/>
-        </w:rPr>
-        <w:t xml:space="preserve">    </w:t>
-      </w:r>
-    </w:p>
-    <w:p>
-      <w:pPr>
-        <w:rPr>
-          <w:rFonts w:ascii="Trebuchet MS" w:hAnsi="Trebuchet MS"/>
-          <w:b/>
-          <w:bCs/>
-          <w:sz w:val="36"/>
-          <w:szCs w:val="36"/>
-        </w:rPr>
-      </w:pPr>
-      <w:r>
-        <w:rPr>
-          <w:rFonts w:ascii="Trebuchet MS" w:hAnsi="Trebuchet MS"/>
-          <w:b/>
-          <w:bCs/>
-          <w:sz w:val="36"/>
-          <w:szCs w:val="36"/>
-        </w:rPr>
-        <w:t xml:space="preserve">  }</w:t>
-      </w:r>
-    </w:p>
-    <w:p>
-      <w:pPr>
-        <w:rPr>
-          <w:rFonts w:ascii="Trebuchet MS" w:hAnsi="Trebuchet MS"/>
-          <w:b/>
-          <w:bCs/>
-          <w:sz w:val="36"/>
-          <w:szCs w:val="36"/>
-        </w:rPr>
-      </w:pPr>
-      <w:r>
-        <w:rPr>
-          <w:rFonts w:ascii="Trebuchet MS" w:hAnsi="Trebuchet MS"/>
-          <w:b/>
-          <w:bCs/>
-          <w:sz w:val="36"/>
-          <w:szCs w:val="36"/>
-        </w:rPr>
-        <w:t xml:space="preserve">  new_data &lt;- (data - mean(data, na.rm=TRUE)) + midpoint</w:t>
-      </w:r>
-    </w:p>
-    <w:p>
-      <w:pPr>
-        <w:rPr>
-          <w:rFonts w:ascii="Trebuchet MS" w:hAnsi="Trebuchet MS"/>
-          <w:b/>
-          <w:bCs/>
-          <w:sz w:val="36"/>
-          <w:szCs w:val="36"/>
-        </w:rPr>
-      </w:pPr>
-      <w:r>
-        <w:rPr>
-          <w:rFonts w:ascii="Trebuchet MS" w:hAnsi="Trebuchet MS"/>
-          <w:b/>
-          <w:bCs/>
-          <w:sz w:val="36"/>
-          <w:szCs w:val="36"/>
-        </w:rPr>
-        <w:t xml:space="preserve">  return(new_data)</w:t>
-      </w:r>
-    </w:p>
-    <w:p>
-      <w:pPr>
-        <w:rPr>
-          <w:rFonts w:ascii="Trebuchet MS" w:hAnsi="Trebuchet MS"/>
-          <w:sz w:val="28"/>
-          <w:szCs w:val="28"/>
-        </w:rPr>
-      </w:pPr>
-      <w:r>
-        <w:rPr>
-          <w:rFonts w:ascii="Trebuchet MS" w:hAnsi="Trebuchet MS"/>
-          <w:b/>
-          <w:bCs/>
-          <w:sz w:val="36"/>
-          <w:szCs w:val="36"/>
-        </w:rPr>
-        <w:t>}</w:t>
-      </w:r>
-      <w:r>
-        <w:rPr>
-          <w:rFonts w:ascii="Trebuchet MS" w:hAnsi="Trebuchet MS"/>
-          <w:sz w:val="28"/>
-          <w:szCs w:val="28"/>
-        </w:rPr>
-        <w:t>”</w:t>
-      </w:r>
-    </w:p>
-    <w:p>
-      <w:pPr>
-        <w:rPr>
-          <w:rFonts w:ascii="Trebuchet MS" w:hAnsi="Trebuchet MS"/>
-          <w:sz w:val="28"/>
-          <w:szCs w:val="28"/>
-        </w:rPr>
-      </w:pPr>
-    </w:p>
-    <w:p>
-      <w:pPr>
-        <w:rPr>
-          <w:rFonts w:ascii="Trebuchet MS" w:hAnsi="Trebuchet MS"/>
-          <w:sz w:val="28"/>
-          <w:szCs w:val="28"/>
-        </w:rPr>
-      </w:pPr>
-      <w:r>
-        <w:rPr>
-          <w:rFonts w:ascii="Trebuchet MS" w:hAnsi="Trebuchet MS"/>
-          <w:sz w:val="28"/>
-          <w:szCs w:val="28"/>
-        </w:rPr>
-        <w:t>This doesn’t work quite the same as the more formal documentation used in other packages, but it will suffice for your own use of sharing with colleagues.</w:t>
-      </w:r>
-    </w:p>
-    <w:p>
-      <w:pPr>
-        <w:rPr>
-          <w:rFonts w:ascii="Trebuchet MS" w:hAnsi="Trebuchet MS"/>
-          <w:sz w:val="28"/>
-          <w:szCs w:val="28"/>
-        </w:rPr>
-      </w:pPr>
-    </w:p>
-    <w:p>
-      <w:pPr>
-        <w:rPr>
-          <w:rFonts w:ascii="Trebuchet MS" w:hAnsi="Trebuchet MS"/>
-          <w:sz w:val="28"/>
-          <w:szCs w:val="28"/>
-        </w:rPr>
-      </w:pPr>
-    </w:p>
-    <w:p>
-      <w:pPr>
-        <w:rPr>
-          <w:rFonts w:ascii="Trebuchet MS" w:hAnsi="Trebuchet MS"/>
-          <w:b/>
-          <w:bCs/>
-          <w:sz w:val="40"/>
-          <w:szCs w:val="40"/>
-          <w:lang w:val="en-US"/>
-        </w:rPr>
-      </w:pPr>
-      <w:r>
-        <w:rPr>
-          <w:rFonts w:ascii="Trebuchet MS" w:hAnsi="Trebuchet MS"/>
-          <w:b/>
-          <w:bCs/>
-          <w:sz w:val="40"/>
-          <w:szCs w:val="40"/>
-          <w:highlight w:val="yellow"/>
-          <w:lang w:val="en-US"/>
-        </w:rPr>
-        <w:t>Can you writ</w:t>
-      </w:r>
-      <w:r>
-        <w:rPr>
-          <w:rFonts w:ascii="Trebuchet MS" w:hAnsi="Trebuchet MS"/>
-          <w:b/>
-          <w:bCs/>
-          <w:sz w:val="40"/>
-          <w:szCs w:val="40"/>
-          <w:highlight w:val="yellow"/>
-          <w:lang w:val="en-US"/>
-        </w:rPr>
-        <w:t>e a function called analyse that takes a file name as an argument and creates the 3 graphs we made in the previous session? So analyse(“inflammation-01.csv”) will make te graphs we made previously and analyse(“inflammation-02.csv”) will make new ones</w:t>
-      </w:r>
-    </w:p>
-    <w:p>
-      <w:pPr>
-        <w:rPr>
-          <w:rFonts w:ascii="Trebuchet MS" w:hAnsi="Trebuchet MS"/>
-          <w:b/>
-          <w:bCs/>
-          <w:sz w:val="40"/>
-          <w:szCs w:val="40"/>
-          <w:lang w:val="en-US"/>
-        </w:rPr>
-      </w:pPr>
-    </w:p>
-    <w:p>
-      <w:pPr>
-        <w:rPr>
-          <w:rFonts w:ascii="Trebuchet MS" w:hAnsi="Trebuchet MS"/>
-          <w:b/>
-          <w:bCs/>
-          <w:sz w:val="40"/>
-          <w:szCs w:val="40"/>
-          <w:highlight w:val="yellow"/>
-          <w:lang w:val="en-NL"/>
-        </w:rPr>
-      </w:pPr>
-      <w:r>
-        <w:rPr>
-          <w:rFonts w:ascii="Trebuchet MS" w:hAnsi="Trebuchet MS"/>
-          <w:b/>
-          <w:bCs/>
-          <w:sz w:val="40"/>
-          <w:szCs w:val="40"/>
-          <w:highlight w:val="yellow"/>
-          <w:lang w:val="en-NL"/>
-        </w:rPr>
-        <w:lastRenderedPageBreak/>
-        <w:t>Write a function rescale that takes a vector as input and returns a corresponding vector of values scaled to lie in the range 0 to 1. (If L and H are the lowest and highest values in the original vector, then the replacement for a value v should be (v-L) / (H-L).) Be sure to document your function with comments.</w:t>
-      </w:r>
-    </w:p>
-    <w:p>
-      <w:pPr>
-        <w:rPr>
-          <w:rFonts w:ascii="Trebuchet MS" w:hAnsi="Trebuchet MS"/>
-          <w:b/>
-          <w:bCs/>
-          <w:sz w:val="40"/>
-          <w:szCs w:val="40"/>
-          <w:lang w:val="en-NL"/>
-        </w:rPr>
-      </w:pPr>
-      <w:r>
-        <w:rPr>
-          <w:rFonts w:ascii="Trebuchet MS" w:hAnsi="Trebuchet MS"/>
-          <w:b/>
-          <w:bCs/>
-          <w:sz w:val="40"/>
-          <w:szCs w:val="40"/>
-          <w:highlight w:val="yellow"/>
-          <w:lang w:val="en-NL"/>
-        </w:rPr>
-        <w:t>Test that your rescale function is working properly using min, max, and plot.</w:t>
-      </w:r>
-    </w:p>
-    <w:p>
-      <w:pPr>
-        <w:rPr>
-          <w:rFonts w:ascii="Trebuchet MS" w:hAnsi="Trebuchet MS"/>
-          <w:b/>
-          <w:bCs/>
-          <w:sz w:val="40"/>
-          <w:szCs w:val="40"/>
-          <w:lang w:val="en-NL"/>
-        </w:rPr>
-      </w:pPr>
-    </w:p>
-    <w:p>
-      <w:pPr>
-        <w:rPr>
-          <w:rFonts w:ascii="Trebuchet MS" w:hAnsi="Trebuchet MS"/>
-          <w:b/>
-          <w:bCs/>
-          <w:sz w:val="40"/>
-          <w:szCs w:val="40"/>
-          <w:lang w:val="en-US"/>
-        </w:rPr>
-      </w:pPr>
-    </w:p>
-    <w:p>
-      <w:pPr>
-        <w:rPr>
-          <w:rFonts w:ascii="Trebuchet MS" w:hAnsi="Trebuchet MS"/>
-          <w:sz w:val="28"/>
-          <w:szCs w:val="28"/>
-        </w:rPr>
-      </w:pPr>
-    </w:p>
-    <w:p>
-      <w:pPr>
-        <w:rPr>
-          <w:rFonts w:ascii="Trebuchet MS" w:hAnsi="Trebuchet MS"/>
-          <w:color w:val="FF0000"/>
-          <w:sz w:val="72"/>
-          <w:szCs w:val="72"/>
-        </w:rPr>
       </w:pPr>
       <w:r>
         <w:rPr>
@@ -4572,344 +5798,65 @@
           <w:u w:val="single"/>
           <w:lang w:val="en-US"/>
         </w:rPr>
-        <w:t xml:space="preserve">Functions – part </w:t>
-      </w:r>
-      <w:r>
-        <w:rPr>
-          <w:rFonts w:ascii="Trebuchet MS" w:hAnsi="Trebuchet MS"/>
-          <w:b/>
-          <w:bCs/>
-          <w:color w:val="FF0000"/>
-          <w:sz w:val="72"/>
-          <w:szCs w:val="72"/>
-          <w:u w:val="single"/>
-          <w:lang w:val="en-US"/>
-        </w:rPr>
-        <w:t>4</w:t>
-      </w:r>
-      <w:r>
-        <w:rPr>
-          <w:rFonts w:ascii="Trebuchet MS" w:hAnsi="Trebuchet MS"/>
-          <w:b/>
-          <w:bCs/>
-          <w:color w:val="FF0000"/>
-          <w:sz w:val="72"/>
-          <w:szCs w:val="72"/>
-          <w:u w:val="single"/>
-          <w:lang w:val="en-US"/>
-        </w:rPr>
-        <w:t>,</w:t>
-      </w:r>
-      <w:r>
-        <w:rPr>
-          <w:rFonts w:ascii="Trebuchet MS" w:hAnsi="Trebuchet MS"/>
-          <w:b/>
-          <w:bCs/>
-          <w:color w:val="FF0000"/>
-          <w:sz w:val="72"/>
-          <w:szCs w:val="72"/>
-          <w:u w:val="single"/>
-          <w:lang w:val="en-US"/>
-        </w:rPr>
-        <w:t xml:space="preserve"> </w:t>
-      </w:r>
-      <w:r>
-        <w:rPr>
-          <w:rFonts w:ascii="Trebuchet MS" w:hAnsi="Trebuchet MS"/>
-          <w:b/>
-          <w:bCs/>
-          <w:color w:val="FF0000"/>
-          <w:sz w:val="72"/>
-          <w:szCs w:val="72"/>
-          <w:u w:val="single"/>
-          <w:lang w:val="en-US"/>
-        </w:rPr>
-        <w:t>Defaults</w:t>
-      </w:r>
-    </w:p>
-    <w:p>
-      <w:pPr>
-        <w:rPr>
-          <w:rFonts w:ascii="Trebuchet MS" w:hAnsi="Trebuchet MS"/>
-          <w:sz w:val="28"/>
-          <w:szCs w:val="28"/>
-        </w:rPr>
-      </w:pPr>
-    </w:p>
-    <w:p>
-      <w:pPr>
-        <w:rPr>
-          <w:rFonts w:ascii="Trebuchet MS" w:hAnsi="Trebuchet MS"/>
-          <w:sz w:val="28"/>
-          <w:szCs w:val="28"/>
-        </w:rPr>
-      </w:pPr>
-      <w:r>
-        <w:rPr>
-          <w:rFonts w:ascii="Trebuchet MS" w:hAnsi="Trebuchet MS"/>
-          <w:sz w:val="28"/>
-          <w:szCs w:val="28"/>
-        </w:rPr>
-        <w:t>So far we have mostly been using the argument names when calling functions. However it is not always needed:</w:t>
-      </w:r>
-    </w:p>
-    <w:p>
-      <w:pPr>
-        <w:rPr>
-          <w:rFonts w:ascii="Trebuchet MS" w:hAnsi="Trebuchet MS"/>
-          <w:sz w:val="28"/>
-          <w:szCs w:val="28"/>
-        </w:rPr>
-      </w:pPr>
-      <w:r>
-        <w:rPr>
-          <w:rFonts w:ascii="Trebuchet MS" w:hAnsi="Trebuchet MS"/>
-          <w:sz w:val="28"/>
-          <w:szCs w:val="28"/>
-        </w:rPr>
-        <w:t>“</w:t>
-      </w:r>
-      <w:r>
-        <w:rPr>
-          <w:rFonts w:ascii="Trebuchet MS" w:hAnsi="Trebuchet MS"/>
-          <w:b/>
-          <w:bCs/>
-          <w:sz w:val="36"/>
-          <w:szCs w:val="36"/>
-        </w:rPr>
-        <w:t>dat &lt;- read.csv(“data/inflammation-01.csv”, FALSE)</w:t>
-      </w:r>
-      <w:r>
-        <w:rPr>
-          <w:rFonts w:ascii="Trebuchet MS" w:hAnsi="Trebuchet MS"/>
-          <w:sz w:val="28"/>
-          <w:szCs w:val="28"/>
-        </w:rPr>
-        <w:t>”</w:t>
-      </w:r>
-    </w:p>
-    <w:p>
-      <w:pPr>
-        <w:rPr>
-          <w:rFonts w:ascii="Trebuchet MS" w:hAnsi="Trebuchet MS"/>
-          <w:sz w:val="28"/>
-          <w:szCs w:val="28"/>
-        </w:rPr>
-      </w:pPr>
-      <w:r>
-        <w:rPr>
-          <w:rFonts w:ascii="Trebuchet MS" w:hAnsi="Trebuchet MS"/>
-          <w:sz w:val="28"/>
-          <w:szCs w:val="28"/>
-        </w:rPr>
-        <w:t xml:space="preserve"> Works as well this is because the file path is the first argument and the header is the second argument. We can check this (and this works with any function) by using the “?”</w:t>
-      </w:r>
-    </w:p>
-    <w:p>
-      <w:pPr>
-        <w:rPr>
-          <w:rFonts w:ascii="Trebuchet MS" w:hAnsi="Trebuchet MS"/>
-          <w:sz w:val="28"/>
-          <w:szCs w:val="28"/>
-        </w:rPr>
-      </w:pPr>
-      <w:r>
-        <w:rPr>
-          <w:rFonts w:ascii="Trebuchet MS" w:hAnsi="Trebuchet MS"/>
-          <w:sz w:val="28"/>
-          <w:szCs w:val="28"/>
-        </w:rPr>
-        <w:t>“</w:t>
-      </w:r>
-      <w:r>
-        <w:rPr>
-          <w:rFonts w:ascii="Trebuchet MS" w:hAnsi="Trebuchet MS"/>
-          <w:b/>
-          <w:bCs/>
-          <w:sz w:val="36"/>
-          <w:szCs w:val="36"/>
-        </w:rPr>
-        <w:t>?read.csv</w:t>
-      </w:r>
-      <w:r>
-        <w:rPr>
-          <w:rFonts w:ascii="Trebuchet MS" w:hAnsi="Trebuchet MS"/>
-          <w:sz w:val="28"/>
-          <w:szCs w:val="28"/>
-        </w:rPr>
-        <w:t>”</w:t>
-      </w:r>
-    </w:p>
-    <w:p>
-      <w:pPr>
-        <w:rPr>
-          <w:rFonts w:ascii="Trebuchet MS" w:hAnsi="Trebuchet MS"/>
-          <w:sz w:val="28"/>
-          <w:szCs w:val="28"/>
-        </w:rPr>
-      </w:pPr>
-    </w:p>
-    <w:p>
-      <w:pPr>
-        <w:rPr>
-          <w:rFonts w:ascii="Trebuchet MS" w:hAnsi="Trebuchet MS"/>
-          <w:sz w:val="28"/>
-          <w:szCs w:val="28"/>
-        </w:rPr>
-      </w:pPr>
-      <w:r>
-        <w:rPr>
-          <w:rFonts w:ascii="Trebuchet MS" w:hAnsi="Trebuchet MS"/>
-          <w:sz w:val="28"/>
-          <w:szCs w:val="28"/>
-        </w:rPr>
-        <w:t>WE now have a pop up in the bottom left where we can see all the possible arguments and what they each mean.</w:t>
-      </w:r>
-    </w:p>
-    <w:p>
-      <w:pPr>
-        <w:rPr>
-          <w:rFonts w:ascii="Trebuchet MS" w:hAnsi="Trebuchet MS"/>
-          <w:sz w:val="28"/>
-          <w:szCs w:val="28"/>
-        </w:rPr>
-      </w:pPr>
-    </w:p>
-    <w:p>
-      <w:pPr>
-        <w:rPr>
-          <w:rFonts w:ascii="Trebuchet MS" w:hAnsi="Trebuchet MS"/>
-          <w:sz w:val="28"/>
-          <w:szCs w:val="28"/>
-        </w:rPr>
-      </w:pPr>
-      <w:r>
-        <w:rPr>
-          <w:rFonts w:ascii="Trebuchet MS" w:hAnsi="Trebuchet MS"/>
-          <w:sz w:val="28"/>
-          <w:szCs w:val="28"/>
-        </w:rPr>
-        <w:t>If we wanted to provide the arguments in another order that is also fine</w:t>
-      </w:r>
-    </w:p>
-    <w:p>
-      <w:pPr>
-        <w:rPr>
-          <w:rFonts w:ascii="Trebuchet MS" w:hAnsi="Trebuchet MS"/>
-          <w:b/>
-          <w:bCs/>
-          <w:sz w:val="36"/>
-          <w:szCs w:val="36"/>
-          <w:lang w:val="en-NL"/>
-        </w:rPr>
-      </w:pPr>
-      <w:r>
-        <w:rPr>
-          <w:rFonts w:ascii="Trebuchet MS" w:hAnsi="Trebuchet MS"/>
-          <w:sz w:val="28"/>
-          <w:szCs w:val="28"/>
-        </w:rPr>
-        <w:t>“</w:t>
-      </w:r>
-      <w:r>
-        <w:rPr>
-          <w:rFonts w:ascii="Trebuchet MS" w:hAnsi="Trebuchet MS"/>
-          <w:b/>
-          <w:bCs/>
-          <w:sz w:val="36"/>
-          <w:szCs w:val="36"/>
-          <w:lang w:val="en-NL"/>
-        </w:rPr>
-        <w:t>dat &lt;- read.csv(header = FALSE, file = "data/inflammation-01.csv")</w:t>
-      </w:r>
-    </w:p>
-    <w:p>
-      <w:pPr>
-        <w:rPr>
-          <w:rFonts w:ascii="Trebuchet MS" w:hAnsi="Trebuchet MS"/>
-          <w:sz w:val="28"/>
-          <w:szCs w:val="28"/>
-          <w:lang w:val="en-NL"/>
-        </w:rPr>
-      </w:pPr>
-      <w:r>
-        <w:rPr>
-          <w:rFonts w:ascii="Trebuchet MS" w:hAnsi="Trebuchet MS"/>
-          <w:b/>
-          <w:bCs/>
-          <w:sz w:val="36"/>
-          <w:szCs w:val="36"/>
-          <w:lang w:val="en-NL"/>
-        </w:rPr>
-        <w:t>dat &lt;- read.csv(FALSE, "data/inflammation-01.csv")</w:t>
-      </w:r>
-      <w:r>
-        <w:rPr>
-          <w:rFonts w:ascii="Trebuchet MS" w:hAnsi="Trebuchet MS"/>
-          <w:sz w:val="28"/>
-          <w:szCs w:val="28"/>
-        </w:rPr>
-        <w:t xml:space="preserve">” </w:t>
-      </w:r>
-    </w:p>
-    <w:p>
-      <w:pPr>
-        <w:rPr>
-          <w:rFonts w:ascii="Trebuchet MS" w:hAnsi="Trebuchet MS"/>
-          <w:sz w:val="28"/>
-          <w:szCs w:val="28"/>
-        </w:rPr>
-      </w:pPr>
-    </w:p>
-    <w:p>
-      <w:pPr>
-        <w:rPr>
-          <w:rFonts w:ascii="Trebuchet MS" w:hAnsi="Trebuchet MS"/>
-          <w:sz w:val="28"/>
-          <w:szCs w:val="28"/>
-        </w:rPr>
-      </w:pPr>
-      <w:r>
-        <w:rPr>
-          <w:rFonts w:ascii="Trebuchet MS" w:hAnsi="Trebuchet MS"/>
-          <w:sz w:val="28"/>
-          <w:szCs w:val="28"/>
-        </w:rPr>
-        <w:t>It works for the first example as naming the arguments means the value gets to the right place, but putting them in any order and hoping they get to the right place won’t work.</w:t>
-      </w:r>
-    </w:p>
-    <w:p>
-      <w:pPr>
-        <w:rPr>
-          <w:rFonts w:ascii="Trebuchet MS" w:hAnsi="Trebuchet MS"/>
-          <w:sz w:val="28"/>
-          <w:szCs w:val="28"/>
-        </w:rPr>
-      </w:pPr>
-    </w:p>
-    <w:p>
-      <w:pPr>
-        <w:rPr>
-          <w:rFonts w:ascii="Trebuchet MS" w:hAnsi="Trebuchet MS"/>
-          <w:sz w:val="28"/>
-          <w:szCs w:val="28"/>
-        </w:rPr>
-      </w:pPr>
-      <w:r>
-        <w:rPr>
-          <w:rFonts w:ascii="Trebuchet MS" w:hAnsi="Trebuchet MS"/>
-          <w:sz w:val="28"/>
-          <w:szCs w:val="28"/>
-        </w:rPr>
-        <w:t xml:space="preserve">If you look again at the </w:t>
-      </w:r>
-      <w:r>
-        <w:rPr>
-          <w:rFonts w:ascii="Trebuchet MS" w:hAnsi="Trebuchet MS"/>
-          <w:sz w:val="28"/>
-          <w:szCs w:val="28"/>
-        </w:rPr>
-        <w:t xml:space="preserve">help window you can see that some arguments have a value attached to them, these are the </w:t>
+        <w:t>Debugging</w:t>
+      </w:r>
+    </w:p>
+    <w:p>
+      <w:pPr>
+        <w:rPr>
+          <w:rFonts w:ascii="Trebuchet MS" w:hAnsi="Trebuchet MS"/>
+          <w:sz w:val="28"/>
+          <w:szCs w:val="28"/>
+          <w:lang w:val="en-US"/>
+        </w:rPr>
+      </w:pPr>
+    </w:p>
+    <w:p>
+      <w:pPr>
+        <w:rPr>
+          <w:rFonts w:ascii="Trebuchet MS" w:hAnsi="Trebuchet MS"/>
+          <w:sz w:val="28"/>
+          <w:szCs w:val="28"/>
+          <w:lang w:val="en-US"/>
+        </w:rPr>
+      </w:pPr>
+      <w:r>
+        <w:rPr>
+          <w:rFonts w:ascii="Trebuchet MS" w:hAnsi="Trebuchet MS"/>
+          <w:sz w:val="28"/>
+          <w:szCs w:val="28"/>
+          <w:lang w:val="en-US"/>
+        </w:rPr>
+        <w:t>There are a lot of different error messages you can get in R, but typically (and frustratingly) you will come across a lot of the same ones. We have had quite a few so far, some of them you have helped solve, other we have fixed together. Let’s take a look at some of the common errors, what cause them and how to fix them:</w:t>
+      </w:r>
+    </w:p>
+    <w:p>
+      <w:pPr>
+        <w:rPr>
+          <w:rFonts w:ascii="Trebuchet MS" w:hAnsi="Trebuchet MS"/>
+          <w:sz w:val="28"/>
+          <w:szCs w:val="28"/>
+          <w:lang w:val="en-US"/>
+        </w:rPr>
+      </w:pPr>
+    </w:p>
+    <w:p>
+      <w:pPr>
+        <w:rPr>
+          <w:rFonts w:ascii="Trebuchet MS" w:hAnsi="Trebuchet MS"/>
+          <w:sz w:val="28"/>
+          <w:szCs w:val="28"/>
+          <w:lang w:val="en-US"/>
+        </w:rPr>
+      </w:pPr>
+      <w:r>
+        <w:rPr>
+          <w:rFonts w:ascii="Trebuchet MS" w:hAnsi="Trebuchet MS"/>
+          <w:sz w:val="28"/>
+          <w:szCs w:val="28"/>
+          <w:lang w:val="en-US"/>
+        </w:rPr>
+        <w:t xml:space="preserve">“Error: object ‘..’ not found” – </w:t>
       </w:r>
       <w:r>
         <w:rPr>
@@ -4918,26 +5865,181 @@
           <w:bCs/>
           <w:sz w:val="32"/>
           <w:szCs w:val="32"/>
-        </w:rPr>
-        <w:t>default values</w:t>
-      </w:r>
-      <w:r>
-        <w:rPr>
-          <w:rFonts w:ascii="Trebuchet MS" w:hAnsi="Trebuchet MS"/>
-          <w:sz w:val="28"/>
-          <w:szCs w:val="28"/>
-        </w:rPr>
-        <w:t xml:space="preserve">. Most of them we haven’t provided a value for yet, but the function still works as the default fills it in. In fact, </w:t>
-      </w:r>
-      <w:r>
+          <w:lang w:val="en-US"/>
+        </w:rPr>
+        <w:t>the object cannot be found</w:t>
+      </w:r>
+    </w:p>
+    <w:p>
+      <w:pPr>
+        <w:rPr>
+          <w:rFonts w:ascii="Trebuchet MS" w:hAnsi="Trebuchet MS"/>
+          <w:sz w:val="28"/>
+          <w:szCs w:val="28"/>
+          <w:lang w:val="en-US"/>
+        </w:rPr>
+      </w:pPr>
+      <w:r>
+        <w:rPr>
+          <w:rFonts w:ascii="Trebuchet MS" w:hAnsi="Trebuchet MS"/>
+          <w:sz w:val="28"/>
+          <w:szCs w:val="28"/>
+          <w:lang w:val="en-US"/>
+        </w:rPr>
+        <w:t xml:space="preserve">Typically it is a </w:t>
+      </w:r>
+      <w:r>
+        <w:rPr>
+          <w:rFonts w:ascii="Trebuchet MS" w:hAnsi="Trebuchet MS"/>
+          <w:b/>
+          <w:bCs/>
+          <w:sz w:val="36"/>
+          <w:szCs w:val="36"/>
+          <w:lang w:val="en-US"/>
+        </w:rPr>
+        <w:t xml:space="preserve">typo </w:t>
+      </w:r>
+      <w:r>
+        <w:rPr>
+          <w:rFonts w:ascii="Trebuchet MS" w:hAnsi="Trebuchet MS"/>
+          <w:sz w:val="28"/>
+          <w:szCs w:val="28"/>
+          <w:lang w:val="en-US"/>
+        </w:rPr>
+        <w:t xml:space="preserve">of the object/variable name, but sometimes you </w:t>
+      </w:r>
+      <w:r>
+        <w:rPr>
+          <w:rFonts w:ascii="Trebuchet MS" w:hAnsi="Trebuchet MS"/>
+          <w:b/>
+          <w:bCs/>
+          <w:sz w:val="36"/>
+          <w:szCs w:val="36"/>
+          <w:lang w:val="en-US"/>
+        </w:rPr>
+        <w:t>forgot to run the line</w:t>
+      </w:r>
+      <w:r>
+        <w:rPr>
+          <w:rFonts w:ascii="Trebuchet MS" w:hAnsi="Trebuchet MS"/>
+          <w:sz w:val="36"/>
+          <w:szCs w:val="36"/>
+          <w:lang w:val="en-US"/>
+        </w:rPr>
+        <w:t xml:space="preserve"> </w:t>
+      </w:r>
+      <w:r>
+        <w:rPr>
+          <w:rFonts w:ascii="Trebuchet MS" w:hAnsi="Trebuchet MS"/>
+          <w:sz w:val="28"/>
+          <w:szCs w:val="28"/>
+          <w:lang w:val="en-US"/>
+        </w:rPr>
+        <w:t xml:space="preserve">that creates it. </w:t>
+      </w:r>
+    </w:p>
+    <w:p>
+      <w:pPr>
+        <w:rPr>
+          <w:rFonts w:ascii="Trebuchet MS" w:hAnsi="Trebuchet MS"/>
+          <w:sz w:val="28"/>
+          <w:szCs w:val="28"/>
+          <w:lang w:val="en-US"/>
+        </w:rPr>
+      </w:pPr>
+      <w:r>
+        <w:rPr>
+          <w:rFonts w:ascii="Trebuchet MS" w:hAnsi="Trebuchet MS"/>
+          <w:sz w:val="28"/>
+          <w:szCs w:val="28"/>
+          <w:lang w:val="en-US"/>
+        </w:rPr>
+        <w:t>R studio keeps track of all its environment objects, so you can check the environment tab in the top right window for a sanity check. It it does exist then it’s probably a typo.</w:t>
+      </w:r>
+    </w:p>
+    <w:p>
+      <w:pPr>
+        <w:rPr>
+          <w:rFonts w:ascii="Trebuchet MS" w:hAnsi="Trebuchet MS"/>
+          <w:sz w:val="28"/>
+          <w:szCs w:val="28"/>
+          <w:lang w:val="en-US"/>
+        </w:rPr>
+      </w:pPr>
+    </w:p>
+    <w:p>
+      <w:pPr>
         <w:rPr>
           <w:rFonts w:ascii="Trebuchet MS" w:hAnsi="Trebuchet MS"/>
           <w:b/>
           <w:bCs/>
           <w:sz w:val="32"/>
           <w:szCs w:val="32"/>
-        </w:rPr>
-        <w:t>we used a default value earlier</w:t>
+          <w:lang w:val="en-US"/>
+        </w:rPr>
+      </w:pPr>
+      <w:r>
+        <w:rPr>
+          <w:rFonts w:ascii="Trebuchet MS" w:hAnsi="Trebuchet MS"/>
+          <w:sz w:val="28"/>
+          <w:szCs w:val="28"/>
+          <w:lang w:val="en-US"/>
+        </w:rPr>
+        <w:t>“</w:t>
+      </w:r>
+      <w:r>
+        <w:rPr>
+          <w:rFonts w:ascii="Trebuchet MS" w:hAnsi="Trebuchet MS"/>
+          <w:sz w:val="28"/>
+          <w:szCs w:val="28"/>
+          <w:lang w:val="en-NL"/>
+        </w:rPr>
+        <w:t xml:space="preserve">Error in </w:t>
+      </w:r>
+      <w:r>
+        <w:rPr>
+          <w:rFonts w:ascii="Trebuchet MS" w:hAnsi="Trebuchet MS"/>
+          <w:sz w:val="28"/>
+          <w:szCs w:val="28"/>
+          <w:lang w:val="en-NL"/>
+        </w:rPr>
+        <w:t>...</w:t>
+      </w:r>
+      <w:r>
+        <w:rPr>
+          <w:rFonts w:ascii="Trebuchet MS" w:hAnsi="Trebuchet MS"/>
+          <w:sz w:val="28"/>
+          <w:szCs w:val="28"/>
+          <w:lang w:val="en-NL"/>
+        </w:rPr>
+        <w:t xml:space="preserve"> : invalid 'type' (</w:t>
+      </w:r>
+      <w:r>
+        <w:rPr>
+          <w:rFonts w:ascii="Trebuchet MS" w:hAnsi="Trebuchet MS"/>
+          <w:sz w:val="28"/>
+          <w:szCs w:val="28"/>
+          <w:lang w:val="en-NL"/>
+        </w:rPr>
+        <w:t>..</w:t>
+      </w:r>
+      <w:r>
+        <w:rPr>
+          <w:rFonts w:ascii="Trebuchet MS" w:hAnsi="Trebuchet MS"/>
+          <w:sz w:val="28"/>
+          <w:szCs w:val="28"/>
+          <w:lang w:val="en-NL"/>
+        </w:rPr>
+        <w:t>) of argument</w:t>
+      </w:r>
+      <w:r>
+        <w:rPr>
+          <w:rFonts w:ascii="Trebuchet MS" w:hAnsi="Trebuchet MS"/>
+          <w:sz w:val="28"/>
+          <w:szCs w:val="28"/>
+          <w:lang w:val="en-US"/>
+        </w:rPr>
+        <w:t xml:space="preserve">” – </w:t>
       </w:r>
       <w:r>
         <w:rPr>
@@ -4946,6 +6048,155 @@
           <w:bCs/>
           <w:sz w:val="32"/>
           <w:szCs w:val="32"/>
+          <w:lang w:val="en-US"/>
+        </w:rPr>
+        <w:t>you are trying to use an object that is not the right type for the function or operation</w:t>
+      </w:r>
+    </w:p>
+    <w:p>
+      <w:pPr>
+        <w:rPr>
+          <w:rFonts w:ascii="Trebuchet MS" w:hAnsi="Trebuchet MS"/>
+          <w:sz w:val="28"/>
+          <w:szCs w:val="28"/>
+          <w:lang w:val="en-US"/>
+        </w:rPr>
+      </w:pPr>
+      <w:r>
+        <w:rPr>
+          <w:rFonts w:ascii="Trebuchet MS" w:hAnsi="Trebuchet MS"/>
+          <w:sz w:val="28"/>
+          <w:szCs w:val="28"/>
+          <w:lang w:val="en-US"/>
+        </w:rPr>
+        <w:t>You might need to convert the object data type, this we can do with “</w:t>
+      </w:r>
+      <w:r>
+        <w:rPr>
+          <w:rFonts w:ascii="Trebuchet MS" w:hAnsi="Trebuchet MS"/>
+          <w:b/>
+          <w:bCs/>
+          <w:sz w:val="36"/>
+          <w:szCs w:val="36"/>
+          <w:lang w:val="en-US"/>
+        </w:rPr>
+        <w:t>as.numeric(), as.character(), as.integer(), etc</w:t>
+      </w:r>
+      <w:r>
+        <w:rPr>
+          <w:rFonts w:ascii="Trebuchet MS" w:hAnsi="Trebuchet MS"/>
+          <w:sz w:val="28"/>
+          <w:szCs w:val="28"/>
+          <w:lang w:val="en-US"/>
+        </w:rPr>
+        <w:t>”</w:t>
+      </w:r>
+    </w:p>
+    <w:p>
+      <w:pPr>
+        <w:rPr>
+          <w:rFonts w:ascii="Trebuchet MS" w:hAnsi="Trebuchet MS"/>
+          <w:sz w:val="28"/>
+          <w:szCs w:val="28"/>
+          <w:lang w:val="en-US"/>
+        </w:rPr>
+      </w:pPr>
+    </w:p>
+    <w:p>
+      <w:pPr>
+        <w:rPr>
+          <w:rFonts w:ascii="Trebuchet MS" w:hAnsi="Trebuchet MS"/>
+          <w:sz w:val="28"/>
+          <w:szCs w:val="28"/>
+          <w:lang w:val="en-US"/>
+        </w:rPr>
+      </w:pPr>
+      <w:r>
+        <w:rPr>
+          <w:rFonts w:ascii="Trebuchet MS" w:hAnsi="Trebuchet MS"/>
+          <w:sz w:val="28"/>
+          <w:szCs w:val="28"/>
+          <w:lang w:val="en-US"/>
+        </w:rPr>
+        <w:lastRenderedPageBreak/>
+        <w:t xml:space="preserve">“subscript out of bounds” – </w:t>
+      </w:r>
+      <w:r>
+        <w:rPr>
+          <w:rFonts w:ascii="Trebuchet MS" w:hAnsi="Trebuchet MS"/>
+          <w:b/>
+          <w:bCs/>
+          <w:sz w:val="32"/>
+          <w:szCs w:val="32"/>
+          <w:lang w:val="en-US"/>
+        </w:rPr>
+        <w:t>You have passed the beyond the elements when indexing</w:t>
+      </w:r>
+    </w:p>
+    <w:p>
+      <w:pPr>
+        <w:rPr>
+          <w:rFonts w:ascii="Trebuchet MS" w:hAnsi="Trebuchet MS"/>
+          <w:sz w:val="28"/>
+          <w:szCs w:val="28"/>
+          <w:lang w:val="en-US"/>
+        </w:rPr>
+      </w:pPr>
+      <w:r>
+        <w:rPr>
+          <w:rFonts w:ascii="Trebuchet MS" w:hAnsi="Trebuchet MS"/>
+          <w:sz w:val="28"/>
+          <w:szCs w:val="28"/>
+          <w:lang w:val="en-US"/>
+        </w:rPr>
+        <w:t>You can check the length or dimensions of your data structure before indexing it. Adding in a limit or using a less explicit value can also help, e.g. x[length(x)] instead of x[105] if you aren’t certain that it will be always 105 elements long.</w:t>
+      </w:r>
+    </w:p>
+    <w:p>
+      <w:pPr>
+        <w:rPr>
+          <w:rFonts w:ascii="Trebuchet MS" w:hAnsi="Trebuchet MS"/>
+          <w:sz w:val="28"/>
+          <w:szCs w:val="28"/>
+          <w:lang w:val="en-US"/>
+        </w:rPr>
+      </w:pPr>
+    </w:p>
+    <w:p>
+      <w:pPr>
+        <w:rPr>
+          <w:rFonts w:ascii="Trebuchet MS" w:hAnsi="Trebuchet MS"/>
+          <w:sz w:val="28"/>
+          <w:szCs w:val="28"/>
+          <w:lang w:val="en-US"/>
+        </w:rPr>
+      </w:pPr>
+      <w:r>
+        <w:rPr>
+          <w:rFonts w:ascii="Trebuchet MS" w:hAnsi="Trebuchet MS"/>
+          <w:sz w:val="28"/>
+          <w:szCs w:val="28"/>
+          <w:lang w:val="en-US"/>
+        </w:rPr>
+        <w:t xml:space="preserve">“Error: unexpected symbol in “….”” – </w:t>
+      </w:r>
+      <w:r>
+        <w:rPr>
+          <w:rFonts w:ascii="Trebuchet MS" w:hAnsi="Trebuchet MS"/>
+          <w:b/>
+          <w:bCs/>
+          <w:sz w:val="32"/>
+          <w:szCs w:val="32"/>
+          <w:lang w:val="en-US"/>
+        </w:rPr>
+        <w:t>something is there that shouldn’t</w:t>
+      </w:r>
+      <w:r>
+        <w:rPr>
+          <w:rFonts w:ascii="Trebuchet MS" w:hAnsi="Trebuchet MS"/>
+          <w:sz w:val="32"/>
+          <w:szCs w:val="32"/>
+          <w:lang w:val="en-US"/>
         </w:rPr>
         <w:t xml:space="preserve"> </w:t>
       </w:r>
@@ -4954,53 +6205,184 @@
           <w:rFonts w:ascii="Trebuchet MS" w:hAnsi="Trebuchet MS"/>
           <w:sz w:val="28"/>
           <w:szCs w:val="28"/>
-        </w:rPr>
-        <w:t>in an excercise.</w:t>
-      </w:r>
-    </w:p>
-    <w:p>
-      <w:pPr>
-        <w:rPr>
-          <w:rFonts w:ascii="Trebuchet MS" w:hAnsi="Trebuchet MS"/>
-          <w:sz w:val="28"/>
-          <w:szCs w:val="28"/>
-        </w:rPr>
-      </w:pPr>
-    </w:p>
-    <w:p>
-      <w:pPr>
-        <w:rPr>
-          <w:rFonts w:ascii="Trebuchet MS" w:hAnsi="Trebuchet MS"/>
-          <w:sz w:val="28"/>
-          <w:szCs w:val="28"/>
-        </w:rPr>
-      </w:pPr>
-      <w:r>
-        <w:rPr>
-          <w:rFonts w:ascii="Trebuchet MS" w:hAnsi="Trebuchet MS"/>
-          <w:sz w:val="28"/>
-          <w:szCs w:val="28"/>
-        </w:rPr>
-        <w:t>We can rewrite, or add to the center function to include a default for the midpoint argument:</w:t>
-      </w:r>
-    </w:p>
-    <w:p>
-      <w:pPr>
-        <w:rPr>
-          <w:rFonts w:ascii="Trebuchet MS" w:hAnsi="Trebuchet MS"/>
-          <w:sz w:val="28"/>
-          <w:szCs w:val="28"/>
-        </w:rPr>
-      </w:pPr>
-    </w:p>
-    <w:p>
-      <w:pPr>
-        <w:rPr>
-          <w:rFonts w:ascii="Trebuchet MS" w:hAnsi="Trebuchet MS"/>
-          <w:b/>
-          <w:bCs/>
-          <w:sz w:val="36"/>
-          <w:szCs w:val="36"/>
+          <w:lang w:val="en-US"/>
+        </w:rPr>
+        <w:t>be</w:t>
+      </w:r>
+    </w:p>
+    <w:p>
+      <w:pPr>
+        <w:rPr>
+          <w:rFonts w:ascii="Trebuchet MS" w:hAnsi="Trebuchet MS"/>
+          <w:sz w:val="28"/>
+          <w:szCs w:val="28"/>
+          <w:lang w:val="en-US"/>
+        </w:rPr>
+      </w:pPr>
+      <w:r>
+        <w:rPr>
+          <w:rFonts w:ascii="Trebuchet MS" w:hAnsi="Trebuchet MS"/>
+          <w:sz w:val="28"/>
+          <w:szCs w:val="28"/>
+          <w:lang w:val="en-US"/>
+        </w:rPr>
+        <w:t>This is a syntax error, maybe you added another variable name, missed creating a new line or something. Re-read it closely to make sure it is all as you expect it to be</w:t>
+      </w:r>
+    </w:p>
+    <w:p>
+      <w:pPr>
+        <w:rPr>
+          <w:rFonts w:ascii="Trebuchet MS" w:hAnsi="Trebuchet MS"/>
+          <w:sz w:val="28"/>
+          <w:szCs w:val="28"/>
+          <w:lang w:val="en-US"/>
+        </w:rPr>
+      </w:pPr>
+    </w:p>
+    <w:p>
+      <w:pPr>
+        <w:rPr>
+          <w:rFonts w:ascii="Trebuchet MS" w:hAnsi="Trebuchet MS"/>
+          <w:sz w:val="28"/>
+          <w:szCs w:val="28"/>
+          <w:lang w:val="en-US"/>
+        </w:rPr>
+      </w:pPr>
+      <w:r>
+        <w:rPr>
+          <w:rFonts w:ascii="Trebuchet MS" w:hAnsi="Trebuchet MS"/>
+          <w:sz w:val="28"/>
+          <w:szCs w:val="28"/>
+          <w:lang w:val="en-US"/>
+        </w:rPr>
+        <w:t>“Error: unused argument”</w:t>
+      </w:r>
+      <w:r>
+        <w:rPr>
+          <w:rFonts w:ascii="Trebuchet MS" w:hAnsi="Trebuchet MS"/>
+          <w:sz w:val="28"/>
+          <w:szCs w:val="28"/>
+          <w:lang w:val="en-US"/>
+        </w:rPr>
+        <w:t xml:space="preserve"> – </w:t>
+      </w:r>
+      <w:r>
+        <w:rPr>
+          <w:rFonts w:ascii="Trebuchet MS" w:hAnsi="Trebuchet MS"/>
+          <w:b/>
+          <w:bCs/>
+          <w:sz w:val="32"/>
+          <w:szCs w:val="32"/>
+          <w:lang w:val="en-US"/>
+        </w:rPr>
+        <w:t>you have added an extra argumen</w:t>
+      </w:r>
+      <w:r>
+        <w:rPr>
+          <w:rFonts w:ascii="Trebuchet MS" w:hAnsi="Trebuchet MS"/>
+          <w:sz w:val="28"/>
+          <w:szCs w:val="28"/>
+          <w:lang w:val="en-US"/>
+        </w:rPr>
+        <w:t>t</w:t>
+      </w:r>
+    </w:p>
+    <w:p>
+      <w:pPr>
+        <w:rPr>
+          <w:rFonts w:ascii="Trebuchet MS" w:hAnsi="Trebuchet MS"/>
+          <w:sz w:val="28"/>
+          <w:szCs w:val="28"/>
+          <w:lang w:val="en-US"/>
+        </w:rPr>
+      </w:pPr>
+      <w:r>
+        <w:rPr>
+          <w:rFonts w:ascii="Trebuchet MS" w:hAnsi="Trebuchet MS"/>
+          <w:sz w:val="28"/>
+          <w:szCs w:val="28"/>
+          <w:lang w:val="en-US"/>
+        </w:rPr>
+        <w:t>Check that the names are correct or that you have not provided more positional arguments than there are in total</w:t>
+      </w:r>
+    </w:p>
+    <w:p>
+      <w:pPr>
+        <w:rPr>
+          <w:rFonts w:ascii="Trebuchet MS" w:hAnsi="Trebuchet MS"/>
+          <w:sz w:val="28"/>
+          <w:szCs w:val="28"/>
+          <w:lang w:val="en-US"/>
+        </w:rPr>
+      </w:pPr>
+    </w:p>
+    <w:p>
+      <w:pPr>
+        <w:rPr>
+          <w:rFonts w:ascii="Trebuchet MS" w:hAnsi="Trebuchet MS"/>
+          <w:b/>
+          <w:bCs/>
+          <w:sz w:val="32"/>
+          <w:szCs w:val="32"/>
+          <w:lang w:val="en-US"/>
+        </w:rPr>
+      </w:pPr>
+      <w:r>
+        <w:rPr>
+          <w:rFonts w:ascii="Trebuchet MS" w:hAnsi="Trebuchet MS"/>
+          <w:sz w:val="28"/>
+          <w:szCs w:val="28"/>
+          <w:lang w:val="en-US"/>
+        </w:rPr>
+        <w:t xml:space="preserve">“Error in …: argument “..” is missing with no default’ – </w:t>
+      </w:r>
+      <w:r>
+        <w:rPr>
+          <w:rFonts w:ascii="Trebuchet MS" w:hAnsi="Trebuchet MS"/>
+          <w:b/>
+          <w:bCs/>
+          <w:sz w:val="32"/>
+          <w:szCs w:val="32"/>
+          <w:lang w:val="en-US"/>
+        </w:rPr>
+        <w:t>As it says, you have forgotten an argument in the function call. It doesn’t have a default to use in place.</w:t>
+      </w:r>
+    </w:p>
+    <w:p>
+      <w:pPr>
+        <w:rPr>
+          <w:rFonts w:ascii="Trebuchet MS" w:hAnsi="Trebuchet MS"/>
+          <w:sz w:val="28"/>
+          <w:szCs w:val="28"/>
+          <w:lang w:val="en-US"/>
+        </w:rPr>
+      </w:pPr>
+      <w:r>
+        <w:rPr>
+          <w:rFonts w:ascii="Trebuchet MS" w:hAnsi="Trebuchet MS"/>
+          <w:sz w:val="28"/>
+          <w:szCs w:val="28"/>
+          <w:lang w:val="en-US"/>
+        </w:rPr>
+        <w:t>You can use ?function to check all the arguments and what should be in each.</w:t>
+      </w:r>
+    </w:p>
+    <w:p>
+      <w:pPr>
+        <w:rPr>
+          <w:rFonts w:ascii="Trebuchet MS" w:hAnsi="Trebuchet MS"/>
+          <w:sz w:val="28"/>
+          <w:szCs w:val="28"/>
+          <w:lang w:val="en-US"/>
+        </w:rPr>
+      </w:pPr>
+    </w:p>
+    <w:p>
+      <w:pPr>
+        <w:rPr>
+          <w:rFonts w:ascii="Trebuchet MS" w:hAnsi="Trebuchet MS"/>
+          <w:sz w:val="28"/>
+          <w:szCs w:val="28"/>
           <w:lang w:val="en-NL"/>
         </w:rPr>
       </w:pPr>
@@ -5009,1056 +6391,183 @@
           <w:rFonts w:ascii="Trebuchet MS" w:hAnsi="Trebuchet MS"/>
           <w:sz w:val="28"/>
           <w:szCs w:val="28"/>
+          <w:lang w:val="en-US"/>
         </w:rPr>
         <w:t>“</w:t>
       </w:r>
       <w:r>
         <w:rPr>
           <w:rFonts w:ascii="Trebuchet MS" w:hAnsi="Trebuchet MS"/>
-          <w:b/>
-          <w:bCs/>
-          <w:sz w:val="36"/>
-          <w:szCs w:val="36"/>
+          <w:sz w:val="28"/>
+          <w:szCs w:val="28"/>
           <w:lang w:val="en-NL"/>
         </w:rPr>
-        <w:t>center &lt;- function(data, midpoint = 0) {</w:t>
-      </w:r>
-    </w:p>
-    <w:p>
-      <w:pPr>
-        <w:rPr>
-          <w:rFonts w:ascii="Trebuchet MS" w:hAnsi="Trebuchet MS"/>
-          <w:b/>
-          <w:bCs/>
-          <w:sz w:val="36"/>
-          <w:szCs w:val="36"/>
+        <w:t>Error in file(file, "rt") : cannot open the connection</w:t>
+      </w:r>
+      <w:r>
+        <w:rPr>
+          <w:rFonts w:ascii="Trebuchet MS" w:hAnsi="Trebuchet MS"/>
+          <w:sz w:val="28"/>
+          <w:szCs w:val="28"/>
           <w:lang w:val="en-NL"/>
         </w:rPr>
-      </w:pPr>
-      <w:r>
-        <w:rPr>
-          <w:rFonts w:ascii="Trebuchet MS" w:hAnsi="Trebuchet MS"/>
-          <w:b/>
-          <w:bCs/>
-          <w:sz w:val="36"/>
-          <w:szCs w:val="36"/>
+        <w:br/>
+        <w:t>In addition: Warning message:</w:t>
+      </w:r>
+      <w:r>
+        <w:rPr>
+          <w:rFonts w:ascii="Trebuchet MS" w:hAnsi="Trebuchet MS"/>
+          <w:sz w:val="28"/>
+          <w:szCs w:val="28"/>
           <w:lang w:val="en-NL"/>
         </w:rPr>
-        <w:t xml:space="preserve">  # return a new vector containing the original data centered around the</w:t>
-      </w:r>
-    </w:p>
-    <w:p>
-      <w:pPr>
-        <w:rPr>
-          <w:rFonts w:ascii="Trebuchet MS" w:hAnsi="Trebuchet MS"/>
-          <w:b/>
-          <w:bCs/>
-          <w:sz w:val="36"/>
-          <w:szCs w:val="36"/>
+        <w:br/>
+        <w:t>In file(file, "rt") :</w:t>
+      </w:r>
+      <w:r>
+        <w:rPr>
+          <w:rFonts w:ascii="Trebuchet MS" w:hAnsi="Trebuchet MS"/>
+          <w:sz w:val="28"/>
+          <w:szCs w:val="28"/>
           <w:lang w:val="en-NL"/>
         </w:rPr>
-      </w:pPr>
-      <w:r>
-        <w:rPr>
-          <w:rFonts w:ascii="Trebuchet MS" w:hAnsi="Trebuchet MS"/>
-          <w:b/>
-          <w:bCs/>
-          <w:sz w:val="36"/>
-          <w:szCs w:val="36"/>
-          <w:lang w:val="en-NL"/>
-        </w:rPr>
-        <w:t xml:space="preserve">  # midpoint (0 by default).</w:t>
-      </w:r>
-    </w:p>
-    <w:p>
-      <w:pPr>
-        <w:rPr>
-          <w:rFonts w:ascii="Trebuchet MS" w:hAnsi="Trebuchet MS"/>
-          <w:b/>
-          <w:bCs/>
-          <w:sz w:val="36"/>
-          <w:szCs w:val="36"/>
-          <w:lang w:val="en-NL"/>
-        </w:rPr>
-      </w:pPr>
-      <w:r>
-        <w:rPr>
-          <w:rFonts w:ascii="Trebuchet MS" w:hAnsi="Trebuchet MS"/>
-          <w:b/>
-          <w:bCs/>
-          <w:sz w:val="36"/>
-          <w:szCs w:val="36"/>
-          <w:lang w:val="en-NL"/>
+        <w:br/>
+        <w:t xml:space="preserve">  cannot open file 'nonexistent_file.csv': No such file or directory</w:t>
+      </w:r>
+    </w:p>
+    <w:p>
+      <w:pPr>
+        <w:rPr>
+          <w:rFonts w:ascii="Trebuchet MS" w:hAnsi="Trebuchet MS"/>
+          <w:sz w:val="28"/>
+          <w:szCs w:val="28"/>
+          <w:lang w:val="en-US"/>
+        </w:rPr>
+      </w:pPr>
+      <w:r>
+        <w:rPr>
+          <w:rFonts w:ascii="Trebuchet MS" w:hAnsi="Trebuchet MS"/>
+          <w:sz w:val="28"/>
+          <w:szCs w:val="28"/>
+          <w:lang w:val="en-US"/>
+        </w:rPr>
+        <w:t xml:space="preserve">” - </w:t>
+      </w:r>
+      <w:r>
+        <w:rPr>
+          <w:rFonts w:ascii="Trebuchet MS" w:hAnsi="Trebuchet MS"/>
+          <w:b/>
+          <w:bCs/>
+          <w:sz w:val="32"/>
+          <w:szCs w:val="32"/>
+          <w:lang w:val="en-US"/>
+        </w:rPr>
+        <w:t>The path to the file isn’t right or the file doesn’t exist</w:t>
+      </w:r>
+    </w:p>
+    <w:p>
+      <w:pPr>
+        <w:rPr>
+          <w:rFonts w:ascii="Trebuchet MS" w:hAnsi="Trebuchet MS"/>
+          <w:sz w:val="28"/>
+          <w:szCs w:val="28"/>
+          <w:lang w:val="en-US"/>
+        </w:rPr>
+      </w:pPr>
+      <w:r>
+        <w:rPr>
+          <w:rFonts w:ascii="Trebuchet MS" w:hAnsi="Trebuchet MS"/>
+          <w:sz w:val="28"/>
+          <w:szCs w:val="28"/>
+          <w:lang w:val="en-US"/>
         </w:rPr>
         <w:lastRenderedPageBreak/>
-        <w:t xml:space="preserve">  # Example: center(c(1, 2, 3), 0) =&gt; c(-1, 0, 1)</w:t>
-      </w:r>
-    </w:p>
-    <w:p>
-      <w:pPr>
-        <w:rPr>
-          <w:rFonts w:ascii="Trebuchet MS" w:hAnsi="Trebuchet MS"/>
-          <w:b/>
-          <w:bCs/>
-          <w:sz w:val="36"/>
-          <w:szCs w:val="36"/>
-          <w:lang w:val="en-NL"/>
-        </w:rPr>
-      </w:pPr>
-      <w:r>
-        <w:rPr>
-          <w:rFonts w:ascii="Trebuchet MS" w:hAnsi="Trebuchet MS"/>
-          <w:b/>
-          <w:bCs/>
-          <w:sz w:val="36"/>
-          <w:szCs w:val="36"/>
-          <w:lang w:val="en-NL"/>
-        </w:rPr>
-        <w:t xml:space="preserve">  new_data &lt;- (data - mean(data)) + midpoint</w:t>
-      </w:r>
-    </w:p>
-    <w:p>
-      <w:pPr>
-        <w:rPr>
-          <w:rFonts w:ascii="Trebuchet MS" w:hAnsi="Trebuchet MS"/>
-          <w:b/>
-          <w:bCs/>
-          <w:sz w:val="36"/>
-          <w:szCs w:val="36"/>
-          <w:lang w:val="en-NL"/>
-        </w:rPr>
-      </w:pPr>
-      <w:r>
-        <w:rPr>
-          <w:rFonts w:ascii="Trebuchet MS" w:hAnsi="Trebuchet MS"/>
-          <w:b/>
-          <w:bCs/>
-          <w:sz w:val="36"/>
-          <w:szCs w:val="36"/>
-          <w:lang w:val="en-NL"/>
-        </w:rPr>
-        <w:t xml:space="preserve">  return(new_data)</w:t>
-      </w:r>
-    </w:p>
-    <w:p>
-      <w:pPr>
-        <w:rPr>
-          <w:rFonts w:ascii="Trebuchet MS" w:hAnsi="Trebuchet MS"/>
-          <w:sz w:val="28"/>
-          <w:szCs w:val="28"/>
-        </w:rPr>
-      </w:pPr>
-      <w:r>
-        <w:rPr>
-          <w:rFonts w:ascii="Trebuchet MS" w:hAnsi="Trebuchet MS"/>
-          <w:b/>
-          <w:bCs/>
-          <w:sz w:val="36"/>
-          <w:szCs w:val="36"/>
-          <w:lang w:val="en-NL"/>
-        </w:rPr>
-        <w:t>}</w:t>
-      </w:r>
-      <w:r>
-        <w:rPr>
-          <w:rFonts w:ascii="Trebuchet MS" w:hAnsi="Trebuchet MS"/>
-          <w:sz w:val="28"/>
-          <w:szCs w:val="28"/>
-        </w:rPr>
-        <w:t>”</w:t>
-      </w:r>
-    </w:p>
-    <w:p>
-      <w:pPr>
-        <w:rPr>
-          <w:rFonts w:ascii="Trebuchet MS" w:hAnsi="Trebuchet MS"/>
-          <w:sz w:val="28"/>
-          <w:szCs w:val="28"/>
-        </w:rPr>
-      </w:pPr>
-    </w:p>
-    <w:p>
-      <w:pPr>
-        <w:rPr>
-          <w:rFonts w:ascii="Trebuchet MS" w:hAnsi="Trebuchet MS"/>
-          <w:sz w:val="28"/>
-          <w:szCs w:val="28"/>
-        </w:rPr>
-      </w:pPr>
-      <w:r>
-        <w:rPr>
-          <w:rFonts w:ascii="Trebuchet MS" w:hAnsi="Trebuchet MS"/>
-          <w:sz w:val="28"/>
-          <w:szCs w:val="28"/>
-        </w:rPr>
-        <w:t xml:space="preserve">If we call this now on some test data we </w:t>
-      </w:r>
-      <w:r>
-        <w:rPr>
-          <w:rFonts w:ascii="Trebuchet MS" w:hAnsi="Trebuchet MS"/>
-          <w:sz w:val="28"/>
-          <w:szCs w:val="28"/>
-        </w:rPr>
-        <w:t>how it works</w:t>
-      </w:r>
-    </w:p>
-    <w:p>
-      <w:pPr>
-        <w:rPr>
-          <w:rFonts w:ascii="Trebuchet MS" w:hAnsi="Trebuchet MS"/>
-          <w:b/>
-          <w:bCs/>
-          <w:sz w:val="36"/>
-          <w:szCs w:val="36"/>
-        </w:rPr>
-      </w:pPr>
-      <w:r>
-        <w:rPr>
-          <w:rFonts w:ascii="Trebuchet MS" w:hAnsi="Trebuchet MS"/>
-          <w:sz w:val="28"/>
-          <w:szCs w:val="28"/>
-        </w:rPr>
-        <w:t>“</w:t>
-      </w:r>
-      <w:r>
-        <w:rPr>
-          <w:rFonts w:ascii="Trebuchet MS" w:hAnsi="Trebuchet MS"/>
-          <w:b/>
-          <w:bCs/>
-          <w:sz w:val="36"/>
-          <w:szCs w:val="36"/>
-        </w:rPr>
-        <w:t>test_data &lt;- c(0,0,0,0)</w:t>
-      </w:r>
-    </w:p>
-    <w:p>
-      <w:pPr>
-        <w:rPr>
-          <w:rFonts w:ascii="Trebuchet MS" w:hAnsi="Trebuchet MS"/>
-          <w:b/>
-          <w:bCs/>
-          <w:sz w:val="36"/>
-          <w:szCs w:val="36"/>
-        </w:rPr>
-      </w:pPr>
-      <w:r>
-        <w:rPr>
-          <w:rFonts w:ascii="Trebuchet MS" w:hAnsi="Trebuchet MS"/>
-          <w:b/>
-          <w:bCs/>
-          <w:sz w:val="36"/>
-          <w:szCs w:val="36"/>
-        </w:rPr>
-        <w:t># providing a midpoint</w:t>
-      </w:r>
-    </w:p>
-    <w:p>
-      <w:pPr>
-        <w:rPr>
-          <w:rFonts w:ascii="Trebuchet MS" w:hAnsi="Trebuchet MS"/>
-          <w:b/>
-          <w:bCs/>
-          <w:sz w:val="36"/>
-          <w:szCs w:val="36"/>
-        </w:rPr>
-      </w:pPr>
-      <w:r>
-        <w:rPr>
-          <w:rFonts w:ascii="Trebuchet MS" w:hAnsi="Trebuchet MS"/>
-          <w:b/>
-          <w:bCs/>
-          <w:sz w:val="36"/>
-          <w:szCs w:val="36"/>
-        </w:rPr>
-        <w:t>Center(test_data, 3)</w:t>
-      </w:r>
-    </w:p>
-    <w:p>
-      <w:pPr>
-        <w:rPr>
-          <w:rFonts w:ascii="Trebuchet MS" w:hAnsi="Trebuchet MS"/>
-          <w:b/>
-          <w:bCs/>
-          <w:sz w:val="36"/>
-          <w:szCs w:val="36"/>
-        </w:rPr>
-      </w:pPr>
-    </w:p>
-    <w:p>
-      <w:pPr>
-        <w:rPr>
-          <w:rFonts w:ascii="Trebuchet MS" w:hAnsi="Trebuchet MS"/>
-          <w:b/>
-          <w:bCs/>
-          <w:sz w:val="36"/>
-          <w:szCs w:val="36"/>
-        </w:rPr>
-      </w:pPr>
-      <w:r>
-        <w:rPr>
-          <w:rFonts w:ascii="Trebuchet MS" w:hAnsi="Trebuchet MS"/>
-          <w:b/>
-          <w:bCs/>
-          <w:sz w:val="36"/>
-          <w:szCs w:val="36"/>
-        </w:rPr>
-        <w:t>More_data &lt;- 5 + test_data</w:t>
-      </w:r>
-    </w:p>
-    <w:p>
-      <w:pPr>
-        <w:rPr>
-          <w:rFonts w:ascii="Trebuchet MS" w:hAnsi="Trebuchet MS"/>
-          <w:b/>
-          <w:bCs/>
-          <w:sz w:val="36"/>
-          <w:szCs w:val="36"/>
-        </w:rPr>
-      </w:pPr>
-      <w:r>
-        <w:rPr>
-          <w:rFonts w:ascii="Trebuchet MS" w:hAnsi="Trebuchet MS"/>
-          <w:b/>
-          <w:bCs/>
-          <w:sz w:val="36"/>
-          <w:szCs w:val="36"/>
-        </w:rPr>
-        <w:t>Print(More_data)</w:t>
-      </w:r>
-    </w:p>
-    <w:p>
-      <w:pPr>
-        <w:rPr>
-          <w:rFonts w:ascii="Trebuchet MS" w:hAnsi="Trebuchet MS"/>
-          <w:b/>
-          <w:bCs/>
-          <w:sz w:val="36"/>
-          <w:szCs w:val="36"/>
-        </w:rPr>
-      </w:pPr>
-      <w:r>
-        <w:rPr>
-          <w:rFonts w:ascii="Trebuchet MS" w:hAnsi="Trebuchet MS"/>
-          <w:b/>
-          <w:bCs/>
-          <w:sz w:val="36"/>
-          <w:szCs w:val="36"/>
-        </w:rPr>
-        <w:t># let the default midpoint be used</w:t>
-      </w:r>
-    </w:p>
-    <w:p>
-      <w:pPr>
-        <w:rPr>
-          <w:rFonts w:ascii="Trebuchet MS" w:hAnsi="Trebuchet MS"/>
-          <w:b/>
-          <w:bCs/>
-          <w:sz w:val="36"/>
-          <w:szCs w:val="36"/>
-          <w:lang w:val="en-NL"/>
-        </w:rPr>
-      </w:pPr>
-      <w:r>
-        <w:rPr>
-          <w:rFonts w:ascii="Trebuchet MS" w:hAnsi="Trebuchet MS"/>
-          <w:b/>
-          <w:bCs/>
-          <w:sz w:val="36"/>
-          <w:szCs w:val="36"/>
-        </w:rPr>
-        <w:t>Center(more_data)”</w:t>
-      </w:r>
-    </w:p>
-    <w:p>
-      <w:pPr>
-        <w:rPr>
-          <w:rFonts w:ascii="Trebuchet MS" w:hAnsi="Trebuchet MS"/>
-          <w:sz w:val="28"/>
-          <w:szCs w:val="28"/>
-        </w:rPr>
-      </w:pPr>
-    </w:p>
-    <w:p>
-      <w:pPr>
-        <w:rPr>
-          <w:rFonts w:ascii="Trebuchet MS" w:hAnsi="Trebuchet MS"/>
-          <w:sz w:val="28"/>
-          <w:szCs w:val="28"/>
-        </w:rPr>
-      </w:pPr>
-    </w:p>
-    <w:p>
-      <w:pPr>
-        <w:rPr>
-          <w:rFonts w:ascii="Trebuchet MS" w:hAnsi="Trebuchet MS"/>
-          <w:sz w:val="28"/>
-          <w:szCs w:val="28"/>
-        </w:rPr>
-      </w:pPr>
-      <w:r>
-        <w:rPr>
-          <w:rFonts w:ascii="Trebuchet MS" w:hAnsi="Trebuchet MS"/>
-          <w:sz w:val="28"/>
-          <w:szCs w:val="28"/>
-        </w:rPr>
-        <w:t>This is a very useful functionality. Often you will write a function that will mostly need to work in on specific way, in that case you can add default values. Let;s do another test</w:t>
-      </w:r>
-    </w:p>
-    <w:p>
-      <w:pPr>
-        <w:rPr>
-          <w:rFonts w:ascii="Trebuchet MS" w:hAnsi="Trebuchet MS"/>
-          <w:sz w:val="28"/>
-          <w:szCs w:val="28"/>
-        </w:rPr>
-      </w:pPr>
-    </w:p>
-    <w:p>
-      <w:pPr>
-        <w:rPr>
-          <w:rFonts w:ascii="Trebuchet MS" w:hAnsi="Trebuchet MS"/>
-          <w:b/>
-          <w:bCs/>
-          <w:sz w:val="36"/>
-          <w:szCs w:val="36"/>
-          <w:lang w:val="en-NL"/>
-        </w:rPr>
-      </w:pPr>
-      <w:r>
-        <w:rPr>
-          <w:rFonts w:ascii="Trebuchet MS" w:hAnsi="Trebuchet MS"/>
-          <w:sz w:val="28"/>
-          <w:szCs w:val="28"/>
-        </w:rPr>
-        <w:t>“</w:t>
-      </w:r>
-      <w:r>
-        <w:rPr>
-          <w:rFonts w:ascii="Trebuchet MS" w:hAnsi="Trebuchet MS"/>
-          <w:b/>
-          <w:bCs/>
-          <w:sz w:val="36"/>
-          <w:szCs w:val="36"/>
-          <w:lang w:val="en-NL"/>
-        </w:rPr>
-        <w:t>display &lt;- function(a = 1, b = 2, c = 3) {</w:t>
-      </w:r>
-    </w:p>
-    <w:p>
-      <w:pPr>
-        <w:rPr>
-          <w:rFonts w:ascii="Trebuchet MS" w:hAnsi="Trebuchet MS"/>
-          <w:b/>
-          <w:bCs/>
-          <w:sz w:val="36"/>
-          <w:szCs w:val="36"/>
-          <w:lang w:val="en-NL"/>
-        </w:rPr>
-      </w:pPr>
-      <w:r>
-        <w:rPr>
-          <w:rFonts w:ascii="Trebuchet MS" w:hAnsi="Trebuchet MS"/>
-          <w:b/>
-          <w:bCs/>
-          <w:sz w:val="36"/>
-          <w:szCs w:val="36"/>
-          <w:lang w:val="en-NL"/>
-        </w:rPr>
-        <w:t xml:space="preserve">  result &lt;- c(a, b, c)</w:t>
-      </w:r>
-    </w:p>
-    <w:p>
-      <w:pPr>
-        <w:rPr>
-          <w:rFonts w:ascii="Trebuchet MS" w:hAnsi="Trebuchet MS"/>
-          <w:b/>
-          <w:bCs/>
-          <w:sz w:val="36"/>
-          <w:szCs w:val="36"/>
-          <w:lang w:val="en-NL"/>
-        </w:rPr>
-      </w:pPr>
-      <w:r>
-        <w:rPr>
-          <w:rFonts w:ascii="Trebuchet MS" w:hAnsi="Trebuchet MS"/>
-          <w:b/>
-          <w:bCs/>
-          <w:sz w:val="36"/>
-          <w:szCs w:val="36"/>
-          <w:lang w:val="en-NL"/>
-        </w:rPr>
-        <w:t xml:space="preserve">  names(result) &lt;- c("a", "b", "c")  # This names each element of the vector</w:t>
-      </w:r>
-    </w:p>
-    <w:p>
-      <w:pPr>
-        <w:rPr>
-          <w:rFonts w:ascii="Trebuchet MS" w:hAnsi="Trebuchet MS"/>
-          <w:b/>
-          <w:bCs/>
-          <w:sz w:val="36"/>
-          <w:szCs w:val="36"/>
-          <w:lang w:val="en-NL"/>
-        </w:rPr>
-      </w:pPr>
-      <w:r>
-        <w:rPr>
-          <w:rFonts w:ascii="Trebuchet MS" w:hAnsi="Trebuchet MS"/>
-          <w:b/>
-          <w:bCs/>
-          <w:sz w:val="36"/>
-          <w:szCs w:val="36"/>
-          <w:lang w:val="en-NL"/>
-        </w:rPr>
-        <w:lastRenderedPageBreak/>
-        <w:t xml:space="preserve">  return(result)</w:t>
-      </w:r>
-    </w:p>
-    <w:p>
-      <w:pPr>
-        <w:rPr>
-          <w:rFonts w:ascii="Trebuchet MS" w:hAnsi="Trebuchet MS"/>
-          <w:b/>
-          <w:bCs/>
-          <w:sz w:val="36"/>
-          <w:szCs w:val="36"/>
-          <w:lang w:val="en-NL"/>
-        </w:rPr>
-      </w:pPr>
-      <w:r>
-        <w:rPr>
-          <w:rFonts w:ascii="Trebuchet MS" w:hAnsi="Trebuchet MS"/>
-          <w:b/>
-          <w:bCs/>
-          <w:sz w:val="36"/>
-          <w:szCs w:val="36"/>
-          <w:lang w:val="en-NL"/>
-        </w:rPr>
-        <w:t>}</w:t>
-      </w:r>
-    </w:p>
-    <w:p>
-      <w:pPr>
-        <w:rPr>
-          <w:rFonts w:ascii="Trebuchet MS" w:hAnsi="Trebuchet MS"/>
-          <w:b/>
-          <w:bCs/>
-          <w:sz w:val="36"/>
-          <w:szCs w:val="36"/>
-          <w:lang w:val="en-NL"/>
-        </w:rPr>
-      </w:pPr>
-    </w:p>
-    <w:p>
-      <w:pPr>
-        <w:rPr>
-          <w:rFonts w:ascii="Trebuchet MS" w:hAnsi="Trebuchet MS"/>
-          <w:b/>
-          <w:bCs/>
-          <w:sz w:val="36"/>
-          <w:szCs w:val="36"/>
-          <w:lang w:val="en-NL"/>
-        </w:rPr>
-      </w:pPr>
-      <w:r>
-        <w:rPr>
-          <w:rFonts w:ascii="Trebuchet MS" w:hAnsi="Trebuchet MS"/>
-          <w:b/>
-          <w:bCs/>
-          <w:sz w:val="36"/>
-          <w:szCs w:val="36"/>
-          <w:lang w:val="en-NL"/>
-        </w:rPr>
-        <w:t># no arguments</w:t>
-      </w:r>
-    </w:p>
-    <w:p>
-      <w:pPr>
-        <w:rPr>
-          <w:rFonts w:ascii="Trebuchet MS" w:hAnsi="Trebuchet MS"/>
-          <w:sz w:val="28"/>
-          <w:szCs w:val="28"/>
-          <w:lang w:val="en-NL"/>
-        </w:rPr>
-      </w:pPr>
-      <w:r>
-        <w:rPr>
-          <w:rFonts w:ascii="Trebuchet MS" w:hAnsi="Trebuchet MS"/>
-          <w:b/>
-          <w:bCs/>
-          <w:sz w:val="36"/>
-          <w:szCs w:val="36"/>
-          <w:lang w:val="en-NL"/>
-        </w:rPr>
-        <w:t>display()</w:t>
-      </w:r>
-      <w:r>
-        <w:rPr>
-          <w:rFonts w:ascii="Trebuchet MS" w:hAnsi="Trebuchet MS"/>
-          <w:sz w:val="28"/>
-          <w:szCs w:val="28"/>
-        </w:rPr>
-        <w:t>”</w:t>
-      </w:r>
-    </w:p>
-    <w:p>
-      <w:pPr>
-        <w:rPr>
-          <w:rFonts w:ascii="Trebuchet MS" w:hAnsi="Trebuchet MS"/>
-          <w:sz w:val="28"/>
-          <w:szCs w:val="28"/>
-        </w:rPr>
-      </w:pPr>
-    </w:p>
-    <w:p>
-      <w:pPr>
-        <w:rPr>
-          <w:rFonts w:ascii="Trebuchet MS" w:hAnsi="Trebuchet MS"/>
-          <w:sz w:val="28"/>
-          <w:szCs w:val="28"/>
-        </w:rPr>
-      </w:pPr>
-      <w:r>
-        <w:rPr>
-          <w:rFonts w:ascii="Trebuchet MS" w:hAnsi="Trebuchet MS"/>
-          <w:sz w:val="28"/>
-          <w:szCs w:val="28"/>
-        </w:rPr>
-        <w:t>Now let’s add some arguments</w:t>
-      </w:r>
-    </w:p>
-    <w:p>
-      <w:pPr>
-        <w:rPr>
-          <w:rFonts w:ascii="Trebuchet MS" w:hAnsi="Trebuchet MS"/>
-          <w:sz w:val="28"/>
-          <w:szCs w:val="28"/>
-        </w:rPr>
-      </w:pPr>
-    </w:p>
-    <w:p>
-      <w:pPr>
-        <w:rPr>
-          <w:rFonts w:ascii="Trebuchet MS" w:hAnsi="Trebuchet MS"/>
-          <w:b/>
-          <w:bCs/>
-          <w:sz w:val="36"/>
-          <w:szCs w:val="36"/>
-          <w:lang w:val="en-NL"/>
-        </w:rPr>
-      </w:pPr>
-      <w:r>
-        <w:rPr>
-          <w:rFonts w:ascii="Trebuchet MS" w:hAnsi="Trebuchet MS"/>
-          <w:sz w:val="28"/>
-          <w:szCs w:val="28"/>
-        </w:rPr>
-        <w:t>“</w:t>
-      </w:r>
-      <w:r>
-        <w:rPr>
-          <w:rFonts w:ascii="Trebuchet MS" w:hAnsi="Trebuchet MS"/>
-          <w:b/>
-          <w:bCs/>
-          <w:sz w:val="36"/>
-          <w:szCs w:val="36"/>
-          <w:lang w:val="en-NL"/>
-        </w:rPr>
-        <w:t># one argument</w:t>
-      </w:r>
-    </w:p>
-    <w:p>
-      <w:pPr>
-        <w:rPr>
-          <w:rFonts w:ascii="Trebuchet MS" w:hAnsi="Trebuchet MS"/>
-          <w:b/>
-          <w:bCs/>
-          <w:sz w:val="36"/>
-          <w:szCs w:val="36"/>
-          <w:lang w:val="en-NL"/>
-        </w:rPr>
-      </w:pPr>
-      <w:r>
-        <w:rPr>
-          <w:rFonts w:ascii="Trebuchet MS" w:hAnsi="Trebuchet MS"/>
-          <w:b/>
-          <w:bCs/>
-          <w:sz w:val="36"/>
-          <w:szCs w:val="36"/>
-          <w:lang w:val="en-NL"/>
-        </w:rPr>
-        <w:t>display(55)</w:t>
-      </w:r>
-    </w:p>
-    <w:p>
-      <w:pPr>
-        <w:rPr>
-          <w:rFonts w:ascii="Trebuchet MS" w:hAnsi="Trebuchet MS"/>
-          <w:b/>
-          <w:bCs/>
-          <w:sz w:val="36"/>
-          <w:szCs w:val="36"/>
-          <w:lang w:val="en-NL"/>
-        </w:rPr>
-      </w:pPr>
-      <w:r>
-        <w:rPr>
-          <w:rFonts w:ascii="Trebuchet MS" w:hAnsi="Trebuchet MS"/>
-          <w:b/>
-          <w:bCs/>
-          <w:sz w:val="36"/>
-          <w:szCs w:val="36"/>
-          <w:lang w:val="en-NL"/>
-        </w:rPr>
-        <w:t># two arguments</w:t>
-      </w:r>
-    </w:p>
-    <w:p>
-      <w:pPr>
-        <w:rPr>
-          <w:rFonts w:ascii="Trebuchet MS" w:hAnsi="Trebuchet MS"/>
-          <w:b/>
-          <w:bCs/>
-          <w:sz w:val="36"/>
-          <w:szCs w:val="36"/>
-          <w:lang w:val="en-NL"/>
-        </w:rPr>
-      </w:pPr>
-      <w:r>
-        <w:rPr>
-          <w:rFonts w:ascii="Trebuchet MS" w:hAnsi="Trebuchet MS"/>
-          <w:b/>
-          <w:bCs/>
-          <w:sz w:val="36"/>
-          <w:szCs w:val="36"/>
-          <w:lang w:val="en-NL"/>
-        </w:rPr>
-        <w:t>display(55, 66)</w:t>
-      </w:r>
-    </w:p>
-    <w:p>
-      <w:pPr>
-        <w:rPr>
-          <w:rFonts w:ascii="Trebuchet MS" w:hAnsi="Trebuchet MS"/>
-          <w:b/>
-          <w:bCs/>
-          <w:sz w:val="36"/>
-          <w:szCs w:val="36"/>
-          <w:lang w:val="en-NL"/>
-        </w:rPr>
-      </w:pPr>
-      <w:r>
-        <w:rPr>
-          <w:rFonts w:ascii="Trebuchet MS" w:hAnsi="Trebuchet MS"/>
-          <w:b/>
-          <w:bCs/>
-          <w:sz w:val="36"/>
-          <w:szCs w:val="36"/>
-          <w:lang w:val="en-NL"/>
-        </w:rPr>
-        <w:t># three arguments</w:t>
-      </w:r>
-    </w:p>
-    <w:p>
-      <w:pPr>
-        <w:rPr>
-          <w:rFonts w:ascii="Trebuchet MS" w:hAnsi="Trebuchet MS"/>
-          <w:b/>
-          <w:bCs/>
-          <w:sz w:val="36"/>
-          <w:szCs w:val="36"/>
-          <w:lang w:val="en-NL"/>
-        </w:rPr>
-      </w:pPr>
-      <w:r>
-        <w:rPr>
-          <w:rFonts w:ascii="Trebuchet MS" w:hAnsi="Trebuchet MS"/>
-          <w:b/>
-          <w:bCs/>
-          <w:sz w:val="36"/>
-          <w:szCs w:val="36"/>
-          <w:lang w:val="en-NL"/>
-        </w:rPr>
-        <w:t>display(55, 66, 77)</w:t>
-      </w:r>
-    </w:p>
-    <w:p>
-      <w:pPr>
-        <w:rPr>
-          <w:rFonts w:ascii="Trebuchet MS" w:hAnsi="Trebuchet MS"/>
-          <w:b/>
-          <w:bCs/>
-          <w:sz w:val="36"/>
-          <w:szCs w:val="36"/>
-          <w:lang w:val="en-NL"/>
-        </w:rPr>
-      </w:pPr>
-      <w:r>
-        <w:rPr>
-          <w:rFonts w:ascii="Trebuchet MS" w:hAnsi="Trebuchet MS"/>
-          <w:b/>
-          <w:bCs/>
-          <w:sz w:val="36"/>
-          <w:szCs w:val="36"/>
-          <w:lang w:val="en-NL"/>
-        </w:rPr>
-        <w:t># only setting the value of c</w:t>
-      </w:r>
-    </w:p>
-    <w:p>
-      <w:pPr>
-        <w:rPr>
-          <w:rFonts w:ascii="Trebuchet MS" w:hAnsi="Trebuchet MS"/>
-          <w:sz w:val="28"/>
-          <w:szCs w:val="28"/>
-        </w:rPr>
-      </w:pPr>
-      <w:r>
-        <w:rPr>
-          <w:rFonts w:ascii="Trebuchet MS" w:hAnsi="Trebuchet MS"/>
-          <w:b/>
-          <w:bCs/>
-          <w:sz w:val="36"/>
-          <w:szCs w:val="36"/>
-          <w:lang w:val="en-NL"/>
-        </w:rPr>
-        <w:t>display(c = 77)</w:t>
-      </w:r>
-      <w:r>
-        <w:rPr>
-          <w:rFonts w:ascii="Trebuchet MS" w:hAnsi="Trebuchet MS"/>
-          <w:sz w:val="28"/>
-          <w:szCs w:val="28"/>
-        </w:rPr>
-        <w:t>”</w:t>
-      </w:r>
-    </w:p>
-    <w:p>
-      <w:pPr>
-        <w:rPr>
-          <w:rFonts w:ascii="Trebuchet MS" w:hAnsi="Trebuchet MS"/>
-          <w:sz w:val="28"/>
-          <w:szCs w:val="28"/>
-        </w:rPr>
-      </w:pPr>
-    </w:p>
-    <w:p>
-      <w:pPr>
-        <w:rPr>
-          <w:rFonts w:ascii="Trebuchet MS" w:hAnsi="Trebuchet MS"/>
-          <w:sz w:val="28"/>
-          <w:szCs w:val="28"/>
-        </w:rPr>
-      </w:pPr>
-    </w:p>
-    <w:p>
-      <w:pPr>
-        <w:rPr>
-          <w:rFonts w:ascii="Trebuchet MS" w:hAnsi="Trebuchet MS"/>
-          <w:b/>
-          <w:bCs/>
-          <w:sz w:val="40"/>
-          <w:szCs w:val="40"/>
-        </w:rPr>
-      </w:pPr>
-      <w:r>
-        <w:rPr>
-          <w:rFonts w:ascii="Trebuchet MS" w:hAnsi="Trebuchet MS"/>
-          <w:b/>
-          <w:bCs/>
-          <w:sz w:val="40"/>
-          <w:szCs w:val="40"/>
-          <w:highlight w:val="yellow"/>
-        </w:rPr>
-        <w:t>Can you r</w:t>
-      </w:r>
-      <w:r>
-        <w:rPr>
-          <w:rFonts w:ascii="Trebuchet MS" w:hAnsi="Trebuchet MS"/>
-          <w:b/>
-          <w:bCs/>
-          <w:sz w:val="40"/>
-          <w:szCs w:val="40"/>
-          <w:highlight w:val="yellow"/>
-        </w:rPr>
-        <w:t>ewrite the rescale function so that it scales a vector to lie between 0 and 1 by default, but will allow the caller to specify lower and upper bounds if they want</w:t>
-      </w:r>
-      <w:r>
-        <w:rPr>
-          <w:rFonts w:ascii="Trebuchet MS" w:hAnsi="Trebuchet MS"/>
-          <w:b/>
-          <w:bCs/>
-          <w:sz w:val="40"/>
-          <w:szCs w:val="40"/>
-          <w:highlight w:val="yellow"/>
-        </w:rPr>
-        <w:t>?</w:t>
-      </w:r>
-    </w:p>
-    <w:p>
-      <w:pPr>
-        <w:rPr>
-          <w:rFonts w:ascii="Trebuchet MS" w:hAnsi="Trebuchet MS"/>
-          <w:sz w:val="28"/>
-          <w:szCs w:val="28"/>
-        </w:rPr>
-      </w:pPr>
-    </w:p>
-    <w:p>
-      <w:pPr>
-        <w:rPr>
-          <w:rFonts w:ascii="Trebuchet MS" w:hAnsi="Trebuchet MS"/>
-          <w:b/>
-          <w:bCs/>
-          <w:sz w:val="36"/>
-          <w:szCs w:val="36"/>
-          <w:lang w:val="en-NL"/>
-        </w:rPr>
-      </w:pPr>
-    </w:p>
-    <w:p>
-      <w:pPr>
-        <w:rPr>
-          <w:rFonts w:ascii="Trebuchet MS" w:hAnsi="Trebuchet MS"/>
-          <w:b/>
-          <w:bCs/>
-          <w:color w:val="00B050"/>
-          <w:sz w:val="40"/>
-          <w:szCs w:val="40"/>
-          <w:lang w:val="en-US"/>
-        </w:rPr>
-      </w:pPr>
-      <w:r>
-        <w:rPr>
-          <w:rFonts w:ascii="Trebuchet MS" w:hAnsi="Trebuchet MS"/>
-          <w:b/>
-          <w:bCs/>
-          <w:color w:val="00B050"/>
-          <w:sz w:val="96"/>
-          <w:szCs w:val="96"/>
-          <w:lang w:val="en-US"/>
-        </w:rPr>
-        <w:t>Q</w:t>
-      </w:r>
-      <w:r>
-        <w:rPr>
-          <w:rFonts w:ascii="Trebuchet MS" w:hAnsi="Trebuchet MS"/>
-          <w:b/>
-          <w:bCs/>
-          <w:color w:val="00B050"/>
-          <w:sz w:val="40"/>
-          <w:szCs w:val="40"/>
-          <w:lang w:val="en-US"/>
-        </w:rPr>
-        <w:t>What</w:t>
-      </w:r>
-      <w:r>
-        <w:rPr>
-          <w:rFonts w:ascii="Trebuchet MS" w:hAnsi="Trebuchet MS"/>
-          <w:b/>
-          <w:bCs/>
-          <w:color w:val="00B050"/>
-          <w:sz w:val="40"/>
-          <w:szCs w:val="40"/>
-          <w:lang w:val="en-US"/>
-        </w:rPr>
-        <w:t xml:space="preserve"> question</w:t>
-      </w:r>
-      <w:r>
-        <w:rPr>
-          <w:rFonts w:ascii="Trebuchet MS" w:hAnsi="Trebuchet MS"/>
-          <w:b/>
-          <w:bCs/>
-          <w:color w:val="00B050"/>
-          <w:sz w:val="40"/>
-          <w:szCs w:val="40"/>
-          <w:lang w:val="en-US"/>
-        </w:rPr>
-        <w:t>s are there?</w:t>
-      </w:r>
-    </w:p>
-    <w:p>
-      <w:pPr>
-        <w:rPr>
-          <w:rFonts w:ascii="Trebuchet MS" w:hAnsi="Trebuchet MS"/>
-          <w:b/>
-          <w:bCs/>
-          <w:color w:val="00B050"/>
-          <w:sz w:val="40"/>
-          <w:szCs w:val="40"/>
-          <w:lang w:val="en-US"/>
-        </w:rPr>
-      </w:pPr>
-    </w:p>
-    <w:p>
-      <w:pPr>
-        <w:rPr>
-          <w:rFonts w:ascii="Trebuchet MS" w:hAnsi="Trebuchet MS"/>
-          <w:b/>
-          <w:bCs/>
-          <w:color w:val="FF0000"/>
-          <w:sz w:val="72"/>
-          <w:szCs w:val="72"/>
-          <w:u w:val="single"/>
-          <w:lang w:val="en-US"/>
-        </w:rPr>
-      </w:pPr>
-      <w:r>
-        <w:rPr>
-          <w:rFonts w:ascii="Trebuchet MS" w:hAnsi="Trebuchet MS"/>
-          <w:b/>
-          <w:bCs/>
-          <w:color w:val="FF0000"/>
-          <w:sz w:val="72"/>
-          <w:szCs w:val="72"/>
-          <w:u w:val="single"/>
-          <w:lang w:val="en-US"/>
-        </w:rPr>
-        <w:t>De</w:t>
-      </w:r>
-      <w:r>
-        <w:rPr>
-          <w:rFonts w:ascii="Trebuchet MS" w:hAnsi="Trebuchet MS"/>
-          <w:b/>
-          <w:bCs/>
-          <w:color w:val="FF0000"/>
-          <w:sz w:val="72"/>
-          <w:szCs w:val="72"/>
-          <w:u w:val="single"/>
-          <w:lang w:val="en-US"/>
-        </w:rPr>
-        <w:t>bugging</w:t>
-      </w:r>
-    </w:p>
-    <w:p>
-      <w:pPr>
-        <w:rPr>
-          <w:rFonts w:ascii="Trebuchet MS" w:hAnsi="Trebuchet MS"/>
-          <w:b/>
-          <w:bCs/>
-          <w:color w:val="FF0000"/>
-          <w:sz w:val="72"/>
-          <w:szCs w:val="72"/>
-          <w:u w:val="single"/>
-          <w:lang w:val="en-US"/>
-        </w:rPr>
-      </w:pPr>
-    </w:p>
-    <w:p>
-      <w:pPr>
-        <w:rPr>
-          <w:rFonts w:ascii="Trebuchet MS" w:hAnsi="Trebuchet MS"/>
-          <w:sz w:val="28"/>
-          <w:szCs w:val="28"/>
-          <w:lang w:val="en-NL"/>
-        </w:rPr>
-      </w:pPr>
-      <w:r>
-        <w:rPr>
-          <w:rFonts w:ascii="Trebuchet MS" w:hAnsi="Trebuchet MS"/>
-          <w:sz w:val="28"/>
-          <w:szCs w:val="28"/>
-          <w:lang w:val="en-NL"/>
+        <w:t>Double check where you are working, use getwd() in the console and look in the file explorer to confirm that the path is correct and no folders are forgotten.</w:t>
+      </w:r>
+    </w:p>
+    <w:p>
+      <w:pPr>
+        <w:rPr>
+          <w:rFonts w:ascii="Trebuchet MS" w:hAnsi="Trebuchet MS"/>
+          <w:sz w:val="28"/>
+          <w:szCs w:val="28"/>
+          <w:lang w:val="en-US"/>
+        </w:rPr>
+      </w:pPr>
+    </w:p>
+    <w:p>
+      <w:pPr>
+        <w:rPr>
+          <w:rFonts w:ascii="Trebuchet MS" w:hAnsi="Trebuchet MS"/>
+          <w:sz w:val="28"/>
+          <w:szCs w:val="28"/>
+          <w:lang w:val="en-US"/>
+        </w:rPr>
+      </w:pPr>
+    </w:p>
+    <w:p>
+      <w:pPr>
+        <w:rPr>
+          <w:rFonts w:ascii="Trebuchet MS" w:hAnsi="Trebuchet MS"/>
+          <w:sz w:val="28"/>
+          <w:szCs w:val="28"/>
+          <w:lang w:val="en-US"/>
+        </w:rPr>
+      </w:pPr>
+    </w:p>
+    <w:p>
+      <w:pPr>
+        <w:rPr>
+          <w:rFonts w:ascii="Trebuchet MS" w:hAnsi="Trebuchet MS"/>
+          <w:sz w:val="28"/>
+          <w:szCs w:val="28"/>
+          <w:lang w:val="en-US"/>
+        </w:rPr>
+      </w:pPr>
+    </w:p>
+    <w:p>
+      <w:pPr>
+        <w:rPr>
+          <w:rFonts w:ascii="Trebuchet MS" w:hAnsi="Trebuchet MS"/>
+          <w:sz w:val="28"/>
+          <w:szCs w:val="28"/>
+          <w:lang w:val="en-US"/>
+        </w:rPr>
+      </w:pPr>
+    </w:p>
+    <w:p>
+      <w:pPr>
+        <w:rPr>
+          <w:rFonts w:ascii="Trebuchet MS" w:hAnsi="Trebuchet MS"/>
+          <w:sz w:val="28"/>
+          <w:szCs w:val="28"/>
+          <w:lang w:val="en-US"/>
+        </w:rPr>
+      </w:pPr>
+    </w:p>
+    <w:p>
+      <w:pPr>
+        <w:rPr>
+          <w:rFonts w:ascii="Trebuchet MS" w:hAnsi="Trebuchet MS"/>
+          <w:sz w:val="28"/>
+          <w:szCs w:val="28"/>
+          <w:lang w:val="en-US"/>
+        </w:rPr>
+      </w:pPr>
+    </w:p>
+    <w:p>
+      <w:pPr>
+        <w:rPr>
+          <w:rFonts w:ascii="Trebuchet MS" w:hAnsi="Trebuchet MS"/>
+          <w:sz w:val="28"/>
+          <w:szCs w:val="28"/>
+        </w:rPr>
+      </w:pPr>
+      <w:r>
+        <w:rPr>
+          <w:rFonts w:ascii="Trebuchet MS" w:hAnsi="Trebuchet MS"/>
+          <w:sz w:val="28"/>
+          <w:szCs w:val="28"/>
         </w:rPr>
         <w:t xml:space="preserve">  </w:t>
       </w:r>
@@ -6069,7 +6578,6 @@
           <w:iCs/>
           <w:sz w:val="28"/>
           <w:szCs w:val="28"/>
-          <w:lang w:val="en-NL"/>
         </w:rPr>
         <w:t>Test with simplified data.</w:t>
       </w:r>
@@ -6078,7 +6586,6 @@
           <w:rFonts w:ascii="Trebuchet MS" w:hAnsi="Trebuchet MS"/>
           <w:sz w:val="28"/>
           <w:szCs w:val="28"/>
-          <w:lang w:val="en-NL"/>
         </w:rPr>
         <w:t xml:space="preserve"> Before doing statistics on a real data set, we should try calculating statistics for a single record, for two identical records, for two records whose values are one step apart, or for some other case where we can calculate the right answer by hand.</w:t>
       </w:r>
@@ -6089,15 +6596,13 @@
           <w:rFonts w:ascii="Trebuchet MS" w:hAnsi="Trebuchet MS"/>
           <w:sz w:val="28"/>
           <w:szCs w:val="28"/>
-          <w:lang w:val="en-NL"/>
-        </w:rPr>
-      </w:pPr>
-      <w:r>
-        <w:rPr>
-          <w:rFonts w:ascii="Trebuchet MS" w:hAnsi="Trebuchet MS"/>
-          <w:sz w:val="28"/>
-          <w:szCs w:val="28"/>
-          <w:lang w:val="en-NL"/>
+        </w:rPr>
+      </w:pPr>
+      <w:r>
+        <w:rPr>
+          <w:rFonts w:ascii="Trebuchet MS" w:hAnsi="Trebuchet MS"/>
+          <w:sz w:val="28"/>
+          <w:szCs w:val="28"/>
         </w:rPr>
         <w:t xml:space="preserve">  </w:t>
       </w:r>
@@ -6108,7 +6613,6 @@
           <w:iCs/>
           <w:sz w:val="28"/>
           <w:szCs w:val="28"/>
-          <w:lang w:val="en-NL"/>
         </w:rPr>
         <w:t>Test a simplified case.</w:t>
       </w:r>
@@ -6117,7 +6621,6 @@
           <w:rFonts w:ascii="Trebuchet MS" w:hAnsi="Trebuchet MS"/>
           <w:sz w:val="28"/>
           <w:szCs w:val="28"/>
-          <w:lang w:val="en-NL"/>
         </w:rPr>
         <w:t xml:space="preserve"> If our program is supposed to simulate magnetic eddies in rapidly-rotating blobs of supercooled helium, our first test should be a blob of helium that isn’t rotating, and isn’t being subjected to any external electromagnetic fields. Similarly, if we’re looking at the effects of climate change on speciation, our first test should hold temperature, precipitation, and other factors constant.</w:t>
       </w:r>
@@ -6128,15 +6631,13 @@
           <w:rFonts w:ascii="Trebuchet MS" w:hAnsi="Trebuchet MS"/>
           <w:sz w:val="28"/>
           <w:szCs w:val="28"/>
-          <w:lang w:val="en-NL"/>
-        </w:rPr>
-      </w:pPr>
-      <w:r>
-        <w:rPr>
-          <w:rFonts w:ascii="Trebuchet MS" w:hAnsi="Trebuchet MS"/>
-          <w:sz w:val="28"/>
-          <w:szCs w:val="28"/>
-          <w:lang w:val="en-NL"/>
+        </w:rPr>
+      </w:pPr>
+      <w:r>
+        <w:rPr>
+          <w:rFonts w:ascii="Trebuchet MS" w:hAnsi="Trebuchet MS"/>
+          <w:sz w:val="28"/>
+          <w:szCs w:val="28"/>
         </w:rPr>
         <w:t xml:space="preserve">  </w:t>
       </w:r>
@@ -6147,7 +6648,6 @@
           <w:iCs/>
           <w:sz w:val="28"/>
           <w:szCs w:val="28"/>
-          <w:lang w:val="en-NL"/>
         </w:rPr>
         <w:t>Compare to an oracle.</w:t>
       </w:r>
@@ -6156,7 +6656,6 @@
           <w:rFonts w:ascii="Trebuchet MS" w:hAnsi="Trebuchet MS"/>
           <w:sz w:val="28"/>
           <w:szCs w:val="28"/>
-          <w:lang w:val="en-NL"/>
         </w:rPr>
         <w:t xml:space="preserve"> A </w:t>
       </w:r>
@@ -6167,7 +6666,6 @@
             <w:rFonts w:ascii="Trebuchet MS" w:hAnsi="Trebuchet MS"/>
             <w:sz w:val="28"/>
             <w:szCs w:val="28"/>
-            <w:lang w:val="en-NL"/>
           </w:rPr>
           <w:t>test oracle</w:t>
         </w:r>
@@ -6177,7 +6675,6 @@
           <w:rFonts w:ascii="Trebuchet MS" w:hAnsi="Trebuchet MS"/>
           <w:sz w:val="28"/>
           <w:szCs w:val="28"/>
-          <w:lang w:val="en-NL"/>
         </w:rPr>
         <w:t xml:space="preserve"> is something whose results are trusted, such as experimental data, an older program, or a human expert. We use test oracles to determine if our new program produces the correct results. If we have a test oracle, we should store its output for particular cases so that we can compare it with our new results as often as we like without re-running that program.</w:t>
       </w:r>
@@ -6188,15 +6685,13 @@
           <w:rFonts w:ascii="Trebuchet MS" w:hAnsi="Trebuchet MS"/>
           <w:sz w:val="28"/>
           <w:szCs w:val="28"/>
-          <w:lang w:val="en-NL"/>
-        </w:rPr>
-      </w:pPr>
-      <w:r>
-        <w:rPr>
-          <w:rFonts w:ascii="Trebuchet MS" w:hAnsi="Trebuchet MS"/>
-          <w:sz w:val="28"/>
-          <w:szCs w:val="28"/>
-          <w:lang w:val="en-NL"/>
+        </w:rPr>
+      </w:pPr>
+      <w:r>
+        <w:rPr>
+          <w:rFonts w:ascii="Trebuchet MS" w:hAnsi="Trebuchet MS"/>
+          <w:sz w:val="28"/>
+          <w:szCs w:val="28"/>
         </w:rPr>
         <w:t xml:space="preserve">  </w:t>
       </w:r>
@@ -6207,7 +6702,6 @@
           <w:iCs/>
           <w:sz w:val="28"/>
           <w:szCs w:val="28"/>
-          <w:lang w:val="en-NL"/>
         </w:rPr>
         <w:t>Check conservation laws.</w:t>
       </w:r>
@@ -6216,7 +6710,6 @@
           <w:rFonts w:ascii="Trebuchet MS" w:hAnsi="Trebuchet MS"/>
           <w:sz w:val="28"/>
           <w:szCs w:val="28"/>
-          <w:lang w:val="en-NL"/>
         </w:rPr>
         <w:t xml:space="preserve"> Mass, energy, and other quantities are conserved in physical systems, so they should be in programs as well. Similarly, if we are analyzing patient data, the number of records should either stay the same or decrease as we move from one analysis to the next (since we might throw away outliers or records with missing values). If “new” patients start appearing out of nowhere as </w:t>
       </w:r>
@@ -6225,7 +6718,6 @@
           <w:rFonts w:ascii="Trebuchet MS" w:hAnsi="Trebuchet MS"/>
           <w:sz w:val="28"/>
           <w:szCs w:val="28"/>
-          <w:lang w:val="en-NL"/>
         </w:rPr>
         <w:lastRenderedPageBreak/>
         <w:t>we move through our pipeline, it’s probably a sign that something is wrong.</w:t>
@@ -6237,15 +6729,13 @@
           <w:rFonts w:ascii="Trebuchet MS" w:hAnsi="Trebuchet MS"/>
           <w:sz w:val="28"/>
           <w:szCs w:val="28"/>
-          <w:lang w:val="en-NL"/>
-        </w:rPr>
-      </w:pPr>
-      <w:r>
-        <w:rPr>
-          <w:rFonts w:ascii="Trebuchet MS" w:hAnsi="Trebuchet MS"/>
-          <w:sz w:val="28"/>
-          <w:szCs w:val="28"/>
-          <w:lang w:val="en-NL"/>
+        </w:rPr>
+      </w:pPr>
+      <w:r>
+        <w:rPr>
+          <w:rFonts w:ascii="Trebuchet MS" w:hAnsi="Trebuchet MS"/>
+          <w:sz w:val="28"/>
+          <w:szCs w:val="28"/>
         </w:rPr>
         <w:t xml:space="preserve">  </w:t>
       </w:r>
@@ -6256,7 +6746,6 @@
           <w:iCs/>
           <w:sz w:val="28"/>
           <w:szCs w:val="28"/>
-          <w:lang w:val="en-NL"/>
         </w:rPr>
         <w:t>Visualize.</w:t>
       </w:r>
@@ -6265,7 +6754,6 @@
           <w:rFonts w:ascii="Trebuchet MS" w:hAnsi="Trebuchet MS"/>
           <w:sz w:val="28"/>
           <w:szCs w:val="28"/>
-          <w:lang w:val="en-NL"/>
         </w:rPr>
         <w:t xml:space="preserve"> Data analysts frequently use simple visualizations to check both the science they’re doing and the correctness of their code (just as we did in the </w:t>
       </w:r>
@@ -6276,7 +6764,6 @@
             <w:rFonts w:ascii="Trebuchet MS" w:hAnsi="Trebuchet MS"/>
             <w:sz w:val="28"/>
             <w:szCs w:val="28"/>
-            <w:lang w:val="en-NL"/>
           </w:rPr>
           <w:t>opening lesson</w:t>
         </w:r>
@@ -6286,7 +6773,6 @@
           <w:rFonts w:ascii="Trebuchet MS" w:hAnsi="Trebuchet MS"/>
           <w:sz w:val="28"/>
           <w:szCs w:val="28"/>
-          <w:lang w:val="en-NL"/>
         </w:rPr>
         <w:t xml:space="preserve"> of this tutorial). This should only be used for debugging as a last resort, though, since it’s very hard to compare two visualizations automatically.</w:t>
       </w:r>
@@ -6297,17 +6783,15 @@
           <w:rFonts w:ascii="Trebuchet MS" w:hAnsi="Trebuchet MS"/>
           <w:sz w:val="28"/>
           <w:szCs w:val="28"/>
-          <w:lang w:val="en-NL"/>
-        </w:rPr>
-      </w:pPr>
-    </w:p>
-    <w:p>
-      <w:pPr>
-        <w:rPr>
-          <w:rFonts w:ascii="Trebuchet MS" w:hAnsi="Trebuchet MS"/>
-          <w:sz w:val="28"/>
-          <w:szCs w:val="28"/>
-          <w:lang w:val="en-NL"/>
+        </w:rPr>
+      </w:pPr>
+    </w:p>
+    <w:p>
+      <w:pPr>
+        <w:rPr>
+          <w:rFonts w:ascii="Trebuchet MS" w:hAnsi="Trebuchet MS"/>
+          <w:sz w:val="28"/>
+          <w:szCs w:val="28"/>
         </w:rPr>
       </w:pPr>
     </w:p>
@@ -6319,7 +6803,6 @@
           <w:bCs/>
           <w:sz w:val="32"/>
           <w:szCs w:val="32"/>
-          <w:lang w:val="en-NL"/>
         </w:rPr>
       </w:pPr>
       <w:r>
@@ -6329,7 +6812,6 @@
           <w:bCs/>
           <w:sz w:val="32"/>
           <w:szCs w:val="32"/>
-          <w:lang w:val="en-NL"/>
         </w:rPr>
         <w:t>Make it fail everytime</w:t>
       </w:r>
@@ -6340,15 +6822,13 @@
           <w:rFonts w:ascii="Trebuchet MS" w:hAnsi="Trebuchet MS"/>
           <w:sz w:val="28"/>
           <w:szCs w:val="28"/>
-          <w:lang w:val="en-NL"/>
-        </w:rPr>
-      </w:pPr>
-      <w:r>
-        <w:rPr>
-          <w:rFonts w:ascii="Trebuchet MS" w:hAnsi="Trebuchet MS"/>
-          <w:sz w:val="28"/>
-          <w:szCs w:val="28"/>
-          <w:lang w:val="en-NL"/>
+        </w:rPr>
+      </w:pPr>
+      <w:r>
+        <w:rPr>
+          <w:rFonts w:ascii="Trebuchet MS" w:hAnsi="Trebuchet MS"/>
+          <w:sz w:val="28"/>
+          <w:szCs w:val="28"/>
         </w:rPr>
         <w:t xml:space="preserve">Tests should be for a case that always breaks out code. We want to make sure that when the bug is fixed it is not just for a specific case, but for all versions of the problem.  </w:t>
       </w:r>
@@ -6359,15 +6839,13 @@
           <w:rFonts w:ascii="Trebuchet MS" w:hAnsi="Trebuchet MS"/>
           <w:sz w:val="28"/>
           <w:szCs w:val="28"/>
-          <w:lang w:val="en-NL"/>
-        </w:rPr>
-      </w:pPr>
-      <w:r>
-        <w:rPr>
-          <w:rFonts w:ascii="Trebuchet MS" w:hAnsi="Trebuchet MS"/>
-          <w:sz w:val="28"/>
-          <w:szCs w:val="28"/>
-          <w:lang w:val="en-NL"/>
+        </w:rPr>
+      </w:pPr>
+      <w:r>
+        <w:rPr>
+          <w:rFonts w:ascii="Trebuchet MS" w:hAnsi="Trebuchet MS"/>
+          <w:sz w:val="28"/>
+          <w:szCs w:val="28"/>
         </w:rPr>
         <w:t xml:space="preserve">More often than not the problem is not what you are looking for, a typo, missing bracket, forgotten speech mark, etc. When stuck like this time away from the problem will help you to reassess and often find these sorts of issues. </w:t>
       </w:r>
@@ -6380,29 +6858,26 @@
           <w:bCs/>
           <w:sz w:val="28"/>
           <w:szCs w:val="28"/>
-          <w:lang w:val="en-NL"/>
-        </w:rPr>
-      </w:pPr>
-    </w:p>
-    <w:p>
-      <w:pPr>
-        <w:rPr>
-          <w:rFonts w:ascii="Trebuchet MS" w:hAnsi="Trebuchet MS"/>
-          <w:b/>
-          <w:bCs/>
-          <w:sz w:val="28"/>
-          <w:szCs w:val="28"/>
-          <w:lang w:val="en-NL"/>
-        </w:rPr>
-      </w:pPr>
-      <w:r>
-        <w:rPr>
-          <w:rFonts w:ascii="Trebuchet MS" w:hAnsi="Trebuchet MS"/>
-          <w:b/>
-          <w:bCs/>
-          <w:sz w:val="28"/>
-          <w:szCs w:val="28"/>
-          <w:lang w:val="en-NL"/>
+        </w:rPr>
+      </w:pPr>
+    </w:p>
+    <w:p>
+      <w:pPr>
+        <w:rPr>
+          <w:rFonts w:ascii="Trebuchet MS" w:hAnsi="Trebuchet MS"/>
+          <w:b/>
+          <w:bCs/>
+          <w:sz w:val="28"/>
+          <w:szCs w:val="28"/>
+        </w:rPr>
+      </w:pPr>
+      <w:r>
+        <w:rPr>
+          <w:rFonts w:ascii="Trebuchet MS" w:hAnsi="Trebuchet MS"/>
+          <w:b/>
+          <w:bCs/>
+          <w:sz w:val="28"/>
+          <w:szCs w:val="28"/>
         </w:rPr>
         <w:t>Make It Fail Fast</w:t>
       </w:r>
@@ -6413,18 +6888,16 @@
           <w:rFonts w:ascii="Trebuchet MS" w:hAnsi="Trebuchet MS"/>
           <w:sz w:val="28"/>
           <w:szCs w:val="28"/>
-          <w:lang w:val="en-NL"/>
-        </w:rPr>
-      </w:pPr>
-      <w:r>
-        <w:rPr>
-          <w:rFonts w:ascii="Trebuchet MS" w:hAnsi="Trebuchet MS"/>
-          <w:sz w:val="28"/>
-          <w:szCs w:val="28"/>
-          <w:lang w:val="en-NL"/>
+        </w:rPr>
+      </w:pPr>
+      <w:r>
+        <w:rPr>
+          <w:rFonts w:ascii="Trebuchet MS" w:hAnsi="Trebuchet MS"/>
+          <w:sz w:val="28"/>
+          <w:szCs w:val="28"/>
         </w:rPr>
         <w:pict w14:anchorId="31D78847">
-          <v:rect id="_x0000_i1031" style="width:0;height:1.5pt" o:hralign="center" o:hrstd="t" o:hr="t" fillcolor="#a0a0a0" stroked="f"/>
+          <v:rect id="_x0000_i1025" style="width:0;height:1.5pt" o:hralign="center" o:hrstd="t" o:hr="t" fillcolor="#a0a0a0" stroked="f"/>
         </w:pict>
       </w:r>
     </w:p>
@@ -6434,15 +6907,13 @@
           <w:rFonts w:ascii="Trebuchet MS" w:hAnsi="Trebuchet MS"/>
           <w:sz w:val="28"/>
           <w:szCs w:val="28"/>
-          <w:lang w:val="en-NL"/>
-        </w:rPr>
-      </w:pPr>
-      <w:r>
-        <w:rPr>
-          <w:rFonts w:ascii="Trebuchet MS" w:hAnsi="Trebuchet MS"/>
-          <w:sz w:val="28"/>
-          <w:szCs w:val="28"/>
-          <w:lang w:val="en-NL"/>
+        </w:rPr>
+      </w:pPr>
+      <w:r>
+        <w:rPr>
+          <w:rFonts w:ascii="Trebuchet MS" w:hAnsi="Trebuchet MS"/>
+          <w:sz w:val="28"/>
+          <w:szCs w:val="28"/>
         </w:rPr>
         <w:t xml:space="preserve">If it takes 20 minutes for the bug to surface, we can only do three experiments an hour. This means that we’ll get less data in more time and that we’re more likely to be distracted by other things as we wait for our program to fail, which means the time we </w:t>
       </w:r>
@@ -6453,7 +6924,6 @@
           <w:iCs/>
           <w:sz w:val="28"/>
           <w:szCs w:val="28"/>
-          <w:lang w:val="en-NL"/>
         </w:rPr>
         <w:t>are</w:t>
       </w:r>
@@ -6462,7 +6932,6 @@
           <w:rFonts w:ascii="Trebuchet MS" w:hAnsi="Trebuchet MS"/>
           <w:sz w:val="28"/>
           <w:szCs w:val="28"/>
-          <w:lang w:val="en-NL"/>
         </w:rPr>
         <w:t xml:space="preserve"> spending on the problem is less focused. It’s therefore critical to </w:t>
       </w:r>
@@ -6473,7 +6942,6 @@
           <w:iCs/>
           <w:sz w:val="28"/>
           <w:szCs w:val="28"/>
-          <w:lang w:val="en-NL"/>
         </w:rPr>
         <w:t>make it fail fast</w:t>
       </w:r>
@@ -6482,7 +6950,6 @@
           <w:rFonts w:ascii="Trebuchet MS" w:hAnsi="Trebuchet MS"/>
           <w:sz w:val="28"/>
           <w:szCs w:val="28"/>
-          <w:lang w:val="en-NL"/>
         </w:rPr>
         <w:t>.</w:t>
       </w:r>
@@ -6493,15 +6960,13 @@
           <w:rFonts w:ascii="Trebuchet MS" w:hAnsi="Trebuchet MS"/>
           <w:sz w:val="28"/>
           <w:szCs w:val="28"/>
-          <w:lang w:val="en-NL"/>
-        </w:rPr>
-      </w:pPr>
-      <w:r>
-        <w:rPr>
-          <w:rFonts w:ascii="Trebuchet MS" w:hAnsi="Trebuchet MS"/>
-          <w:sz w:val="28"/>
-          <w:szCs w:val="28"/>
-          <w:lang w:val="en-NL"/>
+        </w:rPr>
+      </w:pPr>
+      <w:r>
+        <w:rPr>
+          <w:rFonts w:ascii="Trebuchet MS" w:hAnsi="Trebuchet MS"/>
+          <w:sz w:val="28"/>
+          <w:szCs w:val="28"/>
         </w:rPr>
         <w:t>As well as making the program fail fast in time, we want to make it fail fast in space, i.e., we want to localize the failure to the smallest possible region of code:</w:t>
       </w:r>
@@ -6516,15 +6981,13 @@
           <w:rFonts w:ascii="Trebuchet MS" w:hAnsi="Trebuchet MS"/>
           <w:sz w:val="28"/>
           <w:szCs w:val="28"/>
-          <w:lang w:val="en-NL"/>
-        </w:rPr>
-      </w:pPr>
-      <w:r>
-        <w:rPr>
-          <w:rFonts w:ascii="Trebuchet MS" w:hAnsi="Trebuchet MS"/>
-          <w:sz w:val="28"/>
-          <w:szCs w:val="28"/>
-          <w:lang w:val="en-NL"/>
+        </w:rPr>
+      </w:pPr>
+      <w:r>
+        <w:rPr>
+          <w:rFonts w:ascii="Trebuchet MS" w:hAnsi="Trebuchet MS"/>
+          <w:sz w:val="28"/>
+          <w:szCs w:val="28"/>
         </w:rPr>
         <w:t xml:space="preserve">The smaller the gap between cause and effect, the easier the connection is to find. Many programmers therefore use a divide and conquer strategy to find bugs, i.e., if the output of a </w:t>
       </w:r>
@@ -6533,7 +6996,6 @@
           <w:rFonts w:ascii="Trebuchet MS" w:hAnsi="Trebuchet MS"/>
           <w:sz w:val="28"/>
           <w:szCs w:val="28"/>
-          <w:lang w:val="en-NL"/>
         </w:rPr>
         <w:lastRenderedPageBreak/>
         <w:t>function is wrong, they check whether things are OK in the middle, then concentrate on either the first or second half, and so on.</w:t>
@@ -6549,15 +7011,13 @@
           <w:rFonts w:ascii="Trebuchet MS" w:hAnsi="Trebuchet MS"/>
           <w:sz w:val="28"/>
           <w:szCs w:val="28"/>
-          <w:lang w:val="en-NL"/>
-        </w:rPr>
-      </w:pPr>
-      <w:r>
-        <w:rPr>
-          <w:rFonts w:ascii="Trebuchet MS" w:hAnsi="Trebuchet MS"/>
-          <w:sz w:val="28"/>
-          <w:szCs w:val="28"/>
-          <w:lang w:val="en-NL"/>
+        </w:rPr>
+      </w:pPr>
+      <w:r>
+        <w:rPr>
+          <w:rFonts w:ascii="Trebuchet MS" w:hAnsi="Trebuchet MS"/>
+          <w:sz w:val="28"/>
+          <w:szCs w:val="28"/>
         </w:rPr>
         <w:t xml:space="preserve">N things can interact in N! different ways, so every line of code that </w:t>
       </w:r>
@@ -6568,7 +7028,6 @@
           <w:iCs/>
           <w:sz w:val="28"/>
           <w:szCs w:val="28"/>
-          <w:lang w:val="en-NL"/>
         </w:rPr>
         <w:t>isn’t</w:t>
       </w:r>
@@ -6577,7 +7036,6 @@
           <w:rFonts w:ascii="Trebuchet MS" w:hAnsi="Trebuchet MS"/>
           <w:sz w:val="28"/>
           <w:szCs w:val="28"/>
-          <w:lang w:val="en-NL"/>
         </w:rPr>
         <w:t xml:space="preserve"> run as part of a test means more than one thing we don’t need to worry about.</w:t>
       </w:r>
@@ -6588,29 +7046,26 @@
           <w:rFonts w:ascii="Trebuchet MS" w:hAnsi="Trebuchet MS"/>
           <w:sz w:val="28"/>
           <w:szCs w:val="28"/>
-          <w:lang w:val="en-NL"/>
-        </w:rPr>
-      </w:pPr>
-    </w:p>
-    <w:p>
-      <w:pPr>
-        <w:rPr>
-          <w:rFonts w:ascii="Trebuchet MS" w:hAnsi="Trebuchet MS"/>
-          <w:b/>
-          <w:bCs/>
-          <w:sz w:val="28"/>
-          <w:szCs w:val="28"/>
-          <w:lang w:val="en-NL"/>
-        </w:rPr>
-      </w:pPr>
-      <w:r>
-        <w:rPr>
-          <w:rFonts w:ascii="Trebuchet MS" w:hAnsi="Trebuchet MS"/>
-          <w:b/>
-          <w:bCs/>
-          <w:sz w:val="28"/>
-          <w:szCs w:val="28"/>
-          <w:lang w:val="en-NL"/>
+        </w:rPr>
+      </w:pPr>
+    </w:p>
+    <w:p>
+      <w:pPr>
+        <w:rPr>
+          <w:rFonts w:ascii="Trebuchet MS" w:hAnsi="Trebuchet MS"/>
+          <w:b/>
+          <w:bCs/>
+          <w:sz w:val="28"/>
+          <w:szCs w:val="28"/>
+        </w:rPr>
+      </w:pPr>
+      <w:r>
+        <w:rPr>
+          <w:rFonts w:ascii="Trebuchet MS" w:hAnsi="Trebuchet MS"/>
+          <w:b/>
+          <w:bCs/>
+          <w:sz w:val="28"/>
+          <w:szCs w:val="28"/>
         </w:rPr>
         <w:t>Change One Thing at a Time, For a Reason</w:t>
       </w:r>
@@ -6621,18 +7076,16 @@
           <w:rFonts w:ascii="Trebuchet MS" w:hAnsi="Trebuchet MS"/>
           <w:sz w:val="28"/>
           <w:szCs w:val="28"/>
-          <w:lang w:val="en-NL"/>
-        </w:rPr>
-      </w:pPr>
-      <w:r>
-        <w:rPr>
-          <w:rFonts w:ascii="Trebuchet MS" w:hAnsi="Trebuchet MS"/>
-          <w:sz w:val="28"/>
-          <w:szCs w:val="28"/>
-          <w:lang w:val="en-NL"/>
+        </w:rPr>
+      </w:pPr>
+      <w:r>
+        <w:rPr>
+          <w:rFonts w:ascii="Trebuchet MS" w:hAnsi="Trebuchet MS"/>
+          <w:sz w:val="28"/>
+          <w:szCs w:val="28"/>
         </w:rPr>
         <w:pict w14:anchorId="191F80AA">
-          <v:rect id="_x0000_i1039" style="width:0;height:1.5pt" o:hralign="center" o:hrstd="t" o:hr="t" fillcolor="#a0a0a0" stroked="f"/>
+          <v:rect id="_x0000_i1026" style="width:0;height:1.5pt" o:hralign="center" o:hrstd="t" o:hr="t" fillcolor="#a0a0a0" stroked="f"/>
         </w:pict>
       </w:r>
     </w:p>
@@ -6642,15 +7095,13 @@
           <w:rFonts w:ascii="Trebuchet MS" w:hAnsi="Trebuchet MS"/>
           <w:sz w:val="28"/>
           <w:szCs w:val="28"/>
-          <w:lang w:val="en-NL"/>
-        </w:rPr>
-      </w:pPr>
-      <w:r>
-        <w:rPr>
-          <w:rFonts w:ascii="Trebuchet MS" w:hAnsi="Trebuchet MS"/>
-          <w:sz w:val="28"/>
-          <w:szCs w:val="28"/>
-          <w:lang w:val="en-NL"/>
+        </w:rPr>
+      </w:pPr>
+      <w:r>
+        <w:rPr>
+          <w:rFonts w:ascii="Trebuchet MS" w:hAnsi="Trebuchet MS"/>
+          <w:sz w:val="28"/>
+          <w:szCs w:val="28"/>
         </w:rPr>
         <w:t xml:space="preserve">Replacing random chunks of code is unlikely to do much good. (After all, if you got it wrong the first time, you’ll probably get it wrong the second and third as well.) Good programmers therefore </w:t>
       </w:r>
@@ -6661,7 +7112,6 @@
           <w:iCs/>
           <w:sz w:val="28"/>
           <w:szCs w:val="28"/>
-          <w:lang w:val="en-NL"/>
         </w:rPr>
         <w:t>change one thing at a time, for a reason</w:t>
       </w:r>
@@ -6670,7 +7120,6 @@
           <w:rFonts w:ascii="Trebuchet MS" w:hAnsi="Trebuchet MS"/>
           <w:sz w:val="28"/>
           <w:szCs w:val="28"/>
-          <w:lang w:val="en-NL"/>
         </w:rPr>
         <w:t>. They are either trying to gather more information (“is the bug still there if we change the order of the loops?”) or test a fix (“can we make the bug go away by sorting our data before processing it?”).</w:t>
       </w:r>
@@ -6681,15 +7130,13 @@
           <w:rFonts w:ascii="Trebuchet MS" w:hAnsi="Trebuchet MS"/>
           <w:sz w:val="28"/>
           <w:szCs w:val="28"/>
-          <w:lang w:val="en-NL"/>
-        </w:rPr>
-      </w:pPr>
-      <w:r>
-        <w:rPr>
-          <w:rFonts w:ascii="Trebuchet MS" w:hAnsi="Trebuchet MS"/>
-          <w:sz w:val="28"/>
-          <w:szCs w:val="28"/>
-          <w:lang w:val="en-NL"/>
+        </w:rPr>
+      </w:pPr>
+      <w:r>
+        <w:rPr>
+          <w:rFonts w:ascii="Trebuchet MS" w:hAnsi="Trebuchet MS"/>
+          <w:sz w:val="28"/>
+          <w:szCs w:val="28"/>
         </w:rPr>
         <w:t xml:space="preserve">Every time we make a change, however small, we should re-run our tests immediately, because the more things we change at once, the harder it is to know what’s responsible for what (those N! interactions again). And we should re-run </w:t>
       </w:r>
@@ -6700,7 +7147,6 @@
           <w:iCs/>
           <w:sz w:val="28"/>
           <w:szCs w:val="28"/>
-          <w:lang w:val="en-NL"/>
         </w:rPr>
         <w:t>all</w:t>
       </w:r>
@@ -6709,7 +7155,6 @@
           <w:rFonts w:ascii="Trebuchet MS" w:hAnsi="Trebuchet MS"/>
           <w:sz w:val="28"/>
           <w:szCs w:val="28"/>
-          <w:lang w:val="en-NL"/>
         </w:rPr>
         <w:t xml:space="preserve"> of our tests: more than half of fixes made to code introduce (or re-introduce) bugs, so re-running all of our tests tells us whether we have regressed.</w:t>
       </w:r>
@@ -6720,29 +7165,26 @@
           <w:rFonts w:ascii="Trebuchet MS" w:hAnsi="Trebuchet MS"/>
           <w:sz w:val="28"/>
           <w:szCs w:val="28"/>
-          <w:lang w:val="en-NL"/>
-        </w:rPr>
-      </w:pPr>
-    </w:p>
-    <w:p>
-      <w:pPr>
-        <w:rPr>
-          <w:rFonts w:ascii="Trebuchet MS" w:hAnsi="Trebuchet MS"/>
-          <w:b/>
-          <w:bCs/>
-          <w:sz w:val="28"/>
-          <w:szCs w:val="28"/>
-          <w:lang w:val="en-NL"/>
-        </w:rPr>
-      </w:pPr>
-      <w:r>
-        <w:rPr>
-          <w:rFonts w:ascii="Trebuchet MS" w:hAnsi="Trebuchet MS"/>
-          <w:b/>
-          <w:bCs/>
-          <w:sz w:val="28"/>
-          <w:szCs w:val="28"/>
-          <w:lang w:val="en-NL"/>
+        </w:rPr>
+      </w:pPr>
+    </w:p>
+    <w:p>
+      <w:pPr>
+        <w:rPr>
+          <w:rFonts w:ascii="Trebuchet MS" w:hAnsi="Trebuchet MS"/>
+          <w:b/>
+          <w:bCs/>
+          <w:sz w:val="28"/>
+          <w:szCs w:val="28"/>
+        </w:rPr>
+      </w:pPr>
+      <w:r>
+        <w:rPr>
+          <w:rFonts w:ascii="Trebuchet MS" w:hAnsi="Trebuchet MS"/>
+          <w:b/>
+          <w:bCs/>
+          <w:sz w:val="28"/>
+          <w:szCs w:val="28"/>
         </w:rPr>
         <w:t>Keep Track of What You’ve Done</w:t>
       </w:r>
@@ -6753,18 +7195,16 @@
           <w:rFonts w:ascii="Trebuchet MS" w:hAnsi="Trebuchet MS"/>
           <w:sz w:val="28"/>
           <w:szCs w:val="28"/>
-          <w:lang w:val="en-NL"/>
-        </w:rPr>
-      </w:pPr>
-      <w:r>
-        <w:rPr>
-          <w:rFonts w:ascii="Trebuchet MS" w:hAnsi="Trebuchet MS"/>
-          <w:sz w:val="28"/>
-          <w:szCs w:val="28"/>
-          <w:lang w:val="en-NL"/>
+        </w:rPr>
+      </w:pPr>
+      <w:r>
+        <w:rPr>
+          <w:rFonts w:ascii="Trebuchet MS" w:hAnsi="Trebuchet MS"/>
+          <w:sz w:val="28"/>
+          <w:szCs w:val="28"/>
         </w:rPr>
         <w:pict w14:anchorId="4D12EA93">
-          <v:rect id="_x0000_i1047" style="width:0;height:1.5pt" o:hralign="center" o:hrstd="t" o:hr="t" fillcolor="#a0a0a0" stroked="f"/>
+          <v:rect id="_x0000_i1027" style="width:0;height:1.5pt" o:hralign="center" o:hrstd="t" o:hr="t" fillcolor="#a0a0a0" stroked="f"/>
         </w:pict>
       </w:r>
     </w:p>
@@ -6774,15 +7214,13 @@
           <w:rFonts w:ascii="Trebuchet MS" w:hAnsi="Trebuchet MS"/>
           <w:sz w:val="28"/>
           <w:szCs w:val="28"/>
-          <w:lang w:val="en-NL"/>
-        </w:rPr>
-      </w:pPr>
-      <w:r>
-        <w:rPr>
-          <w:rFonts w:ascii="Trebuchet MS" w:hAnsi="Trebuchet MS"/>
-          <w:sz w:val="28"/>
-          <w:szCs w:val="28"/>
-          <w:lang w:val="en-NL"/>
+        </w:rPr>
+      </w:pPr>
+      <w:r>
+        <w:rPr>
+          <w:rFonts w:ascii="Trebuchet MS" w:hAnsi="Trebuchet MS"/>
+          <w:sz w:val="28"/>
+          <w:szCs w:val="28"/>
         </w:rPr>
         <w:t xml:space="preserve">Good scientists keep track of what they’ve done so that they can reproduce their work, and so that they don’t waste time repeating the same experiments or running ones whose results won’t be interesting. Similarly, debugging works best when we </w:t>
       </w:r>
@@ -6793,7 +7231,6 @@
           <w:iCs/>
           <w:sz w:val="28"/>
           <w:szCs w:val="28"/>
-          <w:lang w:val="en-NL"/>
         </w:rPr>
         <w:t>keep track of what we’ve done</w:t>
       </w:r>
@@ -6802,7 +7239,6 @@
           <w:rFonts w:ascii="Trebuchet MS" w:hAnsi="Trebuchet MS"/>
           <w:sz w:val="28"/>
           <w:szCs w:val="28"/>
-          <w:lang w:val="en-NL"/>
         </w:rPr>
         <w:t xml:space="preserve"> and how well it worked. If we find ourselves asking, “Did left followed by right with an odd number of lines cause the crash? Or was it right followed by left? Or was I using an even number of lines?” then </w:t>
       </w:r>
@@ -6811,7 +7247,6 @@
           <w:rFonts w:ascii="Trebuchet MS" w:hAnsi="Trebuchet MS"/>
           <w:sz w:val="28"/>
           <w:szCs w:val="28"/>
-          <w:lang w:val="en-NL"/>
         </w:rPr>
         <w:lastRenderedPageBreak/>
         <w:t>it’s time to step away from the computer, take a deep breath, and start working more systematically.</w:t>
@@ -6823,15 +7258,13 @@
           <w:rFonts w:ascii="Trebuchet MS" w:hAnsi="Trebuchet MS"/>
           <w:sz w:val="28"/>
           <w:szCs w:val="28"/>
-          <w:lang w:val="en-NL"/>
-        </w:rPr>
-      </w:pPr>
-      <w:r>
-        <w:rPr>
-          <w:rFonts w:ascii="Trebuchet MS" w:hAnsi="Trebuchet MS"/>
-          <w:sz w:val="28"/>
-          <w:szCs w:val="28"/>
-          <w:lang w:val="en-NL"/>
+        </w:rPr>
+      </w:pPr>
+      <w:r>
+        <w:rPr>
+          <w:rFonts w:ascii="Trebuchet MS" w:hAnsi="Trebuchet MS"/>
+          <w:sz w:val="28"/>
+          <w:szCs w:val="28"/>
         </w:rPr>
         <w:t>Records are particularly useful when the time comes to ask for help. People are more likely to listen to us when we can explain clearly what we did, and we’re better able to give them the information they need to be useful.</w:t>
       </w:r>
@@ -6842,39 +7275,35 @@
           <w:rFonts w:ascii="Trebuchet MS" w:hAnsi="Trebuchet MS"/>
           <w:sz w:val="28"/>
           <w:szCs w:val="28"/>
-          <w:lang w:val="en-NL"/>
-        </w:rPr>
-      </w:pPr>
-    </w:p>
-    <w:p>
-      <w:pPr>
-        <w:rPr>
-          <w:rFonts w:ascii="Trebuchet MS" w:hAnsi="Trebuchet MS"/>
-          <w:sz w:val="28"/>
-          <w:szCs w:val="28"/>
-          <w:lang w:val="en-NL"/>
-        </w:rPr>
-      </w:pPr>
-    </w:p>
-    <w:p>
-      <w:pPr>
-        <w:rPr>
-          <w:rFonts w:ascii="Trebuchet MS" w:hAnsi="Trebuchet MS"/>
-          <w:b/>
-          <w:bCs/>
-          <w:sz w:val="36"/>
-          <w:szCs w:val="36"/>
-          <w:lang w:val="en-NL"/>
-        </w:rPr>
-      </w:pPr>
-      <w:r>
-        <w:rPr>
-          <w:rFonts w:ascii="Trebuchet MS" w:hAnsi="Trebuchet MS"/>
-          <w:b/>
-          <w:bCs/>
-          <w:sz w:val="36"/>
-          <w:szCs w:val="36"/>
-          <w:lang w:val="en-NL"/>
+        </w:rPr>
+      </w:pPr>
+    </w:p>
+    <w:p>
+      <w:pPr>
+        <w:rPr>
+          <w:rFonts w:ascii="Trebuchet MS" w:hAnsi="Trebuchet MS"/>
+          <w:sz w:val="28"/>
+          <w:szCs w:val="28"/>
+        </w:rPr>
+      </w:pPr>
+    </w:p>
+    <w:p>
+      <w:pPr>
+        <w:rPr>
+          <w:rFonts w:ascii="Trebuchet MS" w:hAnsi="Trebuchet MS"/>
+          <w:b/>
+          <w:bCs/>
+          <w:sz w:val="36"/>
+          <w:szCs w:val="36"/>
+        </w:rPr>
+      </w:pPr>
+      <w:r>
+        <w:rPr>
+          <w:rFonts w:ascii="Trebuchet MS" w:hAnsi="Trebuchet MS"/>
+          <w:b/>
+          <w:bCs/>
+          <w:sz w:val="36"/>
+          <w:szCs w:val="36"/>
         </w:rPr>
         <w:t>Be Humble</w:t>
       </w:r>
@@ -6886,16 +7315,14 @@
           <w:bCs/>
           <w:sz w:val="28"/>
           <w:szCs w:val="28"/>
-          <w:lang w:val="en-NL"/>
-        </w:rPr>
-      </w:pPr>
-      <w:r>
-        <w:rPr>
-          <w:rFonts w:ascii="Trebuchet MS" w:hAnsi="Trebuchet MS"/>
-          <w:bCs/>
-          <w:sz w:val="28"/>
-          <w:szCs w:val="28"/>
-          <w:lang w:val="en-NL"/>
+        </w:rPr>
+      </w:pPr>
+      <w:r>
+        <w:rPr>
+          <w:rFonts w:ascii="Trebuchet MS" w:hAnsi="Trebuchet MS"/>
+          <w:bCs/>
+          <w:sz w:val="28"/>
+          <w:szCs w:val="28"/>
         </w:rPr>
         <w:t>Ask for help when you need it. Try to fix the problem of course, but don’t spend too long without searching online, asking a friend, checking in with a supervisor/expert, using an llm to help (and explain!!), or even the humble rubber duck.</w:t>
       </w:r>
@@ -6907,27 +7334,24 @@
           <w:bCs/>
           <w:sz w:val="28"/>
           <w:szCs w:val="28"/>
-          <w:lang w:val="en-NL"/>
-        </w:rPr>
-      </w:pPr>
-    </w:p>
-    <w:p>
-      <w:pPr>
-        <w:rPr>
-          <w:rFonts w:ascii="Trebuchet MS" w:hAnsi="Trebuchet MS"/>
-          <w:bCs/>
-          <w:sz w:val="28"/>
-          <w:szCs w:val="28"/>
-          <w:lang w:val="en-NL"/>
-        </w:rPr>
-      </w:pPr>
-      <w:r>
-        <w:rPr>
-          <w:rFonts w:ascii="Trebuchet MS" w:hAnsi="Trebuchet MS"/>
-          <w:bCs/>
-          <w:sz w:val="28"/>
-          <w:szCs w:val="28"/>
-          <w:lang w:val="en-NL"/>
+        </w:rPr>
+      </w:pPr>
+    </w:p>
+    <w:p>
+      <w:pPr>
+        <w:rPr>
+          <w:rFonts w:ascii="Trebuchet MS" w:hAnsi="Trebuchet MS"/>
+          <w:bCs/>
+          <w:sz w:val="28"/>
+          <w:szCs w:val="28"/>
+        </w:rPr>
+      </w:pPr>
+      <w:r>
+        <w:rPr>
+          <w:rFonts w:ascii="Trebuchet MS" w:hAnsi="Trebuchet MS"/>
+          <w:bCs/>
+          <w:sz w:val="28"/>
+          <w:szCs w:val="28"/>
         </w:rPr>
         <w:t xml:space="preserve">Often just walking someone through the process of your code makes you think about it logically step-by-step and can help you realise what is missing or is being done in the wrong place. This technique is called rubber ducking and it does indeed work with a rubber duck. I have a small one I keep on my desk for such occasions. </w:t>
       </w:r>
@@ -6939,7 +7363,6 @@
           <w:bCs/>
           <w:sz w:val="28"/>
           <w:szCs w:val="28"/>
-          <w:lang w:val="en-NL"/>
         </w:rPr>
       </w:pPr>
     </w:p>
@@ -7054,15 +7477,13 @@
           <w:rFonts w:ascii="Trebuchet MS" w:hAnsi="Trebuchet MS"/>
           <w:sz w:val="28"/>
           <w:szCs w:val="28"/>
-          <w:lang w:val="en-NL"/>
-        </w:rPr>
-      </w:pPr>
-      <w:r>
-        <w:rPr>
-          <w:rFonts w:ascii="Trebuchet MS" w:hAnsi="Trebuchet MS"/>
-          <w:sz w:val="28"/>
-          <w:szCs w:val="28"/>
-          <w:lang w:val="en-NL"/>
+        </w:rPr>
+      </w:pPr>
+      <w:r>
+        <w:rPr>
+          <w:rFonts w:ascii="Trebuchet MS" w:hAnsi="Trebuchet MS"/>
+          <w:sz w:val="28"/>
+          <w:szCs w:val="28"/>
         </w:rPr>
         <w:t>-</w:t>
       </w:r>
@@ -7071,7 +7492,6 @@
           <w:rFonts w:ascii="Trebuchet MS" w:hAnsi="Trebuchet MS"/>
           <w:sz w:val="28"/>
           <w:szCs w:val="28"/>
-          <w:lang w:val="en-NL"/>
         </w:rPr>
         <w:t xml:space="preserve">  Know what code is supposed to do </w:t>
       </w:r>
@@ -7082,7 +7502,6 @@
           <w:iCs/>
           <w:sz w:val="28"/>
           <w:szCs w:val="28"/>
-          <w:lang w:val="en-NL"/>
         </w:rPr>
         <w:t>before</w:t>
       </w:r>
@@ -7091,7 +7510,6 @@
           <w:rFonts w:ascii="Trebuchet MS" w:hAnsi="Trebuchet MS"/>
           <w:sz w:val="28"/>
           <w:szCs w:val="28"/>
-          <w:lang w:val="en-NL"/>
         </w:rPr>
         <w:t xml:space="preserve"> trying to debug it. </w:t>
       </w:r>
@@ -7102,15 +7520,13 @@
           <w:rFonts w:ascii="Trebuchet MS" w:hAnsi="Trebuchet MS"/>
           <w:sz w:val="28"/>
           <w:szCs w:val="28"/>
-          <w:lang w:val="en-NL"/>
-        </w:rPr>
-      </w:pPr>
-      <w:r>
-        <w:rPr>
-          <w:rFonts w:ascii="Trebuchet MS" w:hAnsi="Trebuchet MS"/>
-          <w:sz w:val="28"/>
-          <w:szCs w:val="28"/>
-          <w:lang w:val="en-NL"/>
+        </w:rPr>
+      </w:pPr>
+      <w:r>
+        <w:rPr>
+          <w:rFonts w:ascii="Trebuchet MS" w:hAnsi="Trebuchet MS"/>
+          <w:sz w:val="28"/>
+          <w:szCs w:val="28"/>
         </w:rPr>
         <w:t>-</w:t>
       </w:r>
@@ -7119,7 +7535,6 @@
           <w:rFonts w:ascii="Trebuchet MS" w:hAnsi="Trebuchet MS"/>
           <w:sz w:val="28"/>
           <w:szCs w:val="28"/>
-          <w:lang w:val="en-NL"/>
         </w:rPr>
         <w:t xml:space="preserve">  Make it fail every time. </w:t>
       </w:r>
@@ -7130,15 +7545,13 @@
           <w:rFonts w:ascii="Trebuchet MS" w:hAnsi="Trebuchet MS"/>
           <w:sz w:val="28"/>
           <w:szCs w:val="28"/>
-          <w:lang w:val="en-NL"/>
-        </w:rPr>
-      </w:pPr>
-      <w:r>
-        <w:rPr>
-          <w:rFonts w:ascii="Trebuchet MS" w:hAnsi="Trebuchet MS"/>
-          <w:sz w:val="28"/>
-          <w:szCs w:val="28"/>
-          <w:lang w:val="en-NL"/>
+        </w:rPr>
+      </w:pPr>
+      <w:r>
+        <w:rPr>
+          <w:rFonts w:ascii="Trebuchet MS" w:hAnsi="Trebuchet MS"/>
+          <w:sz w:val="28"/>
+          <w:szCs w:val="28"/>
         </w:rPr>
         <w:t>-</w:t>
       </w:r>
@@ -7147,7 +7560,6 @@
           <w:rFonts w:ascii="Trebuchet MS" w:hAnsi="Trebuchet MS"/>
           <w:sz w:val="28"/>
           <w:szCs w:val="28"/>
-          <w:lang w:val="en-NL"/>
         </w:rPr>
         <w:t xml:space="preserve">  Make it fail fast. </w:t>
       </w:r>
@@ -7158,15 +7570,13 @@
           <w:rFonts w:ascii="Trebuchet MS" w:hAnsi="Trebuchet MS"/>
           <w:sz w:val="28"/>
           <w:szCs w:val="28"/>
-          <w:lang w:val="en-NL"/>
-        </w:rPr>
-      </w:pPr>
-      <w:r>
-        <w:rPr>
-          <w:rFonts w:ascii="Trebuchet MS" w:hAnsi="Trebuchet MS"/>
-          <w:sz w:val="28"/>
-          <w:szCs w:val="28"/>
-          <w:lang w:val="en-NL"/>
+        </w:rPr>
+      </w:pPr>
+      <w:r>
+        <w:rPr>
+          <w:rFonts w:ascii="Trebuchet MS" w:hAnsi="Trebuchet MS"/>
+          <w:sz w:val="28"/>
+          <w:szCs w:val="28"/>
         </w:rPr>
         <w:t>-</w:t>
       </w:r>
@@ -7175,7 +7585,6 @@
           <w:rFonts w:ascii="Trebuchet MS" w:hAnsi="Trebuchet MS"/>
           <w:sz w:val="28"/>
           <w:szCs w:val="28"/>
-          <w:lang w:val="en-NL"/>
         </w:rPr>
         <w:t xml:space="preserve">  Change one thing at a time, and for a reason. </w:t>
       </w:r>
@@ -7186,15 +7595,13 @@
           <w:rFonts w:ascii="Trebuchet MS" w:hAnsi="Trebuchet MS"/>
           <w:sz w:val="28"/>
           <w:szCs w:val="28"/>
-          <w:lang w:val="en-NL"/>
-        </w:rPr>
-      </w:pPr>
-      <w:r>
-        <w:rPr>
-          <w:rFonts w:ascii="Trebuchet MS" w:hAnsi="Trebuchet MS"/>
-          <w:sz w:val="28"/>
-          <w:szCs w:val="28"/>
-          <w:lang w:val="en-NL"/>
+        </w:rPr>
+      </w:pPr>
+      <w:r>
+        <w:rPr>
+          <w:rFonts w:ascii="Trebuchet MS" w:hAnsi="Trebuchet MS"/>
+          <w:sz w:val="28"/>
+          <w:szCs w:val="28"/>
         </w:rPr>
         <w:t>-</w:t>
       </w:r>
@@ -7203,7 +7610,6 @@
           <w:rFonts w:ascii="Trebuchet MS" w:hAnsi="Trebuchet MS"/>
           <w:sz w:val="28"/>
           <w:szCs w:val="28"/>
-          <w:lang w:val="en-NL"/>
         </w:rPr>
         <w:t xml:space="preserve">  Keep track of what you’ve done. </w:t>
       </w:r>
@@ -7214,15 +7620,13 @@
           <w:rFonts w:ascii="Trebuchet MS" w:hAnsi="Trebuchet MS"/>
           <w:sz w:val="28"/>
           <w:szCs w:val="28"/>
-          <w:lang w:val="en-NL"/>
-        </w:rPr>
-      </w:pPr>
-      <w:r>
-        <w:rPr>
-          <w:rFonts w:ascii="Trebuchet MS" w:hAnsi="Trebuchet MS"/>
-          <w:sz w:val="28"/>
-          <w:szCs w:val="28"/>
-          <w:lang w:val="en-NL"/>
+        </w:rPr>
+      </w:pPr>
+      <w:r>
+        <w:rPr>
+          <w:rFonts w:ascii="Trebuchet MS" w:hAnsi="Trebuchet MS"/>
+          <w:sz w:val="28"/>
+          <w:szCs w:val="28"/>
         </w:rPr>
         <w:t>-</w:t>
       </w:r>
@@ -7231,7 +7635,6 @@
           <w:rFonts w:ascii="Trebuchet MS" w:hAnsi="Trebuchet MS"/>
           <w:sz w:val="28"/>
           <w:szCs w:val="28"/>
-          <w:lang w:val="en-NL"/>
         </w:rPr>
         <w:t xml:space="preserve">  Be humble</w:t>
       </w:r>
@@ -7242,15 +7645,13 @@
           <w:rFonts w:ascii="Trebuchet MS" w:hAnsi="Trebuchet MS"/>
           <w:sz w:val="28"/>
           <w:szCs w:val="28"/>
-          <w:lang w:val="en-NL"/>
-        </w:rPr>
-      </w:pPr>
-      <w:r>
-        <w:rPr>
-          <w:rFonts w:ascii="Trebuchet MS" w:hAnsi="Trebuchet MS"/>
-          <w:sz w:val="28"/>
-          <w:szCs w:val="28"/>
-          <w:lang w:val="en-NL"/>
+        </w:rPr>
+      </w:pPr>
+      <w:r>
+        <w:rPr>
+          <w:rFonts w:ascii="Trebuchet MS" w:hAnsi="Trebuchet MS"/>
+          <w:sz w:val="28"/>
+          <w:szCs w:val="28"/>
         </w:rPr>
         <w:t>- search up the error codes</w:t>
       </w:r>
@@ -7261,15 +7662,13 @@
           <w:rFonts w:ascii="Trebuchet MS" w:hAnsi="Trebuchet MS"/>
           <w:sz w:val="28"/>
           <w:szCs w:val="28"/>
-          <w:lang w:val="en-NL"/>
-        </w:rPr>
-      </w:pPr>
-      <w:r>
-        <w:rPr>
-          <w:rFonts w:ascii="Trebuchet MS" w:hAnsi="Trebuchet MS"/>
-          <w:sz w:val="28"/>
-          <w:szCs w:val="28"/>
-          <w:lang w:val="en-NL"/>
+        </w:rPr>
+      </w:pPr>
+      <w:r>
+        <w:rPr>
+          <w:rFonts w:ascii="Trebuchet MS" w:hAnsi="Trebuchet MS"/>
+          <w:sz w:val="28"/>
+          <w:szCs w:val="28"/>
         </w:rPr>
         <w:t>- take a break</w:t>
       </w:r>
@@ -7280,15 +7679,13 @@
           <w:rFonts w:ascii="Trebuchet MS" w:hAnsi="Trebuchet MS"/>
           <w:sz w:val="28"/>
           <w:szCs w:val="28"/>
-          <w:lang w:val="en-NL"/>
-        </w:rPr>
-      </w:pPr>
-      <w:r>
-        <w:rPr>
-          <w:rFonts w:ascii="Trebuchet MS" w:hAnsi="Trebuchet MS"/>
-          <w:sz w:val="28"/>
-          <w:szCs w:val="28"/>
-          <w:lang w:val="en-NL"/>
+        </w:rPr>
+      </w:pPr>
+      <w:r>
+        <w:rPr>
+          <w:rFonts w:ascii="Trebuchet MS" w:hAnsi="Trebuchet MS"/>
+          <w:sz w:val="28"/>
+          <w:szCs w:val="28"/>
         </w:rPr>
         <w:t>- use a rubber duck</w:t>
       </w:r>
